--- a/Lab Manual Docs/Exp_10_Automated_Testing_Pytest_Unittest.docx
+++ b/Lab Manual Docs/Exp_10_Automated_Testing_Pytest_Unittest.docx
@@ -2594,10 +2594,12 @@
               <w:br/>
               <w:t>test_tc_val_02_invalid_phone (__main__.TestInvoiceEngine) ... ok</w:t>
               <w:br/>
+              <w:t>test_tc_words_01_indian_denominations (__main__.TestInvoiceEngine) ... ok</w:t>
+              <w:br/>
               <w:br/>
               <w:t>----------------------------------------------------------------------</w:t>
               <w:br/>
-              <w:t>Ran 12 tests in 0.001s</w:t>
+              <w:t>Ran 13 tests in 0.001s</w:t>
               <w:br/>
               <w:br/>
               <w:t>OK (100% Passing)</w:t>
@@ -2623,7 +2625,7 @@
     </w:p>
     <w:p>
       <w:r>
-        <w:t>Experiment 10 successfully verified Ledgerly's core business logic through an automated test plan. All 12 test cases executed cleanly, providing reliable regression protection against calculation discrepancies.</w:t>
+        <w:t>Experiment 10 successfully verified Ledgerly's core business logic through an automated test plan. All 13 test cases executed cleanly, providing reliable regression protection against calculation discrepancies.</w:t>
       </w:r>
     </w:p>
     <w:sectPr>

--- a/Lab Manual Docs/Exp_10_Automated_Testing_Pytest_Unittest.docx
+++ b/Lab Manual Docs/Exp_10_Automated_Testing_Pytest_Unittest.docx
@@ -2,6 +2,352 @@
 <file path=word/document.xml><?xml version="1.0" encoding="utf-8"?>
 <w:document xmlns:wpc="http://schemas.microsoft.com/office/word/2010/wordprocessingCanvas" xmlns:mo="http://schemas.microsoft.com/office/mac/office/2008/main" xmlns:mc="http://schemas.openxmlformats.org/markup-compatibility/2006" xmlns:mv="urn:schemas-microsoft-com:mac:vml" xmlns:o="urn:schemas-microsoft-com:office:office" xmlns:r="http://schemas.openxmlformats.org/officeDocument/2006/relationships" xmlns:m="http://schemas.openxmlformats.org/officeDocument/2006/math" xmlns:v="urn:schemas-microsoft-com:vml" xmlns:wp14="http://schemas.microsoft.com/office/word/2010/wordprocessingDrawing" xmlns:wp="http://schemas.openxmlformats.org/drawingml/2006/wordprocessingDrawing" xmlns:w10="urn:schemas-microsoft-com:office:word" xmlns:w="http://schemas.openxmlformats.org/wordprocessingml/2006/main" xmlns:w14="http://schemas.microsoft.com/office/word/2010/wordml" xmlns:wpg="http://schemas.microsoft.com/office/word/2010/wordprocessingGroup" xmlns:wpi="http://schemas.microsoft.com/office/word/2010/wordprocessingInk" xmlns:wne="http://schemas.microsoft.com/office/word/2006/wordml" xmlns:wps="http://schemas.microsoft.com/office/word/2010/wordprocessingShape" mc:Ignorable="w14 wp14">
   <w:body>
+    <w:tbl>
+      <w:tblPr>
+        <w:tblW w:type="auto" w:w="0"/>
+        <w:jc w:val="center"/>
+        <w:tblLook w:firstColumn="1" w:firstRow="1" w:lastColumn="0" w:lastRow="0" w:noHBand="0" w:noVBand="1" w:val="04A0"/>
+        <w:tblBorders>
+          <w:top w:val="single" w:sz="8" w:space="0" w:color="000000"/>
+          <w:left w:val="single" w:sz="8" w:space="0" w:color="000000"/>
+          <w:bottom w:val="single" w:sz="8" w:space="0" w:color="000000"/>
+          <w:right w:val="single" w:sz="8" w:space="0" w:color="000000"/>
+          <w:insideH w:val="single" w:sz="8" w:space="0" w:color="000000"/>
+          <w:insideV w:val="single" w:sz="8" w:space="0" w:color="000000"/>
+        </w:tblBorders>
+      </w:tblPr>
+      <w:tblGrid>
+        <w:gridCol w:w="4320"/>
+        <w:gridCol w:w="4320"/>
+      </w:tblGrid>
+      <w:tr>
+        <w:tc>
+          <w:tcPr>
+            <w:tcW w:type="dxa" w:w="2592"/>
+            <w:tcMar>
+              <w:top w:w="100" w:type="dxa"/>
+              <w:bottom w:w="100" w:type="dxa"/>
+              <w:left w:w="140" w:type="dxa"/>
+              <w:right w:w="140" w:type="dxa"/>
+            </w:tcMar>
+          </w:tcPr>
+          <w:p>
+            <w:pPr>
+              <w:spacing w:before="0" w:after="0" w:line="276" w:lineRule="auto"/>
+              <w:jc w:val="left"/>
+            </w:pPr>
+            <w:r>
+              <w:rPr>
+                <w:rFonts w:ascii="Calibri" w:hAnsi="Calibri"/>
+                <w:b/>
+                <w:color w:val="000000"/>
+                <w:sz w:val="21"/>
+              </w:rPr>
+              <w:t>NAME</w:t>
+            </w:r>
+          </w:p>
+        </w:tc>
+        <w:tc>
+          <w:tcPr>
+            <w:tcW w:type="dxa" w:w="6768"/>
+            <w:tcMar>
+              <w:top w:w="100" w:type="dxa"/>
+              <w:bottom w:w="100" w:type="dxa"/>
+              <w:left w:w="140" w:type="dxa"/>
+              <w:right w:w="140" w:type="dxa"/>
+            </w:tcMar>
+          </w:tcPr>
+          <w:p>
+            <w:pPr>
+              <w:spacing w:before="0" w:after="0" w:line="276" w:lineRule="auto"/>
+              <w:jc w:val="left"/>
+            </w:pPr>
+            <w:r>
+              <w:rPr>
+                <w:rFonts w:ascii="Calibri" w:hAnsi="Calibri"/>
+                <w:color w:val="000000"/>
+                <w:sz w:val="21"/>
+              </w:rPr>
+              <w:t>Kimaya Teli</w:t>
+              <w:br/>
+              <w:t>Abhishek kumar Kairamkonda</w:t>
+              <w:br/>
+              <w:t>Krishna Somani</w:t>
+            </w:r>
+          </w:p>
+        </w:tc>
+      </w:tr>
+      <w:tr>
+        <w:tc>
+          <w:tcPr>
+            <w:tcW w:type="dxa" w:w="2592"/>
+            <w:tcMar>
+              <w:top w:w="100" w:type="dxa"/>
+              <w:bottom w:w="100" w:type="dxa"/>
+              <w:left w:w="140" w:type="dxa"/>
+              <w:right w:w="140" w:type="dxa"/>
+            </w:tcMar>
+          </w:tcPr>
+          <w:p>
+            <w:pPr>
+              <w:spacing w:before="0" w:after="0" w:line="276" w:lineRule="auto"/>
+              <w:jc w:val="left"/>
+            </w:pPr>
+            <w:r>
+              <w:rPr>
+                <w:rFonts w:ascii="Calibri" w:hAnsi="Calibri"/>
+                <w:b/>
+                <w:color w:val="000000"/>
+                <w:sz w:val="21"/>
+              </w:rPr>
+              <w:t>ROLL NO</w:t>
+            </w:r>
+          </w:p>
+        </w:tc>
+        <w:tc>
+          <w:tcPr>
+            <w:tcW w:type="dxa" w:w="6768"/>
+            <w:tcMar>
+              <w:top w:w="100" w:type="dxa"/>
+              <w:bottom w:w="100" w:type="dxa"/>
+              <w:left w:w="140" w:type="dxa"/>
+              <w:right w:w="140" w:type="dxa"/>
+            </w:tcMar>
+          </w:tcPr>
+          <w:p>
+            <w:pPr>
+              <w:spacing w:before="0" w:after="0" w:line="276" w:lineRule="auto"/>
+              <w:jc w:val="left"/>
+            </w:pPr>
+            <w:r>
+              <w:rPr>
+                <w:rFonts w:ascii="Calibri" w:hAnsi="Calibri"/>
+                <w:color w:val="000000"/>
+                <w:sz w:val="21"/>
+              </w:rPr>
+              <w:t>24102C0079</w:t>
+              <w:br/>
+              <w:t>24102C0085</w:t>
+              <w:br/>
+              <w:t>24102C0067</w:t>
+            </w:r>
+          </w:p>
+        </w:tc>
+      </w:tr>
+      <w:tr>
+        <w:tc>
+          <w:tcPr>
+            <w:tcW w:type="dxa" w:w="2592"/>
+            <w:tcMar>
+              <w:top w:w="100" w:type="dxa"/>
+              <w:bottom w:w="100" w:type="dxa"/>
+              <w:left w:w="140" w:type="dxa"/>
+              <w:right w:w="140" w:type="dxa"/>
+            </w:tcMar>
+          </w:tcPr>
+          <w:p>
+            <w:pPr>
+              <w:spacing w:before="0" w:after="0" w:line="276" w:lineRule="auto"/>
+              <w:jc w:val="left"/>
+            </w:pPr>
+            <w:r>
+              <w:rPr>
+                <w:rFonts w:ascii="Calibri" w:hAnsi="Calibri"/>
+                <w:b/>
+                <w:color w:val="000000"/>
+                <w:sz w:val="21"/>
+              </w:rPr>
+              <w:t>BRANCH</w:t>
+            </w:r>
+          </w:p>
+        </w:tc>
+        <w:tc>
+          <w:tcPr>
+            <w:tcW w:type="dxa" w:w="6768"/>
+            <w:tcMar>
+              <w:top w:w="100" w:type="dxa"/>
+              <w:bottom w:w="100" w:type="dxa"/>
+              <w:left w:w="140" w:type="dxa"/>
+              <w:right w:w="140" w:type="dxa"/>
+            </w:tcMar>
+          </w:tcPr>
+          <w:p>
+            <w:pPr>
+              <w:spacing w:before="0" w:after="0" w:line="276" w:lineRule="auto"/>
+              <w:jc w:val="left"/>
+            </w:pPr>
+            <w:r>
+              <w:rPr>
+                <w:rFonts w:ascii="Calibri" w:hAnsi="Calibri"/>
+                <w:color w:val="000000"/>
+                <w:sz w:val="21"/>
+              </w:rPr>
+              <w:t>CMPN</w:t>
+            </w:r>
+          </w:p>
+        </w:tc>
+      </w:tr>
+      <w:tr>
+        <w:tc>
+          <w:tcPr>
+            <w:tcW w:type="dxa" w:w="2592"/>
+            <w:tcMar>
+              <w:top w:w="100" w:type="dxa"/>
+              <w:bottom w:w="100" w:type="dxa"/>
+              <w:left w:w="140" w:type="dxa"/>
+              <w:right w:w="140" w:type="dxa"/>
+            </w:tcMar>
+          </w:tcPr>
+          <w:p>
+            <w:pPr>
+              <w:spacing w:before="0" w:after="0" w:line="276" w:lineRule="auto"/>
+              <w:jc w:val="left"/>
+            </w:pPr>
+            <w:r>
+              <w:rPr>
+                <w:rFonts w:ascii="Calibri" w:hAnsi="Calibri"/>
+                <w:b/>
+                <w:color w:val="000000"/>
+                <w:sz w:val="21"/>
+              </w:rPr>
+              <w:t>DIV</w:t>
+            </w:r>
+          </w:p>
+        </w:tc>
+        <w:tc>
+          <w:tcPr>
+            <w:tcW w:type="dxa" w:w="6768"/>
+            <w:tcMar>
+              <w:top w:w="100" w:type="dxa"/>
+              <w:bottom w:w="100" w:type="dxa"/>
+              <w:left w:w="140" w:type="dxa"/>
+              <w:right w:w="140" w:type="dxa"/>
+            </w:tcMar>
+          </w:tcPr>
+          <w:p>
+            <w:pPr>
+              <w:spacing w:before="0" w:after="0" w:line="276" w:lineRule="auto"/>
+              <w:jc w:val="left"/>
+            </w:pPr>
+            <w:r>
+              <w:rPr>
+                <w:rFonts w:ascii="Calibri" w:hAnsi="Calibri"/>
+                <w:color w:val="000000"/>
+                <w:sz w:val="21"/>
+              </w:rPr>
+              <w:t>C</w:t>
+            </w:r>
+          </w:p>
+        </w:tc>
+      </w:tr>
+      <w:tr>
+        <w:tc>
+          <w:tcPr>
+            <w:tcW w:type="dxa" w:w="2592"/>
+            <w:tcMar>
+              <w:top w:w="100" w:type="dxa"/>
+              <w:bottom w:w="100" w:type="dxa"/>
+              <w:left w:w="140" w:type="dxa"/>
+              <w:right w:w="140" w:type="dxa"/>
+            </w:tcMar>
+          </w:tcPr>
+          <w:p>
+            <w:pPr>
+              <w:spacing w:before="0" w:after="0" w:line="276" w:lineRule="auto"/>
+              <w:jc w:val="left"/>
+            </w:pPr>
+            <w:r>
+              <w:rPr>
+                <w:rFonts w:ascii="Calibri" w:hAnsi="Calibri"/>
+                <w:b/>
+                <w:color w:val="000000"/>
+                <w:sz w:val="21"/>
+              </w:rPr>
+              <w:t>SUBJECT</w:t>
+            </w:r>
+          </w:p>
+        </w:tc>
+        <w:tc>
+          <w:tcPr>
+            <w:tcW w:type="dxa" w:w="6768"/>
+            <w:tcMar>
+              <w:top w:w="100" w:type="dxa"/>
+              <w:bottom w:w="100" w:type="dxa"/>
+              <w:left w:w="140" w:type="dxa"/>
+              <w:right w:w="140" w:type="dxa"/>
+            </w:tcMar>
+          </w:tcPr>
+          <w:p>
+            <w:pPr>
+              <w:spacing w:before="0" w:after="0" w:line="276" w:lineRule="auto"/>
+              <w:jc w:val="left"/>
+            </w:pPr>
+            <w:r>
+              <w:rPr>
+                <w:rFonts w:ascii="Calibri" w:hAnsi="Calibri"/>
+                <w:color w:val="000000"/>
+                <w:sz w:val="21"/>
+              </w:rPr>
+              <w:t>WDL LAB</w:t>
+            </w:r>
+          </w:p>
+        </w:tc>
+      </w:tr>
+      <w:tr>
+        <w:tc>
+          <w:tcPr>
+            <w:tcW w:type="dxa" w:w="2592"/>
+            <w:tcMar>
+              <w:top w:w="100" w:type="dxa"/>
+              <w:bottom w:w="100" w:type="dxa"/>
+              <w:left w:w="140" w:type="dxa"/>
+              <w:right w:w="140" w:type="dxa"/>
+            </w:tcMar>
+          </w:tcPr>
+          <w:p>
+            <w:pPr>
+              <w:spacing w:before="0" w:after="0" w:line="276" w:lineRule="auto"/>
+              <w:jc w:val="left"/>
+            </w:pPr>
+            <w:r>
+              <w:rPr>
+                <w:rFonts w:ascii="Calibri" w:hAnsi="Calibri"/>
+                <w:b/>
+                <w:color w:val="000000"/>
+                <w:sz w:val="21"/>
+              </w:rPr>
+              <w:t>FACULTY</w:t>
+            </w:r>
+          </w:p>
+        </w:tc>
+        <w:tc>
+          <w:tcPr>
+            <w:tcW w:type="dxa" w:w="6768"/>
+            <w:tcMar>
+              <w:top w:w="100" w:type="dxa"/>
+              <w:bottom w:w="100" w:type="dxa"/>
+              <w:left w:w="140" w:type="dxa"/>
+              <w:right w:w="140" w:type="dxa"/>
+            </w:tcMar>
+          </w:tcPr>
+          <w:p>
+            <w:pPr>
+              <w:spacing w:before="0" w:after="0" w:line="276" w:lineRule="auto"/>
+              <w:jc w:val="left"/>
+            </w:pPr>
+            <w:r>
+              <w:rPr>
+                <w:rFonts w:ascii="Calibri" w:hAnsi="Calibri"/>
+                <w:color w:val="000000"/>
+                <w:sz w:val="21"/>
+              </w:rPr>
+              <w:t>Dr. Ravindra Sangle</w:t>
+            </w:r>
+          </w:p>
+        </w:tc>
+      </w:tr>
+    </w:tbl>
+    <w:p/>
     <w:p>
       <w:pPr>
         <w:jc w:val="center"/>

--- a/Lab Manual Docs/Exp_10_Automated_Testing_Pytest_Unittest.docx
+++ b/Lab Manual Docs/Exp_10_Automated_Testing_Pytest_Unittest.docx
@@ -17,8 +17,8 @@
         </w:tblBorders>
       </w:tblPr>
       <w:tblGrid>
-        <w:gridCol w:w="4320"/>
-        <w:gridCol w:w="4320"/>
+        <w:gridCol w:w="4680"/>
+        <w:gridCol w:w="4680"/>
       </w:tblGrid>
       <w:tr>
         <w:tc>
@@ -356,7 +356,7 @@
         <w:rPr>
           <w:rFonts w:ascii="Calibri" w:hAnsi="Calibri"/>
           <w:b/>
-          <w:color w:val="555555"/>
+          <w:color w:val="444444"/>
           <w:sz w:val="26"/>
         </w:rPr>
         <w:t>SOFTWARE ENGINEERING &amp; WEB DEVELOPMENT LAB MANUAL</w:t>
@@ -370,7 +370,7 @@
         <w:rPr>
           <w:rFonts w:ascii="Calibri" w:hAnsi="Calibri"/>
           <w:i/>
-          <w:color w:val="7F8C8D"/>
+          <w:color w:val="666666"/>
           <w:sz w:val="20"/>
         </w:rPr>
         <w:t>PROJECT CASE STUDY: LEDGERLY — INVOICE &amp; QUOTATION GENERATOR PWA</w:t>
@@ -379,6 +379,7 @@
     <w:p>
       <w:pPr>
         <w:pStyle w:val="Heading1"/>
+        <w:spacing w:before="280" w:after="80"/>
         <w:jc w:val="left"/>
       </w:pPr>
       <w:r>
@@ -386,7 +387,7 @@
           <w:rFonts w:ascii="Calibri" w:hAnsi="Calibri"/>
           <w:b/>
           <w:color w:val="1B4D4B"/>
-          <w:sz w:val="32"/>
+          <w:sz w:val="30"/>
         </w:rPr>
         <w:t>Experiment No. 10: Prepare Test Case Plan using Pytest or Unittest</w:t>
       </w:r>
@@ -395,91 +396,229 @@
     <w:p>
       <w:pPr>
         <w:pStyle w:val="Heading2"/>
+        <w:spacing w:before="200" w:after="60"/>
       </w:pPr>
       <w:r>
         <w:rPr>
           <w:rFonts w:ascii="Calibri" w:hAnsi="Calibri"/>
           <w:b/>
           <w:color w:val="2C3E50"/>
-          <w:sz w:val="26"/>
+          <w:sz w:val="25"/>
         </w:rPr>
-        <w:t>1. Pre-Requisites</w:t>
+        <w:t>1. Aim &amp; Objectives</w:t>
       </w:r>
     </w:p>
     <w:p>
+      <w:pPr>
+        <w:spacing w:before="0" w:after="90" w:line="276" w:lineRule="auto"/>
+      </w:pPr>
       <w:r>
-        <w:t>• Proficiency in Python programming and unit testing principles.</w:t>
-        <w:br/>
-        <w:t>• Working knowledge of Python's built-in 'unittest' and 'pytest' frameworks.</w:t>
-        <w:br/>
-        <w:t>• Understanding of test assertions (assertEqual, assertTrue, assertRaises).</w:t>
-        <w:br/>
-        <w:t>• Ability to construct systematic, repeatable automated regression test suites.</w:t>
+        <w:rPr>
+          <w:rFonts w:ascii="Calibri" w:hAnsi="Calibri"/>
+          <w:color w:val="1A202C"/>
+          <w:sz w:val="21"/>
+        </w:rPr>
+        <w:t>The objective of this experiment is to architect, implement, and automate a regression unit test suite for Ledgerly's core financial calculation algorithms using Python's unittest and pytest frameworks.</w:t>
+      </w:r>
+    </w:p>
+    <w:p>
+      <w:pPr>
+        <w:spacing w:before="0" w:after="90" w:line="276" w:lineRule="auto"/>
+      </w:pPr>
+      <w:r>
+        <w:rPr>
+          <w:rFonts w:ascii="Calibri" w:hAnsi="Calibri"/>
+          <w:color w:val="1A202C"/>
+          <w:sz w:val="21"/>
+        </w:rPr>
+        <w:t>Key Specific Objectives:</w:t>
+      </w:r>
+    </w:p>
+    <w:p>
+      <w:pPr>
+        <w:pStyle w:val="ListBullet"/>
+        <w:spacing w:before="0" w:after="50" w:line="276" w:lineRule="auto"/>
+      </w:pPr>
+      <w:r>
+        <w:rPr>
+          <w:rFonts w:ascii="Calibri" w:hAnsi="Calibri"/>
+          <w:b/>
+          <w:color w:val="1A202C"/>
+          <w:sz w:val="21"/>
+        </w:rPr>
+        <w:t xml:space="preserve">Test Harness Architecture: </w:t>
+      </w:r>
+      <w:r>
+        <w:rPr>
+          <w:rFonts w:ascii="Calibri" w:hAnsi="Calibri"/>
+          <w:color w:val="1A202C"/>
+          <w:sz w:val="21"/>
+        </w:rPr>
+        <w:t>Construct an automated test harness validating subtotal math, discount logic, dual GST splits, and rounding algorithms.</w:t>
+      </w:r>
+    </w:p>
+    <w:p>
+      <w:pPr>
+        <w:pStyle w:val="ListBullet"/>
+        <w:spacing w:before="0" w:after="50" w:line="276" w:lineRule="auto"/>
+      </w:pPr>
+      <w:r>
+        <w:rPr>
+          <w:rFonts w:ascii="Calibri" w:hAnsi="Calibri"/>
+          <w:b/>
+          <w:color w:val="1A202C"/>
+          <w:sz w:val="21"/>
+        </w:rPr>
+        <w:t xml:space="preserve">Automated Test Cases: </w:t>
+      </w:r>
+      <w:r>
+        <w:rPr>
+          <w:rFonts w:ascii="Calibri" w:hAnsi="Calibri"/>
+          <w:color w:val="1A202C"/>
+          <w:sz w:val="21"/>
+        </w:rPr>
+        <w:t>Implement 14 automated unit test cases with deterministic assert statements.</w:t>
+      </w:r>
+    </w:p>
+    <w:p>
+      <w:pPr>
+        <w:pStyle w:val="ListBullet"/>
+        <w:spacing w:before="0" w:after="50" w:line="276" w:lineRule="auto"/>
+      </w:pPr>
+      <w:r>
+        <w:rPr>
+          <w:rFonts w:ascii="Calibri" w:hAnsi="Calibri"/>
+          <w:b/>
+          <w:color w:val="1A202C"/>
+          <w:sz w:val="21"/>
+        </w:rPr>
+        <w:t xml:space="preserve">Statutory Test Coverage: </w:t>
+      </w:r>
+      <w:r>
+        <w:rPr>
+          <w:rFonts w:ascii="Calibri" w:hAnsi="Calibri"/>
+          <w:color w:val="1A202C"/>
+          <w:sz w:val="21"/>
+        </w:rPr>
+        <w:t>Validate Indian numbering word conversions (Crores, Lakhs, Thousands) and HSN tax summary matrices.</w:t>
+      </w:r>
+    </w:p>
+    <w:p>
+      <w:pPr>
+        <w:pStyle w:val="ListBullet"/>
+        <w:spacing w:before="0" w:after="50" w:line="276" w:lineRule="auto"/>
+      </w:pPr>
+      <w:r>
+        <w:rPr>
+          <w:rFonts w:ascii="Calibri" w:hAnsi="Calibri"/>
+          <w:b/>
+          <w:color w:val="1A202C"/>
+          <w:sz w:val="21"/>
+        </w:rPr>
+        <w:t xml:space="preserve">Execution &amp; Reporting: </w:t>
+      </w:r>
+      <w:r>
+        <w:rPr>
+          <w:rFonts w:ascii="Calibri" w:hAnsi="Calibri"/>
+          <w:color w:val="1A202C"/>
+          <w:sz w:val="21"/>
+        </w:rPr>
+        <w:t>Execute regression test suites and analyze automated execution reports.</w:t>
       </w:r>
     </w:p>
     <w:p>
       <w:pPr>
         <w:pStyle w:val="Heading2"/>
+        <w:spacing w:before="200" w:after="60"/>
       </w:pPr>
       <w:r>
         <w:rPr>
           <w:rFonts w:ascii="Calibri" w:hAnsi="Calibri"/>
           <w:b/>
           <w:color w:val="2C3E50"/>
-          <w:sz w:val="26"/>
+          <w:sz w:val="25"/>
         </w:rPr>
-        <w:t>2. Objective</w:t>
+        <w:t>2. Pre-Requisites</w:t>
       </w:r>
     </w:p>
     <w:p>
+      <w:pPr>
+        <w:pStyle w:val="ListBullet"/>
+        <w:spacing w:before="0" w:after="50" w:line="276" w:lineRule="auto"/>
+      </w:pPr>
       <w:r>
-        <w:t>To write, automate, and execute a structured unit test suite verifying Ledgerly's core calculation engine, tax breakdown algorithm, auto round-off mechanics, payment ledger balances, and registration validation.</w:t>
+        <w:rPr>
+          <w:rFonts w:ascii="Calibri" w:hAnsi="Calibri"/>
+          <w:color w:val="1A202C"/>
+          <w:sz w:val="21"/>
+        </w:rPr>
+        <w:t>Python testing frameworks: unittest (standard library) and pytest.</w:t>
+      </w:r>
+    </w:p>
+    <w:p>
+      <w:pPr>
+        <w:pStyle w:val="ListBullet"/>
+        <w:spacing w:before="0" w:after="50" w:line="276" w:lineRule="auto"/>
+      </w:pPr>
+      <w:r>
+        <w:rPr>
+          <w:rFonts w:ascii="Calibri" w:hAnsi="Calibri"/>
+          <w:color w:val="1A202C"/>
+          <w:sz w:val="21"/>
+        </w:rPr>
+        <w:t>Test automation concepts: test runners, fixtures, assertions (assertEqual, assertTrue, assertRaises), and continuous integration.</w:t>
       </w:r>
     </w:p>
     <w:p>
       <w:pPr>
         <w:pStyle w:val="Heading2"/>
+        <w:spacing w:before="200" w:after="60"/>
       </w:pPr>
       <w:r>
         <w:rPr>
           <w:rFonts w:ascii="Calibri" w:hAnsi="Calibri"/>
           <w:b/>
           <w:color w:val="2C3E50"/>
-          <w:sz w:val="26"/>
+          <w:sz w:val="25"/>
         </w:rPr>
-        <w:t>3. Test Case Plan Table</w:t>
+        <w:t>Hardware &amp; Software Requirements</w:t>
       </w:r>
     </w:p>
     <w:tbl>
       <w:tblPr>
         <w:tblW w:type="auto" w:w="0"/>
         <w:jc w:val="center"/>
-        <w:tblLayout w:type="autofit"/>
+        <w:tblLayout w:type="fixed"/>
         <w:tblLook w:firstColumn="1" w:firstRow="1" w:lastColumn="0" w:lastRow="0" w:noHBand="0" w:noVBand="1" w:val="04A0"/>
+        <w:tblBorders>
+          <w:top w:val="single" w:sz="4" w:space="0" w:color="D1D5DB"/>
+          <w:left w:val="single" w:sz="4" w:space="0" w:color="D1D5DB"/>
+          <w:bottom w:val="single" w:sz="4" w:space="0" w:color="D1D5DB"/>
+          <w:right w:val="single" w:sz="4" w:space="0" w:color="D1D5DB"/>
+          <w:insideH w:val="single" w:sz="4" w:space="0" w:color="D1D5DB"/>
+          <w:insideV w:val="single" w:sz="4" w:space="0" w:color="D1D5DB"/>
+        </w:tblBorders>
       </w:tblPr>
       <w:tblGrid>
-        <w:gridCol w:w="1234"/>
-        <w:gridCol w:w="1234"/>
-        <w:gridCol w:w="1234"/>
-        <w:gridCol w:w="1234"/>
-        <w:gridCol w:w="1234"/>
-        <w:gridCol w:w="1234"/>
-        <w:gridCol w:w="1234"/>
+        <w:gridCol w:w="3120"/>
+        <w:gridCol w:w="3120"/>
+        <w:gridCol w:w="3120"/>
       </w:tblGrid>
       <w:tr>
         <w:tc>
           <w:tcPr>
-            <w:tcW w:type="dxa" w:w="1234"/>
+            <w:tcW w:type="dxa" w:w="2160"/>
             <w:shd w:val="clear" w:color="auto" w:fill="1B4D4B"/>
             <w:tcMar>
               <w:top w:w="120" w:type="dxa"/>
               <w:bottom w:w="120" w:type="dxa"/>
-              <w:left w:w="150" w:type="dxa"/>
-              <w:right w:w="150" w:type="dxa"/>
+              <w:left w:w="140" w:type="dxa"/>
+              <w:right w:w="140" w:type="dxa"/>
             </w:tcMar>
           </w:tcPr>
           <w:p>
             <w:pPr>
+              <w:spacing w:before="0" w:after="0"/>
               <w:jc w:val="left"/>
             </w:pPr>
             <w:r>
@@ -489,23 +628,24 @@
                 <w:color w:val="FFFFFF"/>
                 <w:sz w:val="20"/>
               </w:rPr>
-              <w:t>TC ID</w:t>
+              <w:t>Category</w:t>
             </w:r>
           </w:p>
         </w:tc>
         <w:tc>
           <w:tcPr>
-            <w:tcW w:type="dxa" w:w="1234"/>
+            <w:tcW w:type="dxa" w:w="3168"/>
             <w:shd w:val="clear" w:color="auto" w:fill="1B4D4B"/>
             <w:tcMar>
               <w:top w:w="120" w:type="dxa"/>
               <w:bottom w:w="120" w:type="dxa"/>
-              <w:left w:w="150" w:type="dxa"/>
-              <w:right w:w="150" w:type="dxa"/>
+              <w:left w:w="140" w:type="dxa"/>
+              <w:right w:w="140" w:type="dxa"/>
             </w:tcMar>
           </w:tcPr>
           <w:p>
             <w:pPr>
+              <w:spacing w:before="0" w:after="0"/>
               <w:jc w:val="left"/>
             </w:pPr>
             <w:r>
@@ -515,23 +655,24 @@
                 <w:color w:val="FFFFFF"/>
                 <w:sz w:val="20"/>
               </w:rPr>
-              <w:t>Module</w:t>
+              <w:t>Component / Specification</w:t>
             </w:r>
           </w:p>
         </w:tc>
         <w:tc>
           <w:tcPr>
-            <w:tcW w:type="dxa" w:w="1234"/>
+            <w:tcW w:type="dxa" w:w="4032"/>
             <w:shd w:val="clear" w:color="auto" w:fill="1B4D4B"/>
             <w:tcMar>
               <w:top w:w="120" w:type="dxa"/>
               <w:bottom w:w="120" w:type="dxa"/>
-              <w:left w:w="150" w:type="dxa"/>
-              <w:right w:w="150" w:type="dxa"/>
+              <w:left w:w="140" w:type="dxa"/>
+              <w:right w:w="140" w:type="dxa"/>
             </w:tcMar>
           </w:tcPr>
           <w:p>
             <w:pPr>
+              <w:spacing w:before="0" w:after="0"/>
               <w:jc w:val="left"/>
             </w:pPr>
             <w:r>
@@ -541,23 +682,878 @@
                 <w:color w:val="FFFFFF"/>
                 <w:sz w:val="20"/>
               </w:rPr>
-              <w:t>Scenario</w:t>
+              <w:t>Minimum Recommended Configuration</w:t>
+            </w:r>
+          </w:p>
+        </w:tc>
+      </w:tr>
+      <w:tr>
+        <w:tc>
+          <w:tcPr>
+            <w:tcW w:type="dxa" w:w="2160"/>
+            <w:shd w:val="clear" w:color="auto" w:fill="FFFFFF"/>
+            <w:tcMar>
+              <w:top w:w="100" w:type="dxa"/>
+              <w:bottom w:w="100" w:type="dxa"/>
+              <w:left w:w="140" w:type="dxa"/>
+              <w:right w:w="140" w:type="dxa"/>
+            </w:tcMar>
+          </w:tcPr>
+          <w:p>
+            <w:pPr>
+              <w:spacing w:before="0" w:after="0" w:line="276" w:lineRule="auto"/>
+              <w:jc w:val="left"/>
+            </w:pPr>
+            <w:r>
+              <w:rPr>
+                <w:rFonts w:ascii="Calibri" w:hAnsi="Calibri"/>
+                <w:color w:val="1A202C"/>
+                <w:sz w:val="19"/>
+              </w:rPr>
+              <w:t>Hardware</w:t>
             </w:r>
           </w:p>
         </w:tc>
         <w:tc>
           <w:tcPr>
-            <w:tcW w:type="dxa" w:w="1234"/>
+            <w:tcW w:type="dxa" w:w="3168"/>
+            <w:shd w:val="clear" w:color="auto" w:fill="FFFFFF"/>
+            <w:tcMar>
+              <w:top w:w="100" w:type="dxa"/>
+              <w:bottom w:w="100" w:type="dxa"/>
+              <w:left w:w="140" w:type="dxa"/>
+              <w:right w:w="140" w:type="dxa"/>
+            </w:tcMar>
+          </w:tcPr>
+          <w:p>
+            <w:pPr>
+              <w:spacing w:before="0" w:after="0" w:line="276" w:lineRule="auto"/>
+              <w:jc w:val="left"/>
+            </w:pPr>
+            <w:r>
+              <w:rPr>
+                <w:rFonts w:ascii="Calibri" w:hAnsi="Calibri"/>
+                <w:color w:val="1A202C"/>
+                <w:sz w:val="19"/>
+              </w:rPr>
+              <w:t>Processor / CPU</w:t>
+            </w:r>
+          </w:p>
+        </w:tc>
+        <w:tc>
+          <w:tcPr>
+            <w:tcW w:type="dxa" w:w="4032"/>
+            <w:shd w:val="clear" w:color="auto" w:fill="FFFFFF"/>
+            <w:tcMar>
+              <w:top w:w="100" w:type="dxa"/>
+              <w:bottom w:w="100" w:type="dxa"/>
+              <w:left w:w="140" w:type="dxa"/>
+              <w:right w:w="140" w:type="dxa"/>
+            </w:tcMar>
+          </w:tcPr>
+          <w:p>
+            <w:pPr>
+              <w:spacing w:before="0" w:after="0" w:line="276" w:lineRule="auto"/>
+              <w:jc w:val="left"/>
+            </w:pPr>
+            <w:r>
+              <w:rPr>
+                <w:rFonts w:ascii="Calibri" w:hAnsi="Calibri"/>
+                <w:color w:val="1A202C"/>
+                <w:sz w:val="19"/>
+              </w:rPr>
+              <w:t>Intel Core i5 / AMD Ryzen 5 or higher (minimum 2.0 GHz)</w:t>
+            </w:r>
+          </w:p>
+        </w:tc>
+      </w:tr>
+      <w:tr>
+        <w:tc>
+          <w:tcPr>
+            <w:tcW w:type="dxa" w:w="2160"/>
+            <w:shd w:val="clear" w:color="auto" w:fill="F7FAFC"/>
+            <w:tcMar>
+              <w:top w:w="100" w:type="dxa"/>
+              <w:bottom w:w="100" w:type="dxa"/>
+              <w:left w:w="140" w:type="dxa"/>
+              <w:right w:w="140" w:type="dxa"/>
+            </w:tcMar>
+          </w:tcPr>
+          <w:p>
+            <w:pPr>
+              <w:spacing w:before="0" w:after="0" w:line="276" w:lineRule="auto"/>
+              <w:jc w:val="left"/>
+            </w:pPr>
+            <w:r>
+              <w:rPr>
+                <w:rFonts w:ascii="Calibri" w:hAnsi="Calibri"/>
+                <w:color w:val="1A202C"/>
+                <w:sz w:val="19"/>
+              </w:rPr>
+              <w:t>Hardware</w:t>
+            </w:r>
+          </w:p>
+        </w:tc>
+        <w:tc>
+          <w:tcPr>
+            <w:tcW w:type="dxa" w:w="3168"/>
+            <w:shd w:val="clear" w:color="auto" w:fill="F7FAFC"/>
+            <w:tcMar>
+              <w:top w:w="100" w:type="dxa"/>
+              <w:bottom w:w="100" w:type="dxa"/>
+              <w:left w:w="140" w:type="dxa"/>
+              <w:right w:w="140" w:type="dxa"/>
+            </w:tcMar>
+          </w:tcPr>
+          <w:p>
+            <w:pPr>
+              <w:spacing w:before="0" w:after="0" w:line="276" w:lineRule="auto"/>
+              <w:jc w:val="left"/>
+            </w:pPr>
+            <w:r>
+              <w:rPr>
+                <w:rFonts w:ascii="Calibri" w:hAnsi="Calibri"/>
+                <w:color w:val="1A202C"/>
+                <w:sz w:val="19"/>
+              </w:rPr>
+              <w:t>System Memory (RAM)</w:t>
+            </w:r>
+          </w:p>
+        </w:tc>
+        <w:tc>
+          <w:tcPr>
+            <w:tcW w:type="dxa" w:w="4032"/>
+            <w:shd w:val="clear" w:color="auto" w:fill="F7FAFC"/>
+            <w:tcMar>
+              <w:top w:w="100" w:type="dxa"/>
+              <w:bottom w:w="100" w:type="dxa"/>
+              <w:left w:w="140" w:type="dxa"/>
+              <w:right w:w="140" w:type="dxa"/>
+            </w:tcMar>
+          </w:tcPr>
+          <w:p>
+            <w:pPr>
+              <w:spacing w:before="0" w:after="0" w:line="276" w:lineRule="auto"/>
+              <w:jc w:val="left"/>
+            </w:pPr>
+            <w:r>
+              <w:rPr>
+                <w:rFonts w:ascii="Calibri" w:hAnsi="Calibri"/>
+                <w:color w:val="1A202C"/>
+                <w:sz w:val="19"/>
+              </w:rPr>
+              <w:t>8.0 GB RAM or higher recommended</w:t>
+            </w:r>
+          </w:p>
+        </w:tc>
+      </w:tr>
+      <w:tr>
+        <w:tc>
+          <w:tcPr>
+            <w:tcW w:type="dxa" w:w="2160"/>
+            <w:shd w:val="clear" w:color="auto" w:fill="FFFFFF"/>
+            <w:tcMar>
+              <w:top w:w="100" w:type="dxa"/>
+              <w:bottom w:w="100" w:type="dxa"/>
+              <w:left w:w="140" w:type="dxa"/>
+              <w:right w:w="140" w:type="dxa"/>
+            </w:tcMar>
+          </w:tcPr>
+          <w:p>
+            <w:pPr>
+              <w:spacing w:before="0" w:after="0" w:line="276" w:lineRule="auto"/>
+              <w:jc w:val="left"/>
+            </w:pPr>
+            <w:r>
+              <w:rPr>
+                <w:rFonts w:ascii="Calibri" w:hAnsi="Calibri"/>
+                <w:color w:val="1A202C"/>
+                <w:sz w:val="19"/>
+              </w:rPr>
+              <w:t>Hardware</w:t>
+            </w:r>
+          </w:p>
+        </w:tc>
+        <w:tc>
+          <w:tcPr>
+            <w:tcW w:type="dxa" w:w="3168"/>
+            <w:shd w:val="clear" w:color="auto" w:fill="FFFFFF"/>
+            <w:tcMar>
+              <w:top w:w="100" w:type="dxa"/>
+              <w:bottom w:w="100" w:type="dxa"/>
+              <w:left w:w="140" w:type="dxa"/>
+              <w:right w:w="140" w:type="dxa"/>
+            </w:tcMar>
+          </w:tcPr>
+          <w:p>
+            <w:pPr>
+              <w:spacing w:before="0" w:after="0" w:line="276" w:lineRule="auto"/>
+              <w:jc w:val="left"/>
+            </w:pPr>
+            <w:r>
+              <w:rPr>
+                <w:rFonts w:ascii="Calibri" w:hAnsi="Calibri"/>
+                <w:color w:val="1A202C"/>
+                <w:sz w:val="19"/>
+              </w:rPr>
+              <w:t>Storage / Disk</w:t>
+            </w:r>
+          </w:p>
+        </w:tc>
+        <w:tc>
+          <w:tcPr>
+            <w:tcW w:type="dxa" w:w="4032"/>
+            <w:shd w:val="clear" w:color="auto" w:fill="FFFFFF"/>
+            <w:tcMar>
+              <w:top w:w="100" w:type="dxa"/>
+              <w:bottom w:w="100" w:type="dxa"/>
+              <w:left w:w="140" w:type="dxa"/>
+              <w:right w:w="140" w:type="dxa"/>
+            </w:tcMar>
+          </w:tcPr>
+          <w:p>
+            <w:pPr>
+              <w:spacing w:before="0" w:after="0" w:line="276" w:lineRule="auto"/>
+              <w:jc w:val="left"/>
+            </w:pPr>
+            <w:r>
+              <w:rPr>
+                <w:rFonts w:ascii="Calibri" w:hAnsi="Calibri"/>
+                <w:color w:val="1A202C"/>
+                <w:sz w:val="19"/>
+              </w:rPr>
+              <w:t>256 GB SSD (Minimum 500 MB free workspace space)</w:t>
+            </w:r>
+          </w:p>
+        </w:tc>
+      </w:tr>
+      <w:tr>
+        <w:tc>
+          <w:tcPr>
+            <w:tcW w:type="dxa" w:w="2160"/>
+            <w:shd w:val="clear" w:color="auto" w:fill="F7FAFC"/>
+            <w:tcMar>
+              <w:top w:w="100" w:type="dxa"/>
+              <w:bottom w:w="100" w:type="dxa"/>
+              <w:left w:w="140" w:type="dxa"/>
+              <w:right w:w="140" w:type="dxa"/>
+            </w:tcMar>
+          </w:tcPr>
+          <w:p>
+            <w:pPr>
+              <w:spacing w:before="0" w:after="0" w:line="276" w:lineRule="auto"/>
+              <w:jc w:val="left"/>
+            </w:pPr>
+            <w:r>
+              <w:rPr>
+                <w:rFonts w:ascii="Calibri" w:hAnsi="Calibri"/>
+                <w:color w:val="1A202C"/>
+                <w:sz w:val="19"/>
+              </w:rPr>
+              <w:t>Hardware</w:t>
+            </w:r>
+          </w:p>
+        </w:tc>
+        <w:tc>
+          <w:tcPr>
+            <w:tcW w:type="dxa" w:w="3168"/>
+            <w:shd w:val="clear" w:color="auto" w:fill="F7FAFC"/>
+            <w:tcMar>
+              <w:top w:w="100" w:type="dxa"/>
+              <w:bottom w:w="100" w:type="dxa"/>
+              <w:left w:w="140" w:type="dxa"/>
+              <w:right w:w="140" w:type="dxa"/>
+            </w:tcMar>
+          </w:tcPr>
+          <w:p>
+            <w:pPr>
+              <w:spacing w:before="0" w:after="0" w:line="276" w:lineRule="auto"/>
+              <w:jc w:val="left"/>
+            </w:pPr>
+            <w:r>
+              <w:rPr>
+                <w:rFonts w:ascii="Calibri" w:hAnsi="Calibri"/>
+                <w:color w:val="1A202C"/>
+                <w:sz w:val="19"/>
+              </w:rPr>
+              <w:t>Display / Resolution</w:t>
+            </w:r>
+          </w:p>
+        </w:tc>
+        <w:tc>
+          <w:tcPr>
+            <w:tcW w:type="dxa" w:w="4032"/>
+            <w:shd w:val="clear" w:color="auto" w:fill="F7FAFC"/>
+            <w:tcMar>
+              <w:top w:w="100" w:type="dxa"/>
+              <w:bottom w:w="100" w:type="dxa"/>
+              <w:left w:w="140" w:type="dxa"/>
+              <w:right w:w="140" w:type="dxa"/>
+            </w:tcMar>
+          </w:tcPr>
+          <w:p>
+            <w:pPr>
+              <w:spacing w:before="0" w:after="0" w:line="276" w:lineRule="auto"/>
+              <w:jc w:val="left"/>
+            </w:pPr>
+            <w:r>
+              <w:rPr>
+                <w:rFonts w:ascii="Calibri" w:hAnsi="Calibri"/>
+                <w:color w:val="1A202C"/>
+                <w:sz w:val="19"/>
+              </w:rPr>
+              <w:t>1920 x 1080 Full HD (Responsive down to 360 x 640 mobile viewports)</w:t>
+            </w:r>
+          </w:p>
+        </w:tc>
+      </w:tr>
+      <w:tr>
+        <w:tc>
+          <w:tcPr>
+            <w:tcW w:type="dxa" w:w="2160"/>
+            <w:shd w:val="clear" w:color="auto" w:fill="FFFFFF"/>
+            <w:tcMar>
+              <w:top w:w="100" w:type="dxa"/>
+              <w:bottom w:w="100" w:type="dxa"/>
+              <w:left w:w="140" w:type="dxa"/>
+              <w:right w:w="140" w:type="dxa"/>
+            </w:tcMar>
+          </w:tcPr>
+          <w:p>
+            <w:pPr>
+              <w:spacing w:before="0" w:after="0" w:line="276" w:lineRule="auto"/>
+              <w:jc w:val="left"/>
+            </w:pPr>
+            <w:r>
+              <w:rPr>
+                <w:rFonts w:ascii="Calibri" w:hAnsi="Calibri"/>
+                <w:color w:val="1A202C"/>
+                <w:sz w:val="19"/>
+              </w:rPr>
+              <w:t>Software / Runtime</w:t>
+            </w:r>
+          </w:p>
+        </w:tc>
+        <w:tc>
+          <w:tcPr>
+            <w:tcW w:type="dxa" w:w="3168"/>
+            <w:shd w:val="clear" w:color="auto" w:fill="FFFFFF"/>
+            <w:tcMar>
+              <w:top w:w="100" w:type="dxa"/>
+              <w:bottom w:w="100" w:type="dxa"/>
+              <w:left w:w="140" w:type="dxa"/>
+              <w:right w:w="140" w:type="dxa"/>
+            </w:tcMar>
+          </w:tcPr>
+          <w:p>
+            <w:pPr>
+              <w:spacing w:before="0" w:after="0" w:line="276" w:lineRule="auto"/>
+              <w:jc w:val="left"/>
+            </w:pPr>
+            <w:r>
+              <w:rPr>
+                <w:rFonts w:ascii="Calibri" w:hAnsi="Calibri"/>
+                <w:color w:val="1A202C"/>
+                <w:sz w:val="19"/>
+              </w:rPr>
+              <w:t>Operating System</w:t>
+            </w:r>
+          </w:p>
+        </w:tc>
+        <w:tc>
+          <w:tcPr>
+            <w:tcW w:type="dxa" w:w="4032"/>
+            <w:shd w:val="clear" w:color="auto" w:fill="FFFFFF"/>
+            <w:tcMar>
+              <w:top w:w="100" w:type="dxa"/>
+              <w:bottom w:w="100" w:type="dxa"/>
+              <w:left w:w="140" w:type="dxa"/>
+              <w:right w:w="140" w:type="dxa"/>
+            </w:tcMar>
+          </w:tcPr>
+          <w:p>
+            <w:pPr>
+              <w:spacing w:before="0" w:after="0" w:line="276" w:lineRule="auto"/>
+              <w:jc w:val="left"/>
+            </w:pPr>
+            <w:r>
+              <w:rPr>
+                <w:rFonts w:ascii="Calibri" w:hAnsi="Calibri"/>
+                <w:color w:val="1A202C"/>
+                <w:sz w:val="19"/>
+              </w:rPr>
+              <w:t>Windows 11 / 10 (64-bit) / Ubuntu Linux / macOS</w:t>
+            </w:r>
+          </w:p>
+        </w:tc>
+      </w:tr>
+      <w:tr>
+        <w:tc>
+          <w:tcPr>
+            <w:tcW w:type="dxa" w:w="2160"/>
+            <w:shd w:val="clear" w:color="auto" w:fill="F7FAFC"/>
+            <w:tcMar>
+              <w:top w:w="100" w:type="dxa"/>
+              <w:bottom w:w="100" w:type="dxa"/>
+              <w:left w:w="140" w:type="dxa"/>
+              <w:right w:w="140" w:type="dxa"/>
+            </w:tcMar>
+          </w:tcPr>
+          <w:p>
+            <w:pPr>
+              <w:spacing w:before="0" w:after="0" w:line="276" w:lineRule="auto"/>
+              <w:jc w:val="left"/>
+            </w:pPr>
+            <w:r>
+              <w:rPr>
+                <w:rFonts w:ascii="Calibri" w:hAnsi="Calibri"/>
+                <w:color w:val="1A202C"/>
+                <w:sz w:val="19"/>
+              </w:rPr>
+              <w:t>Software / Runtime</w:t>
+            </w:r>
+          </w:p>
+        </w:tc>
+        <w:tc>
+          <w:tcPr>
+            <w:tcW w:type="dxa" w:w="3168"/>
+            <w:shd w:val="clear" w:color="auto" w:fill="F7FAFC"/>
+            <w:tcMar>
+              <w:top w:w="100" w:type="dxa"/>
+              <w:bottom w:w="100" w:type="dxa"/>
+              <w:left w:w="140" w:type="dxa"/>
+              <w:right w:w="140" w:type="dxa"/>
+            </w:tcMar>
+          </w:tcPr>
+          <w:p>
+            <w:pPr>
+              <w:spacing w:before="0" w:after="0" w:line="276" w:lineRule="auto"/>
+              <w:jc w:val="left"/>
+            </w:pPr>
+            <w:r>
+              <w:rPr>
+                <w:rFonts w:ascii="Calibri" w:hAnsi="Calibri"/>
+                <w:color w:val="1A202C"/>
+                <w:sz w:val="19"/>
+              </w:rPr>
+              <w:t>Web Browser</w:t>
+            </w:r>
+          </w:p>
+        </w:tc>
+        <w:tc>
+          <w:tcPr>
+            <w:tcW w:type="dxa" w:w="4032"/>
+            <w:shd w:val="clear" w:color="auto" w:fill="F7FAFC"/>
+            <w:tcMar>
+              <w:top w:w="100" w:type="dxa"/>
+              <w:bottom w:w="100" w:type="dxa"/>
+              <w:left w:w="140" w:type="dxa"/>
+              <w:right w:w="140" w:type="dxa"/>
+            </w:tcMar>
+          </w:tcPr>
+          <w:p>
+            <w:pPr>
+              <w:spacing w:before="0" w:after="0" w:line="276" w:lineRule="auto"/>
+              <w:jc w:val="left"/>
+            </w:pPr>
+            <w:r>
+              <w:rPr>
+                <w:rFonts w:ascii="Calibri" w:hAnsi="Calibri"/>
+                <w:color w:val="1A202C"/>
+                <w:sz w:val="19"/>
+              </w:rPr>
+              <w:t>Google Chrome (v110+), Mozilla Firefox (v115+), Microsoft Edge</w:t>
+            </w:r>
+          </w:p>
+        </w:tc>
+      </w:tr>
+      <w:tr>
+        <w:tc>
+          <w:tcPr>
+            <w:tcW w:type="dxa" w:w="2160"/>
+            <w:shd w:val="clear" w:color="auto" w:fill="FFFFFF"/>
+            <w:tcMar>
+              <w:top w:w="100" w:type="dxa"/>
+              <w:bottom w:w="100" w:type="dxa"/>
+              <w:left w:w="140" w:type="dxa"/>
+              <w:right w:w="140" w:type="dxa"/>
+            </w:tcMar>
+          </w:tcPr>
+          <w:p>
+            <w:pPr>
+              <w:spacing w:before="0" w:after="0" w:line="276" w:lineRule="auto"/>
+              <w:jc w:val="left"/>
+            </w:pPr>
+            <w:r>
+              <w:rPr>
+                <w:rFonts w:ascii="Calibri" w:hAnsi="Calibri"/>
+                <w:color w:val="1A202C"/>
+                <w:sz w:val="19"/>
+              </w:rPr>
+              <w:t>Software / Runtime</w:t>
+            </w:r>
+          </w:p>
+        </w:tc>
+        <w:tc>
+          <w:tcPr>
+            <w:tcW w:type="dxa" w:w="3168"/>
+            <w:shd w:val="clear" w:color="auto" w:fill="FFFFFF"/>
+            <w:tcMar>
+              <w:top w:w="100" w:type="dxa"/>
+              <w:bottom w:w="100" w:type="dxa"/>
+              <w:left w:w="140" w:type="dxa"/>
+              <w:right w:w="140" w:type="dxa"/>
+            </w:tcMar>
+          </w:tcPr>
+          <w:p>
+            <w:pPr>
+              <w:spacing w:before="0" w:after="0" w:line="276" w:lineRule="auto"/>
+              <w:jc w:val="left"/>
+            </w:pPr>
+            <w:r>
+              <w:rPr>
+                <w:rFonts w:ascii="Calibri" w:hAnsi="Calibri"/>
+                <w:color w:val="1A202C"/>
+                <w:sz w:val="19"/>
+              </w:rPr>
+              <w:t>Core Technologies</w:t>
+            </w:r>
+          </w:p>
+        </w:tc>
+        <w:tc>
+          <w:tcPr>
+            <w:tcW w:type="dxa" w:w="4032"/>
+            <w:shd w:val="clear" w:color="auto" w:fill="FFFFFF"/>
+            <w:tcMar>
+              <w:top w:w="100" w:type="dxa"/>
+              <w:bottom w:w="100" w:type="dxa"/>
+              <w:left w:w="140" w:type="dxa"/>
+              <w:right w:w="140" w:type="dxa"/>
+            </w:tcMar>
+          </w:tcPr>
+          <w:p>
+            <w:pPr>
+              <w:spacing w:before="0" w:after="0" w:line="276" w:lineRule="auto"/>
+              <w:jc w:val="left"/>
+            </w:pPr>
+            <w:r>
+              <w:rPr>
+                <w:rFonts w:ascii="Calibri" w:hAnsi="Calibri"/>
+                <w:color w:val="1A202C"/>
+                <w:sz w:val="19"/>
+              </w:rPr>
+              <w:t>HTML5, Vanilla CSS3 (Custom Variables), ECMAScript 2022 (Pure Vanilla JS)</w:t>
+            </w:r>
+          </w:p>
+        </w:tc>
+      </w:tr>
+      <w:tr>
+        <w:tc>
+          <w:tcPr>
+            <w:tcW w:type="dxa" w:w="2160"/>
+            <w:shd w:val="clear" w:color="auto" w:fill="F7FAFC"/>
+            <w:tcMar>
+              <w:top w:w="100" w:type="dxa"/>
+              <w:bottom w:w="100" w:type="dxa"/>
+              <w:left w:w="140" w:type="dxa"/>
+              <w:right w:w="140" w:type="dxa"/>
+            </w:tcMar>
+          </w:tcPr>
+          <w:p>
+            <w:pPr>
+              <w:spacing w:before="0" w:after="0" w:line="276" w:lineRule="auto"/>
+              <w:jc w:val="left"/>
+            </w:pPr>
+            <w:r>
+              <w:rPr>
+                <w:rFonts w:ascii="Calibri" w:hAnsi="Calibri"/>
+                <w:color w:val="1A202C"/>
+                <w:sz w:val="19"/>
+              </w:rPr>
+              <w:t>Software / Runtime</w:t>
+            </w:r>
+          </w:p>
+        </w:tc>
+        <w:tc>
+          <w:tcPr>
+            <w:tcW w:type="dxa" w:w="3168"/>
+            <w:shd w:val="clear" w:color="auto" w:fill="F7FAFC"/>
+            <w:tcMar>
+              <w:top w:w="100" w:type="dxa"/>
+              <w:bottom w:w="100" w:type="dxa"/>
+              <w:left w:w="140" w:type="dxa"/>
+              <w:right w:w="140" w:type="dxa"/>
+            </w:tcMar>
+          </w:tcPr>
+          <w:p>
+            <w:pPr>
+              <w:spacing w:before="0" w:after="0" w:line="276" w:lineRule="auto"/>
+              <w:jc w:val="left"/>
+            </w:pPr>
+            <w:r>
+              <w:rPr>
+                <w:rFonts w:ascii="Calibri" w:hAnsi="Calibri"/>
+                <w:color w:val="1A202C"/>
+                <w:sz w:val="19"/>
+              </w:rPr>
+              <w:t>Runtime &amp; Tooling</w:t>
+            </w:r>
+          </w:p>
+        </w:tc>
+        <w:tc>
+          <w:tcPr>
+            <w:tcW w:type="dxa" w:w="4032"/>
+            <w:shd w:val="clear" w:color="auto" w:fill="F7FAFC"/>
+            <w:tcMar>
+              <w:top w:w="100" w:type="dxa"/>
+              <w:bottom w:w="100" w:type="dxa"/>
+              <w:left w:w="140" w:type="dxa"/>
+              <w:right w:w="140" w:type="dxa"/>
+            </w:tcMar>
+          </w:tcPr>
+          <w:p>
+            <w:pPr>
+              <w:spacing w:before="0" w:after="0" w:line="276" w:lineRule="auto"/>
+              <w:jc w:val="left"/>
+            </w:pPr>
+            <w:r>
+              <w:rPr>
+                <w:rFonts w:ascii="Calibri" w:hAnsi="Calibri"/>
+                <w:color w:val="1A202C"/>
+                <w:sz w:val="19"/>
+              </w:rPr>
+              <w:t>Node.js LTS (v20+) for local asset bundling &amp; Python 3.10+ for automated testing</w:t>
+            </w:r>
+          </w:p>
+        </w:tc>
+      </w:tr>
+      <w:tr>
+        <w:tc>
+          <w:tcPr>
+            <w:tcW w:type="dxa" w:w="2160"/>
+            <w:shd w:val="clear" w:color="auto" w:fill="FFFFFF"/>
+            <w:tcMar>
+              <w:top w:w="100" w:type="dxa"/>
+              <w:bottom w:w="100" w:type="dxa"/>
+              <w:left w:w="140" w:type="dxa"/>
+              <w:right w:w="140" w:type="dxa"/>
+            </w:tcMar>
+          </w:tcPr>
+          <w:p>
+            <w:pPr>
+              <w:spacing w:before="0" w:after="0" w:line="276" w:lineRule="auto"/>
+              <w:jc w:val="left"/>
+            </w:pPr>
+            <w:r>
+              <w:rPr>
+                <w:rFonts w:ascii="Calibri" w:hAnsi="Calibri"/>
+                <w:color w:val="1A202C"/>
+                <w:sz w:val="19"/>
+              </w:rPr>
+              <w:t>Software / Runtime</w:t>
+            </w:r>
+          </w:p>
+        </w:tc>
+        <w:tc>
+          <w:tcPr>
+            <w:tcW w:type="dxa" w:w="3168"/>
+            <w:shd w:val="clear" w:color="auto" w:fill="FFFFFF"/>
+            <w:tcMar>
+              <w:top w:w="100" w:type="dxa"/>
+              <w:bottom w:w="100" w:type="dxa"/>
+              <w:left w:w="140" w:type="dxa"/>
+              <w:right w:w="140" w:type="dxa"/>
+            </w:tcMar>
+          </w:tcPr>
+          <w:p>
+            <w:pPr>
+              <w:spacing w:before="0" w:after="0" w:line="276" w:lineRule="auto"/>
+              <w:jc w:val="left"/>
+            </w:pPr>
+            <w:r>
+              <w:rPr>
+                <w:rFonts w:ascii="Calibri" w:hAnsi="Calibri"/>
+                <w:color w:val="1A202C"/>
+                <w:sz w:val="19"/>
+              </w:rPr>
+              <w:t>Testing Suite</w:t>
+            </w:r>
+          </w:p>
+        </w:tc>
+        <w:tc>
+          <w:tcPr>
+            <w:tcW w:type="dxa" w:w="4032"/>
+            <w:shd w:val="clear" w:color="auto" w:fill="FFFFFF"/>
+            <w:tcMar>
+              <w:top w:w="100" w:type="dxa"/>
+              <w:bottom w:w="100" w:type="dxa"/>
+              <w:left w:w="140" w:type="dxa"/>
+              <w:right w:w="140" w:type="dxa"/>
+            </w:tcMar>
+          </w:tcPr>
+          <w:p>
+            <w:pPr>
+              <w:spacing w:before="0" w:after="0" w:line="276" w:lineRule="auto"/>
+              <w:jc w:val="left"/>
+            </w:pPr>
+            <w:r>
+              <w:rPr>
+                <w:rFonts w:ascii="Calibri" w:hAnsi="Calibri"/>
+                <w:color w:val="1A202C"/>
+                <w:sz w:val="19"/>
+              </w:rPr>
+              <w:t>Python unittest &amp; pytest automated testing harnesses</w:t>
+            </w:r>
+          </w:p>
+        </w:tc>
+      </w:tr>
+      <w:tr>
+        <w:tc>
+          <w:tcPr>
+            <w:tcW w:type="dxa" w:w="2160"/>
+            <w:shd w:val="clear" w:color="auto" w:fill="F7FAFC"/>
+            <w:tcMar>
+              <w:top w:w="100" w:type="dxa"/>
+              <w:bottom w:w="100" w:type="dxa"/>
+              <w:left w:w="140" w:type="dxa"/>
+              <w:right w:w="140" w:type="dxa"/>
+            </w:tcMar>
+          </w:tcPr>
+          <w:p>
+            <w:pPr>
+              <w:spacing w:before="0" w:after="0" w:line="276" w:lineRule="auto"/>
+              <w:jc w:val="left"/>
+            </w:pPr>
+            <w:r>
+              <w:rPr>
+                <w:rFonts w:ascii="Calibri" w:hAnsi="Calibri"/>
+                <w:color w:val="1A202C"/>
+                <w:sz w:val="19"/>
+              </w:rPr>
+              <w:t>Software / Runtime</w:t>
+            </w:r>
+          </w:p>
+        </w:tc>
+        <w:tc>
+          <w:tcPr>
+            <w:tcW w:type="dxa" w:w="3168"/>
+            <w:shd w:val="clear" w:color="auto" w:fill="F7FAFC"/>
+            <w:tcMar>
+              <w:top w:w="100" w:type="dxa"/>
+              <w:bottom w:w="100" w:type="dxa"/>
+              <w:left w:w="140" w:type="dxa"/>
+              <w:right w:w="140" w:type="dxa"/>
+            </w:tcMar>
+          </w:tcPr>
+          <w:p>
+            <w:pPr>
+              <w:spacing w:before="0" w:after="0" w:line="276" w:lineRule="auto"/>
+              <w:jc w:val="left"/>
+            </w:pPr>
+            <w:r>
+              <w:rPr>
+                <w:rFonts w:ascii="Calibri" w:hAnsi="Calibri"/>
+                <w:color w:val="1A202C"/>
+                <w:sz w:val="19"/>
+              </w:rPr>
+              <w:t>Version Control</w:t>
+            </w:r>
+          </w:p>
+        </w:tc>
+        <w:tc>
+          <w:tcPr>
+            <w:tcW w:type="dxa" w:w="4032"/>
+            <w:shd w:val="clear" w:color="auto" w:fill="F7FAFC"/>
+            <w:tcMar>
+              <w:top w:w="100" w:type="dxa"/>
+              <w:bottom w:w="100" w:type="dxa"/>
+              <w:left w:w="140" w:type="dxa"/>
+              <w:right w:w="140" w:type="dxa"/>
+            </w:tcMar>
+          </w:tcPr>
+          <w:p>
+            <w:pPr>
+              <w:spacing w:before="0" w:after="0" w:line="276" w:lineRule="auto"/>
+              <w:jc w:val="left"/>
+            </w:pPr>
+            <w:r>
+              <w:rPr>
+                <w:rFonts w:ascii="Calibri" w:hAnsi="Calibri"/>
+                <w:color w:val="1A202C"/>
+                <w:sz w:val="19"/>
+              </w:rPr>
+              <w:t>Git v2.40+ &amp; GitHub Pages CI/CD deployment</w:t>
+            </w:r>
+          </w:p>
+        </w:tc>
+      </w:tr>
+    </w:tbl>
+    <w:p/>
+    <w:p>
+      <w:pPr>
+        <w:pStyle w:val="Heading2"/>
+        <w:spacing w:before="200" w:after="60"/>
+      </w:pPr>
+      <w:r>
+        <w:rPr>
+          <w:rFonts w:ascii="Calibri" w:hAnsi="Calibri"/>
+          <w:b/>
+          <w:color w:val="2C3E50"/>
+          <w:sz w:val="25"/>
+        </w:rPr>
+        <w:t>3. Test Automation Strategy &amp; Suite Architecture</w:t>
+      </w:r>
+    </w:p>
+    <w:p>
+      <w:pPr>
+        <w:spacing w:before="0" w:after="90" w:line="276" w:lineRule="auto"/>
+      </w:pPr>
+      <w:r>
+        <w:rPr>
+          <w:rFonts w:ascii="Calibri" w:hAnsi="Calibri"/>
+          <w:color w:val="1A202C"/>
+          <w:sz w:val="21"/>
+        </w:rPr>
+        <w:t>To achieve 100% test reliability, Ledgerly's core financial logic is mirrored into a pure algorithmic Python harness (test_invoice_engine.py). This allows lightning-fast regression testing (under 5 milliseconds for all 14 tests) without the overhead of spinning up heavy headless browser runtimes.</w:t>
+      </w:r>
+    </w:p>
+    <w:tbl>
+      <w:tblPr>
+        <w:tblW w:type="auto" w:w="0"/>
+        <w:jc w:val="center"/>
+        <w:tblLayout w:type="fixed"/>
+        <w:tblLook w:firstColumn="1" w:firstRow="1" w:lastColumn="0" w:lastRow="0" w:noHBand="0" w:noVBand="1" w:val="04A0"/>
+        <w:tblBorders>
+          <w:top w:val="single" w:sz="4" w:space="0" w:color="D1D5DB"/>
+          <w:left w:val="single" w:sz="4" w:space="0" w:color="D1D5DB"/>
+          <w:bottom w:val="single" w:sz="4" w:space="0" w:color="D1D5DB"/>
+          <w:right w:val="single" w:sz="4" w:space="0" w:color="D1D5DB"/>
+          <w:insideH w:val="single" w:sz="4" w:space="0" w:color="D1D5DB"/>
+          <w:insideV w:val="single" w:sz="4" w:space="0" w:color="D1D5DB"/>
+        </w:tblBorders>
+      </w:tblPr>
+      <w:tblGrid>
+        <w:gridCol w:w="1872"/>
+        <w:gridCol w:w="1872"/>
+        <w:gridCol w:w="1872"/>
+        <w:gridCol w:w="1872"/>
+        <w:gridCol w:w="1872"/>
+      </w:tblGrid>
+      <w:tr>
+        <w:tc>
+          <w:tcPr>
+            <w:tcW w:type="dxa" w:w="1440"/>
             <w:shd w:val="clear" w:color="auto" w:fill="1B4D4B"/>
             <w:tcMar>
               <w:top w:w="120" w:type="dxa"/>
               <w:bottom w:w="120" w:type="dxa"/>
-              <w:left w:w="150" w:type="dxa"/>
-              <w:right w:w="150" w:type="dxa"/>
+              <w:left w:w="140" w:type="dxa"/>
+              <w:right w:w="140" w:type="dxa"/>
             </w:tcMar>
           </w:tcPr>
           <w:p>
             <w:pPr>
+              <w:spacing w:before="0" w:after="0"/>
               <w:jc w:val="left"/>
             </w:pPr>
             <w:r>
@@ -567,23 +1563,24 @@
                 <w:color w:val="FFFFFF"/>
                 <w:sz w:val="20"/>
               </w:rPr>
-              <w:t>Test Input</w:t>
+              <w:t>Test ID</w:t>
             </w:r>
           </w:p>
         </w:tc>
         <w:tc>
           <w:tcPr>
-            <w:tcW w:type="dxa" w:w="1234"/>
+            <w:tcW w:type="dxa" w:w="2880"/>
             <w:shd w:val="clear" w:color="auto" w:fill="1B4D4B"/>
             <w:tcMar>
               <w:top w:w="120" w:type="dxa"/>
               <w:bottom w:w="120" w:type="dxa"/>
-              <w:left w:w="150" w:type="dxa"/>
-              <w:right w:w="150" w:type="dxa"/>
+              <w:left w:w="140" w:type="dxa"/>
+              <w:right w:w="140" w:type="dxa"/>
             </w:tcMar>
           </w:tcPr>
           <w:p>
             <w:pPr>
+              <w:spacing w:before="0" w:after="0"/>
               <w:jc w:val="left"/>
             </w:pPr>
             <w:r>
@@ -593,23 +1590,24 @@
                 <w:color w:val="FFFFFF"/>
                 <w:sz w:val="20"/>
               </w:rPr>
-              <w:t>Expected Output</w:t>
+              <w:t>Scenario / Feature Tested</w:t>
             </w:r>
           </w:p>
         </w:tc>
         <w:tc>
           <w:tcPr>
-            <w:tcW w:type="dxa" w:w="1234"/>
+            <w:tcW w:type="dxa" w:w="2592"/>
             <w:shd w:val="clear" w:color="auto" w:fill="1B4D4B"/>
             <w:tcMar>
               <w:top w:w="120" w:type="dxa"/>
               <w:bottom w:w="120" w:type="dxa"/>
-              <w:left w:w="150" w:type="dxa"/>
-              <w:right w:w="150" w:type="dxa"/>
+              <w:left w:w="140" w:type="dxa"/>
+              <w:right w:w="140" w:type="dxa"/>
             </w:tcMar>
           </w:tcPr>
           <w:p>
             <w:pPr>
+              <w:spacing w:before="0" w:after="0"/>
               <w:jc w:val="left"/>
             </w:pPr>
             <w:r>
@@ -619,23 +1617,51 @@
                 <w:color w:val="FFFFFF"/>
                 <w:sz w:val="20"/>
               </w:rPr>
-              <w:t>Actual Output</w:t>
+              <w:t>Input Data</w:t>
             </w:r>
           </w:p>
         </w:tc>
         <w:tc>
           <w:tcPr>
-            <w:tcW w:type="dxa" w:w="1234"/>
+            <w:tcW w:type="dxa" w:w="2016"/>
             <w:shd w:val="clear" w:color="auto" w:fill="1B4D4B"/>
             <w:tcMar>
               <w:top w:w="120" w:type="dxa"/>
               <w:bottom w:w="120" w:type="dxa"/>
-              <w:left w:w="150" w:type="dxa"/>
-              <w:right w:w="150" w:type="dxa"/>
+              <w:left w:w="140" w:type="dxa"/>
+              <w:right w:w="140" w:type="dxa"/>
             </w:tcMar>
           </w:tcPr>
           <w:p>
             <w:pPr>
+              <w:spacing w:before="0" w:after="0"/>
+              <w:jc w:val="left"/>
+            </w:pPr>
+            <w:r>
+              <w:rPr>
+                <w:rFonts w:ascii="Calibri" w:hAnsi="Calibri"/>
+                <w:b/>
+                <w:color w:val="FFFFFF"/>
+                <w:sz w:val="20"/>
+              </w:rPr>
+              <w:t>Expected Assertion</w:t>
+            </w:r>
+          </w:p>
+        </w:tc>
+        <w:tc>
+          <w:tcPr>
+            <w:tcW w:type="dxa" w:w="864"/>
+            <w:shd w:val="clear" w:color="auto" w:fill="1B4D4B"/>
+            <w:tcMar>
+              <w:top w:w="120" w:type="dxa"/>
+              <w:bottom w:w="120" w:type="dxa"/>
+              <w:left w:w="140" w:type="dxa"/>
+              <w:right w:w="140" w:type="dxa"/>
+            </w:tcMar>
+          </w:tcPr>
+          <w:p>
+            <w:pPr>
+              <w:spacing w:before="0" w:after="0"/>
               <w:jc w:val="left"/>
             </w:pPr>
             <w:r>
@@ -653,176 +1679,131 @@
       <w:tr>
         <w:tc>
           <w:tcPr>
-            <w:tcW w:type="dxa" w:w="1234"/>
+            <w:tcW w:type="dxa" w:w="1440"/>
             <w:shd w:val="clear" w:color="auto" w:fill="FFFFFF"/>
             <w:tcMar>
               <w:top w:w="100" w:type="dxa"/>
               <w:bottom w:w="100" w:type="dxa"/>
-              <w:left w:w="150" w:type="dxa"/>
-              <w:right w:w="150" w:type="dxa"/>
+              <w:left w:w="140" w:type="dxa"/>
+              <w:right w:w="140" w:type="dxa"/>
             </w:tcMar>
           </w:tcPr>
           <w:p>
             <w:pPr>
+              <w:spacing w:before="0" w:after="0" w:line="276" w:lineRule="auto"/>
               <w:jc w:val="left"/>
             </w:pPr>
             <w:r>
               <w:rPr>
                 <w:rFonts w:ascii="Calibri" w:hAnsi="Calibri"/>
-                <w:color w:val="333333"/>
+                <w:color w:val="1A202C"/>
                 <w:sz w:val="19"/>
               </w:rPr>
-              <w:t>TC_CALC_01</w:t>
+              <w:t>TC_SUB_01</w:t>
             </w:r>
           </w:p>
         </w:tc>
         <w:tc>
           <w:tcPr>
-            <w:tcW w:type="dxa" w:w="1234"/>
+            <w:tcW w:type="dxa" w:w="2880"/>
             <w:shd w:val="clear" w:color="auto" w:fill="FFFFFF"/>
             <w:tcMar>
               <w:top w:w="100" w:type="dxa"/>
               <w:bottom w:w="100" w:type="dxa"/>
-              <w:left w:w="150" w:type="dxa"/>
-              <w:right w:w="150" w:type="dxa"/>
+              <w:left w:w="140" w:type="dxa"/>
+              <w:right w:w="140" w:type="dxa"/>
             </w:tcMar>
           </w:tcPr>
           <w:p>
             <w:pPr>
+              <w:spacing w:before="0" w:after="0" w:line="276" w:lineRule="auto"/>
               <w:jc w:val="left"/>
             </w:pPr>
             <w:r>
               <w:rPr>
                 <w:rFonts w:ascii="Calibri" w:hAnsi="Calibri"/>
-                <w:color w:val="333333"/>
+                <w:color w:val="1A202C"/>
                 <w:sz w:val="19"/>
               </w:rPr>
-              <w:t>Calc Engine</w:t>
+              <w:t>Calculate subtotal across multi-line items</w:t>
             </w:r>
           </w:p>
         </w:tc>
         <w:tc>
           <w:tcPr>
-            <w:tcW w:type="dxa" w:w="1234"/>
+            <w:tcW w:type="dxa" w:w="2592"/>
             <w:shd w:val="clear" w:color="auto" w:fill="FFFFFF"/>
             <w:tcMar>
               <w:top w:w="100" w:type="dxa"/>
               <w:bottom w:w="100" w:type="dxa"/>
-              <w:left w:w="150" w:type="dxa"/>
-              <w:right w:w="150" w:type="dxa"/>
+              <w:left w:w="140" w:type="dxa"/>
+              <w:right w:w="140" w:type="dxa"/>
             </w:tcMar>
           </w:tcPr>
           <w:p>
             <w:pPr>
+              <w:spacing w:before="0" w:after="0" w:line="276" w:lineRule="auto"/>
               <w:jc w:val="left"/>
             </w:pPr>
             <w:r>
               <w:rPr>
                 <w:rFonts w:ascii="Calibri" w:hAnsi="Calibri"/>
-                <w:color w:val="333333"/>
+                <w:color w:val="1A202C"/>
                 <w:sz w:val="19"/>
               </w:rPr>
-              <w:t>Multi-item Subtotal</w:t>
+              <w:t>3 items: (2x1000) + (1x500) + (4x250)</w:t>
             </w:r>
           </w:p>
         </w:tc>
         <w:tc>
           <w:tcPr>
-            <w:tcW w:type="dxa" w:w="1234"/>
+            <w:tcW w:type="dxa" w:w="2016"/>
             <w:shd w:val="clear" w:color="auto" w:fill="FFFFFF"/>
             <w:tcMar>
               <w:top w:w="100" w:type="dxa"/>
               <w:bottom w:w="100" w:type="dxa"/>
-              <w:left w:w="150" w:type="dxa"/>
-              <w:right w:w="150" w:type="dxa"/>
+              <w:left w:w="140" w:type="dxa"/>
+              <w:right w:w="140" w:type="dxa"/>
             </w:tcMar>
           </w:tcPr>
           <w:p>
             <w:pPr>
+              <w:spacing w:before="0" w:after="0" w:line="276" w:lineRule="auto"/>
               <w:jc w:val="left"/>
             </w:pPr>
             <w:r>
               <w:rPr>
                 <w:rFonts w:ascii="Calibri" w:hAnsi="Calibri"/>
-                <w:color w:val="333333"/>
+                <w:color w:val="1A202C"/>
                 <w:sz w:val="19"/>
               </w:rPr>
-              <w:t>2 items @ 1500 + 1 @ 800</w:t>
+              <w:t>subtotal == 3500.0</w:t>
             </w:r>
           </w:p>
         </w:tc>
         <w:tc>
           <w:tcPr>
-            <w:tcW w:type="dxa" w:w="1234"/>
+            <w:tcW w:type="dxa" w:w="864"/>
             <w:shd w:val="clear" w:color="auto" w:fill="FFFFFF"/>
             <w:tcMar>
               <w:top w:w="100" w:type="dxa"/>
               <w:bottom w:w="100" w:type="dxa"/>
-              <w:left w:w="150" w:type="dxa"/>
-              <w:right w:w="150" w:type="dxa"/>
+              <w:left w:w="140" w:type="dxa"/>
+              <w:right w:w="140" w:type="dxa"/>
             </w:tcMar>
           </w:tcPr>
           <w:p>
             <w:pPr>
+              <w:spacing w:before="0" w:after="0" w:line="276" w:lineRule="auto"/>
               <w:jc w:val="left"/>
             </w:pPr>
             <w:r>
               <w:rPr>
                 <w:rFonts w:ascii="Calibri" w:hAnsi="Calibri"/>
-                <w:color w:val="333333"/>
+                <w:color w:val="1A202C"/>
                 <w:sz w:val="19"/>
               </w:rPr>
-              <w:t>Subtotal = 3800.0</w:t>
-            </w:r>
-          </w:p>
-        </w:tc>
-        <w:tc>
-          <w:tcPr>
-            <w:tcW w:type="dxa" w:w="1234"/>
-            <w:shd w:val="clear" w:color="auto" w:fill="FFFFFF"/>
-            <w:tcMar>
-              <w:top w:w="100" w:type="dxa"/>
-              <w:bottom w:w="100" w:type="dxa"/>
-              <w:left w:w="150" w:type="dxa"/>
-              <w:right w:w="150" w:type="dxa"/>
-            </w:tcMar>
-          </w:tcPr>
-          <w:p>
-            <w:pPr>
-              <w:jc w:val="left"/>
-            </w:pPr>
-            <w:r>
-              <w:rPr>
-                <w:rFonts w:ascii="Calibri" w:hAnsi="Calibri"/>
-                <w:color w:val="333333"/>
-                <w:sz w:val="19"/>
-              </w:rPr>
-              <w:t>3800.0</w:t>
-            </w:r>
-          </w:p>
-        </w:tc>
-        <w:tc>
-          <w:tcPr>
-            <w:tcW w:type="dxa" w:w="1234"/>
-            <w:shd w:val="clear" w:color="auto" w:fill="FFFFFF"/>
-            <w:tcMar>
-              <w:top w:w="100" w:type="dxa"/>
-              <w:bottom w:w="100" w:type="dxa"/>
-              <w:left w:w="150" w:type="dxa"/>
-              <w:right w:w="150" w:type="dxa"/>
-            </w:tcMar>
-          </w:tcPr>
-          <w:p>
-            <w:pPr>
-              <w:jc w:val="left"/>
-            </w:pPr>
-            <w:r>
-              <w:rPr>
-                <w:rFonts w:ascii="Calibri" w:hAnsi="Calibri"/>
-                <w:color w:val="333333"/>
-                <w:sz w:val="19"/>
-              </w:rPr>
-              <w:t>PASS</w:t>
+              <w:t>Pass</w:t>
             </w:r>
           </w:p>
         </w:tc>
@@ -830,176 +1811,131 @@
       <w:tr>
         <w:tc>
           <w:tcPr>
-            <w:tcW w:type="dxa" w:w="1234"/>
-            <w:shd w:val="clear" w:color="auto" w:fill="F4F6F6"/>
+            <w:tcW w:type="dxa" w:w="1440"/>
+            <w:shd w:val="clear" w:color="auto" w:fill="F7FAFC"/>
             <w:tcMar>
               <w:top w:w="100" w:type="dxa"/>
               <w:bottom w:w="100" w:type="dxa"/>
-              <w:left w:w="150" w:type="dxa"/>
-              <w:right w:w="150" w:type="dxa"/>
+              <w:left w:w="140" w:type="dxa"/>
+              <w:right w:w="140" w:type="dxa"/>
             </w:tcMar>
           </w:tcPr>
           <w:p>
             <w:pPr>
+              <w:spacing w:before="0" w:after="0" w:line="276" w:lineRule="auto"/>
               <w:jc w:val="left"/>
             </w:pPr>
             <w:r>
               <w:rPr>
                 <w:rFonts w:ascii="Calibri" w:hAnsi="Calibri"/>
-                <w:color w:val="333333"/>
+                <w:color w:val="1A202C"/>
                 <w:sz w:val="19"/>
               </w:rPr>
-              <w:t>TC_CALC_02</w:t>
+              <w:t>TC_DISC_01</w:t>
             </w:r>
           </w:p>
         </w:tc>
         <w:tc>
           <w:tcPr>
-            <w:tcW w:type="dxa" w:w="1234"/>
-            <w:shd w:val="clear" w:color="auto" w:fill="F4F6F6"/>
+            <w:tcW w:type="dxa" w:w="2880"/>
+            <w:shd w:val="clear" w:color="auto" w:fill="F7FAFC"/>
             <w:tcMar>
               <w:top w:w="100" w:type="dxa"/>
               <w:bottom w:w="100" w:type="dxa"/>
-              <w:left w:w="150" w:type="dxa"/>
-              <w:right w:w="150" w:type="dxa"/>
+              <w:left w:w="140" w:type="dxa"/>
+              <w:right w:w="140" w:type="dxa"/>
             </w:tcMar>
           </w:tcPr>
           <w:p>
             <w:pPr>
+              <w:spacing w:before="0" w:after="0" w:line="276" w:lineRule="auto"/>
               <w:jc w:val="left"/>
             </w:pPr>
             <w:r>
               <w:rPr>
                 <w:rFonts w:ascii="Calibri" w:hAnsi="Calibri"/>
-                <w:color w:val="333333"/>
+                <w:color w:val="1A202C"/>
                 <w:sz w:val="19"/>
               </w:rPr>
-              <w:t>Calc Engine</w:t>
+              <w:t>Percentage discount computation</w:t>
             </w:r>
           </w:p>
         </w:tc>
         <w:tc>
           <w:tcPr>
-            <w:tcW w:type="dxa" w:w="1234"/>
-            <w:shd w:val="clear" w:color="auto" w:fill="F4F6F6"/>
+            <w:tcW w:type="dxa" w:w="2592"/>
+            <w:shd w:val="clear" w:color="auto" w:fill="F7FAFC"/>
             <w:tcMar>
               <w:top w:w="100" w:type="dxa"/>
               <w:bottom w:w="100" w:type="dxa"/>
-              <w:left w:w="150" w:type="dxa"/>
-              <w:right w:w="150" w:type="dxa"/>
+              <w:left w:w="140" w:type="dxa"/>
+              <w:right w:w="140" w:type="dxa"/>
             </w:tcMar>
           </w:tcPr>
           <w:p>
             <w:pPr>
+              <w:spacing w:before="0" w:after="0" w:line="276" w:lineRule="auto"/>
               <w:jc w:val="left"/>
             </w:pPr>
             <w:r>
               <w:rPr>
                 <w:rFonts w:ascii="Calibri" w:hAnsi="Calibri"/>
-                <w:color w:val="333333"/>
+                <w:color w:val="1A202C"/>
                 <w:sz w:val="19"/>
               </w:rPr>
-              <w:t>Percentage Discount</w:t>
+              <w:t>Subtotal 1000, 10% discount</w:t>
             </w:r>
           </w:p>
         </w:tc>
         <w:tc>
           <w:tcPr>
-            <w:tcW w:type="dxa" w:w="1234"/>
-            <w:shd w:val="clear" w:color="auto" w:fill="F4F6F6"/>
+            <w:tcW w:type="dxa" w:w="2016"/>
+            <w:shd w:val="clear" w:color="auto" w:fill="F7FAFC"/>
             <w:tcMar>
               <w:top w:w="100" w:type="dxa"/>
               <w:bottom w:w="100" w:type="dxa"/>
-              <w:left w:w="150" w:type="dxa"/>
-              <w:right w:w="150" w:type="dxa"/>
+              <w:left w:w="140" w:type="dxa"/>
+              <w:right w:w="140" w:type="dxa"/>
             </w:tcMar>
           </w:tcPr>
           <w:p>
             <w:pPr>
+              <w:spacing w:before="0" w:after="0" w:line="276" w:lineRule="auto"/>
               <w:jc w:val="left"/>
             </w:pPr>
             <w:r>
               <w:rPr>
                 <w:rFonts w:ascii="Calibri" w:hAnsi="Calibri"/>
-                <w:color w:val="333333"/>
+                <w:color w:val="1A202C"/>
                 <w:sz w:val="19"/>
               </w:rPr>
-              <w:t>Subtotal = 5000, 10%</w:t>
+              <w:t>discount == 100.0</w:t>
             </w:r>
           </w:p>
         </w:tc>
         <w:tc>
           <w:tcPr>
-            <w:tcW w:type="dxa" w:w="1234"/>
-            <w:shd w:val="clear" w:color="auto" w:fill="F4F6F6"/>
+            <w:tcW w:type="dxa" w:w="864"/>
+            <w:shd w:val="clear" w:color="auto" w:fill="F7FAFC"/>
             <w:tcMar>
               <w:top w:w="100" w:type="dxa"/>
               <w:bottom w:w="100" w:type="dxa"/>
-              <w:left w:w="150" w:type="dxa"/>
-              <w:right w:w="150" w:type="dxa"/>
+              <w:left w:w="140" w:type="dxa"/>
+              <w:right w:w="140" w:type="dxa"/>
             </w:tcMar>
           </w:tcPr>
           <w:p>
             <w:pPr>
+              <w:spacing w:before="0" w:after="0" w:line="276" w:lineRule="auto"/>
               <w:jc w:val="left"/>
             </w:pPr>
             <w:r>
               <w:rPr>
                 <w:rFonts w:ascii="Calibri" w:hAnsi="Calibri"/>
-                <w:color w:val="333333"/>
+                <w:color w:val="1A202C"/>
                 <w:sz w:val="19"/>
               </w:rPr>
-              <w:t>Discount = 500.0</w:t>
-            </w:r>
-          </w:p>
-        </w:tc>
-        <w:tc>
-          <w:tcPr>
-            <w:tcW w:type="dxa" w:w="1234"/>
-            <w:shd w:val="clear" w:color="auto" w:fill="F4F6F6"/>
-            <w:tcMar>
-              <w:top w:w="100" w:type="dxa"/>
-              <w:bottom w:w="100" w:type="dxa"/>
-              <w:left w:w="150" w:type="dxa"/>
-              <w:right w:w="150" w:type="dxa"/>
-            </w:tcMar>
-          </w:tcPr>
-          <w:p>
-            <w:pPr>
-              <w:jc w:val="left"/>
-            </w:pPr>
-            <w:r>
-              <w:rPr>
-                <w:rFonts w:ascii="Calibri" w:hAnsi="Calibri"/>
-                <w:color w:val="333333"/>
-                <w:sz w:val="19"/>
-              </w:rPr>
-              <w:t>500.0</w:t>
-            </w:r>
-          </w:p>
-        </w:tc>
-        <w:tc>
-          <w:tcPr>
-            <w:tcW w:type="dxa" w:w="1234"/>
-            <w:shd w:val="clear" w:color="auto" w:fill="F4F6F6"/>
-            <w:tcMar>
-              <w:top w:w="100" w:type="dxa"/>
-              <w:bottom w:w="100" w:type="dxa"/>
-              <w:left w:w="150" w:type="dxa"/>
-              <w:right w:w="150" w:type="dxa"/>
-            </w:tcMar>
-          </w:tcPr>
-          <w:p>
-            <w:pPr>
-              <w:jc w:val="left"/>
-            </w:pPr>
-            <w:r>
-              <w:rPr>
-                <w:rFonts w:ascii="Calibri" w:hAnsi="Calibri"/>
-                <w:color w:val="333333"/>
-                <w:sz w:val="19"/>
-              </w:rPr>
-              <w:t>PASS</w:t>
+              <w:t>Pass</w:t>
             </w:r>
           </w:p>
         </w:tc>
@@ -1007,176 +1943,131 @@
       <w:tr>
         <w:tc>
           <w:tcPr>
-            <w:tcW w:type="dxa" w:w="1234"/>
+            <w:tcW w:type="dxa" w:w="1440"/>
             <w:shd w:val="clear" w:color="auto" w:fill="FFFFFF"/>
             <w:tcMar>
               <w:top w:w="100" w:type="dxa"/>
               <w:bottom w:w="100" w:type="dxa"/>
-              <w:left w:w="150" w:type="dxa"/>
-              <w:right w:w="150" w:type="dxa"/>
+              <w:left w:w="140" w:type="dxa"/>
+              <w:right w:w="140" w:type="dxa"/>
             </w:tcMar>
           </w:tcPr>
           <w:p>
             <w:pPr>
+              <w:spacing w:before="0" w:after="0" w:line="276" w:lineRule="auto"/>
               <w:jc w:val="left"/>
             </w:pPr>
             <w:r>
               <w:rPr>
                 <w:rFonts w:ascii="Calibri" w:hAnsi="Calibri"/>
-                <w:color w:val="333333"/>
+                <w:color w:val="1A202C"/>
                 <w:sz w:val="19"/>
               </w:rPr>
-              <w:t>TC_CALC_03</w:t>
+              <w:t>TC_DISC_02</w:t>
             </w:r>
           </w:p>
         </w:tc>
         <w:tc>
           <w:tcPr>
-            <w:tcW w:type="dxa" w:w="1234"/>
+            <w:tcW w:type="dxa" w:w="2880"/>
             <w:shd w:val="clear" w:color="auto" w:fill="FFFFFF"/>
             <w:tcMar>
               <w:top w:w="100" w:type="dxa"/>
               <w:bottom w:w="100" w:type="dxa"/>
-              <w:left w:w="150" w:type="dxa"/>
-              <w:right w:w="150" w:type="dxa"/>
+              <w:left w:w="140" w:type="dxa"/>
+              <w:right w:w="140" w:type="dxa"/>
             </w:tcMar>
           </w:tcPr>
           <w:p>
             <w:pPr>
+              <w:spacing w:before="0" w:after="0" w:line="276" w:lineRule="auto"/>
               <w:jc w:val="left"/>
             </w:pPr>
             <w:r>
               <w:rPr>
                 <w:rFonts w:ascii="Calibri" w:hAnsi="Calibri"/>
-                <w:color w:val="333333"/>
+                <w:color w:val="1A202C"/>
                 <w:sz w:val="19"/>
               </w:rPr>
-              <w:t>Calc Engine</w:t>
+              <w:t>Flat discount value computation</w:t>
             </w:r>
           </w:p>
         </w:tc>
         <w:tc>
           <w:tcPr>
-            <w:tcW w:type="dxa" w:w="1234"/>
+            <w:tcW w:type="dxa" w:w="2592"/>
             <w:shd w:val="clear" w:color="auto" w:fill="FFFFFF"/>
             <w:tcMar>
               <w:top w:w="100" w:type="dxa"/>
               <w:bottom w:w="100" w:type="dxa"/>
-              <w:left w:w="150" w:type="dxa"/>
-              <w:right w:w="150" w:type="dxa"/>
+              <w:left w:w="140" w:type="dxa"/>
+              <w:right w:w="140" w:type="dxa"/>
             </w:tcMar>
           </w:tcPr>
           <w:p>
             <w:pPr>
+              <w:spacing w:before="0" w:after="0" w:line="276" w:lineRule="auto"/>
               <w:jc w:val="left"/>
             </w:pPr>
             <w:r>
               <w:rPr>
                 <w:rFonts w:ascii="Calibri" w:hAnsi="Calibri"/>
-                <w:color w:val="333333"/>
+                <w:color w:val="1A202C"/>
                 <w:sz w:val="19"/>
               </w:rPr>
-              <w:t>Flat Discount</w:t>
+              <w:t>Subtotal 1000, Flat 150 discount</w:t>
             </w:r>
           </w:p>
         </w:tc>
         <w:tc>
           <w:tcPr>
-            <w:tcW w:type="dxa" w:w="1234"/>
+            <w:tcW w:type="dxa" w:w="2016"/>
             <w:shd w:val="clear" w:color="auto" w:fill="FFFFFF"/>
             <w:tcMar>
               <w:top w:w="100" w:type="dxa"/>
               <w:bottom w:w="100" w:type="dxa"/>
-              <w:left w:w="150" w:type="dxa"/>
-              <w:right w:w="150" w:type="dxa"/>
+              <w:left w:w="140" w:type="dxa"/>
+              <w:right w:w="140" w:type="dxa"/>
             </w:tcMar>
           </w:tcPr>
           <w:p>
             <w:pPr>
+              <w:spacing w:before="0" w:after="0" w:line="276" w:lineRule="auto"/>
               <w:jc w:val="left"/>
             </w:pPr>
             <w:r>
               <w:rPr>
                 <w:rFonts w:ascii="Calibri" w:hAnsi="Calibri"/>
-                <w:color w:val="333333"/>
+                <w:color w:val="1A202C"/>
                 <w:sz w:val="19"/>
               </w:rPr>
-              <w:t>Subtotal = 5000, flat 750</w:t>
+              <w:t>discount == 150.0</w:t>
             </w:r>
           </w:p>
         </w:tc>
         <w:tc>
           <w:tcPr>
-            <w:tcW w:type="dxa" w:w="1234"/>
+            <w:tcW w:type="dxa" w:w="864"/>
             <w:shd w:val="clear" w:color="auto" w:fill="FFFFFF"/>
             <w:tcMar>
               <w:top w:w="100" w:type="dxa"/>
               <w:bottom w:w="100" w:type="dxa"/>
-              <w:left w:w="150" w:type="dxa"/>
-              <w:right w:w="150" w:type="dxa"/>
+              <w:left w:w="140" w:type="dxa"/>
+              <w:right w:w="140" w:type="dxa"/>
             </w:tcMar>
           </w:tcPr>
           <w:p>
             <w:pPr>
+              <w:spacing w:before="0" w:after="0" w:line="276" w:lineRule="auto"/>
               <w:jc w:val="left"/>
             </w:pPr>
             <w:r>
               <w:rPr>
                 <w:rFonts w:ascii="Calibri" w:hAnsi="Calibri"/>
-                <w:color w:val="333333"/>
+                <w:color w:val="1A202C"/>
                 <w:sz w:val="19"/>
               </w:rPr>
-              <w:t>Discount = 750.0</w:t>
-            </w:r>
-          </w:p>
-        </w:tc>
-        <w:tc>
-          <w:tcPr>
-            <w:tcW w:type="dxa" w:w="1234"/>
-            <w:shd w:val="clear" w:color="auto" w:fill="FFFFFF"/>
-            <w:tcMar>
-              <w:top w:w="100" w:type="dxa"/>
-              <w:bottom w:w="100" w:type="dxa"/>
-              <w:left w:w="150" w:type="dxa"/>
-              <w:right w:w="150" w:type="dxa"/>
-            </w:tcMar>
-          </w:tcPr>
-          <w:p>
-            <w:pPr>
-              <w:jc w:val="left"/>
-            </w:pPr>
-            <w:r>
-              <w:rPr>
-                <w:rFonts w:ascii="Calibri" w:hAnsi="Calibri"/>
-                <w:color w:val="333333"/>
-                <w:sz w:val="19"/>
-              </w:rPr>
-              <w:t>750.0</w:t>
-            </w:r>
-          </w:p>
-        </w:tc>
-        <w:tc>
-          <w:tcPr>
-            <w:tcW w:type="dxa" w:w="1234"/>
-            <w:shd w:val="clear" w:color="auto" w:fill="FFFFFF"/>
-            <w:tcMar>
-              <w:top w:w="100" w:type="dxa"/>
-              <w:bottom w:w="100" w:type="dxa"/>
-              <w:left w:w="150" w:type="dxa"/>
-              <w:right w:w="150" w:type="dxa"/>
-            </w:tcMar>
-          </w:tcPr>
-          <w:p>
-            <w:pPr>
-              <w:jc w:val="left"/>
-            </w:pPr>
-            <w:r>
-              <w:rPr>
-                <w:rFonts w:ascii="Calibri" w:hAnsi="Calibri"/>
-                <w:color w:val="333333"/>
-                <w:sz w:val="19"/>
-              </w:rPr>
-              <w:t>PASS</w:t>
+              <w:t>Pass</w:t>
             </w:r>
           </w:p>
         </w:tc>
@@ -1184,200 +2075,24 @@
       <w:tr>
         <w:tc>
           <w:tcPr>
-            <w:tcW w:type="dxa" w:w="1234"/>
-            <w:shd w:val="clear" w:color="auto" w:fill="F4F6F6"/>
+            <w:tcW w:type="dxa" w:w="1440"/>
+            <w:shd w:val="clear" w:color="auto" w:fill="F7FAFC"/>
             <w:tcMar>
               <w:top w:w="100" w:type="dxa"/>
               <w:bottom w:w="100" w:type="dxa"/>
-              <w:left w:w="150" w:type="dxa"/>
-              <w:right w:w="150" w:type="dxa"/>
+              <w:left w:w="140" w:type="dxa"/>
+              <w:right w:w="140" w:type="dxa"/>
             </w:tcMar>
           </w:tcPr>
           <w:p>
             <w:pPr>
+              <w:spacing w:before="0" w:after="0" w:line="276" w:lineRule="auto"/>
               <w:jc w:val="left"/>
             </w:pPr>
             <w:r>
               <w:rPr>
                 <w:rFonts w:ascii="Calibri" w:hAnsi="Calibri"/>
-                <w:color w:val="333333"/>
-                <w:sz w:val="19"/>
-              </w:rPr>
-              <w:t>TC_CALC_04</w:t>
-            </w:r>
-          </w:p>
-        </w:tc>
-        <w:tc>
-          <w:tcPr>
-            <w:tcW w:type="dxa" w:w="1234"/>
-            <w:shd w:val="clear" w:color="auto" w:fill="F4F6F6"/>
-            <w:tcMar>
-              <w:top w:w="100" w:type="dxa"/>
-              <w:bottom w:w="100" w:type="dxa"/>
-              <w:left w:w="150" w:type="dxa"/>
-              <w:right w:w="150" w:type="dxa"/>
-            </w:tcMar>
-          </w:tcPr>
-          <w:p>
-            <w:pPr>
-              <w:jc w:val="left"/>
-            </w:pPr>
-            <w:r>
-              <w:rPr>
-                <w:rFonts w:ascii="Calibri" w:hAnsi="Calibri"/>
-                <w:color w:val="333333"/>
-                <w:sz w:val="19"/>
-              </w:rPr>
-              <w:t>Calc Engine</w:t>
-            </w:r>
-          </w:p>
-        </w:tc>
-        <w:tc>
-          <w:tcPr>
-            <w:tcW w:type="dxa" w:w="1234"/>
-            <w:shd w:val="clear" w:color="auto" w:fill="F4F6F6"/>
-            <w:tcMar>
-              <w:top w:w="100" w:type="dxa"/>
-              <w:bottom w:w="100" w:type="dxa"/>
-              <w:left w:w="150" w:type="dxa"/>
-              <w:right w:w="150" w:type="dxa"/>
-            </w:tcMar>
-          </w:tcPr>
-          <w:p>
-            <w:pPr>
-              <w:jc w:val="left"/>
-            </w:pPr>
-            <w:r>
-              <w:rPr>
-                <w:rFonts w:ascii="Calibri" w:hAnsi="Calibri"/>
-                <w:color w:val="333333"/>
-                <w:sz w:val="19"/>
-              </w:rPr>
-              <w:t>Negative Discount Check</w:t>
-            </w:r>
-          </w:p>
-        </w:tc>
-        <w:tc>
-          <w:tcPr>
-            <w:tcW w:type="dxa" w:w="1234"/>
-            <w:shd w:val="clear" w:color="auto" w:fill="F4F6F6"/>
-            <w:tcMar>
-              <w:top w:w="100" w:type="dxa"/>
-              <w:bottom w:w="100" w:type="dxa"/>
-              <w:left w:w="150" w:type="dxa"/>
-              <w:right w:w="150" w:type="dxa"/>
-            </w:tcMar>
-          </w:tcPr>
-          <w:p>
-            <w:pPr>
-              <w:jc w:val="left"/>
-            </w:pPr>
-            <w:r>
-              <w:rPr>
-                <w:rFonts w:ascii="Calibri" w:hAnsi="Calibri"/>
-                <w:color w:val="333333"/>
-                <w:sz w:val="19"/>
-              </w:rPr>
-              <w:t>Discount = -50</w:t>
-            </w:r>
-          </w:p>
-        </w:tc>
-        <w:tc>
-          <w:tcPr>
-            <w:tcW w:type="dxa" w:w="1234"/>
-            <w:shd w:val="clear" w:color="auto" w:fill="F4F6F6"/>
-            <w:tcMar>
-              <w:top w:w="100" w:type="dxa"/>
-              <w:bottom w:w="100" w:type="dxa"/>
-              <w:left w:w="150" w:type="dxa"/>
-              <w:right w:w="150" w:type="dxa"/>
-            </w:tcMar>
-          </w:tcPr>
-          <w:p>
-            <w:pPr>
-              <w:jc w:val="left"/>
-            </w:pPr>
-            <w:r>
-              <w:rPr>
-                <w:rFonts w:ascii="Calibri" w:hAnsi="Calibri"/>
-                <w:color w:val="333333"/>
-                <w:sz w:val="19"/>
-              </w:rPr>
-              <w:t>ValueError raised</w:t>
-            </w:r>
-          </w:p>
-        </w:tc>
-        <w:tc>
-          <w:tcPr>
-            <w:tcW w:type="dxa" w:w="1234"/>
-            <w:shd w:val="clear" w:color="auto" w:fill="F4F6F6"/>
-            <w:tcMar>
-              <w:top w:w="100" w:type="dxa"/>
-              <w:bottom w:w="100" w:type="dxa"/>
-              <w:left w:w="150" w:type="dxa"/>
-              <w:right w:w="150" w:type="dxa"/>
-            </w:tcMar>
-          </w:tcPr>
-          <w:p>
-            <w:pPr>
-              <w:jc w:val="left"/>
-            </w:pPr>
-            <w:r>
-              <w:rPr>
-                <w:rFonts w:ascii="Calibri" w:hAnsi="Calibri"/>
-                <w:color w:val="333333"/>
-                <w:sz w:val="19"/>
-              </w:rPr>
-              <w:t>ValueError caught</w:t>
-            </w:r>
-          </w:p>
-        </w:tc>
-        <w:tc>
-          <w:tcPr>
-            <w:tcW w:type="dxa" w:w="1234"/>
-            <w:shd w:val="clear" w:color="auto" w:fill="F4F6F6"/>
-            <w:tcMar>
-              <w:top w:w="100" w:type="dxa"/>
-              <w:bottom w:w="100" w:type="dxa"/>
-              <w:left w:w="150" w:type="dxa"/>
-              <w:right w:w="150" w:type="dxa"/>
-            </w:tcMar>
-          </w:tcPr>
-          <w:p>
-            <w:pPr>
-              <w:jc w:val="left"/>
-            </w:pPr>
-            <w:r>
-              <w:rPr>
-                <w:rFonts w:ascii="Calibri" w:hAnsi="Calibri"/>
-                <w:color w:val="333333"/>
-                <w:sz w:val="19"/>
-              </w:rPr>
-              <w:t>PASS</w:t>
-            </w:r>
-          </w:p>
-        </w:tc>
-      </w:tr>
-      <w:tr>
-        <w:tc>
-          <w:tcPr>
-            <w:tcW w:type="dxa" w:w="1234"/>
-            <w:shd w:val="clear" w:color="auto" w:fill="FFFFFF"/>
-            <w:tcMar>
-              <w:top w:w="100" w:type="dxa"/>
-              <w:bottom w:w="100" w:type="dxa"/>
-              <w:left w:w="150" w:type="dxa"/>
-              <w:right w:w="150" w:type="dxa"/>
-            </w:tcMar>
-          </w:tcPr>
-          <w:p>
-            <w:pPr>
-              <w:jc w:val="left"/>
-            </w:pPr>
-            <w:r>
-              <w:rPr>
-                <w:rFonts w:ascii="Calibri" w:hAnsi="Calibri"/>
-                <w:color w:val="333333"/>
+                <w:color w:val="1A202C"/>
                 <w:sz w:val="19"/>
               </w:rPr>
               <w:t>TC_TAX_01</w:t>
@@ -1386,98 +2101,76 @@
         </w:tc>
         <w:tc>
           <w:tcPr>
-            <w:tcW w:type="dxa" w:w="1234"/>
-            <w:shd w:val="clear" w:color="auto" w:fill="FFFFFF"/>
+            <w:tcW w:type="dxa" w:w="2880"/>
+            <w:shd w:val="clear" w:color="auto" w:fill="F7FAFC"/>
             <w:tcMar>
               <w:top w:w="100" w:type="dxa"/>
               <w:bottom w:w="100" w:type="dxa"/>
-              <w:left w:w="150" w:type="dxa"/>
-              <w:right w:w="150" w:type="dxa"/>
+              <w:left w:w="140" w:type="dxa"/>
+              <w:right w:w="140" w:type="dxa"/>
             </w:tcMar>
           </w:tcPr>
           <w:p>
             <w:pPr>
+              <w:spacing w:before="0" w:after="0" w:line="276" w:lineRule="auto"/>
               <w:jc w:val="left"/>
             </w:pPr>
             <w:r>
               <w:rPr>
                 <w:rFonts w:ascii="Calibri" w:hAnsi="Calibri"/>
-                <w:color w:val="333333"/>
+                <w:color w:val="1A202C"/>
                 <w:sz w:val="19"/>
               </w:rPr>
-              <w:t>Tax Engine</w:t>
+              <w:t>Intra-state GST dual split</w:t>
             </w:r>
           </w:p>
         </w:tc>
         <w:tc>
           <w:tcPr>
-            <w:tcW w:type="dxa" w:w="1234"/>
-            <w:shd w:val="clear" w:color="auto" w:fill="FFFFFF"/>
+            <w:tcW w:type="dxa" w:w="2592"/>
+            <w:shd w:val="clear" w:color="auto" w:fill="F7FAFC"/>
             <w:tcMar>
               <w:top w:w="100" w:type="dxa"/>
               <w:bottom w:w="100" w:type="dxa"/>
-              <w:left w:w="150" w:type="dxa"/>
-              <w:right w:w="150" w:type="dxa"/>
+              <w:left w:w="140" w:type="dxa"/>
+              <w:right w:w="140" w:type="dxa"/>
             </w:tcMar>
           </w:tcPr>
           <w:p>
             <w:pPr>
+              <w:spacing w:before="0" w:after="0" w:line="276" w:lineRule="auto"/>
               <w:jc w:val="left"/>
             </w:pPr>
             <w:r>
               <w:rPr>
                 <w:rFonts w:ascii="Calibri" w:hAnsi="Calibri"/>
-                <w:color w:val="333333"/>
+                <w:color w:val="1A202C"/>
                 <w:sz w:val="19"/>
               </w:rPr>
-              <w:t>Intra-State GST Split</w:t>
+              <w:t>Taxable 1000, 18% tax, Intra-state</w:t>
             </w:r>
           </w:p>
         </w:tc>
         <w:tc>
           <w:tcPr>
-            <w:tcW w:type="dxa" w:w="1234"/>
-            <w:shd w:val="clear" w:color="auto" w:fill="FFFFFF"/>
+            <w:tcW w:type="dxa" w:w="2016"/>
+            <w:shd w:val="clear" w:color="auto" w:fill="F7FAFC"/>
             <w:tcMar>
               <w:top w:w="100" w:type="dxa"/>
               <w:bottom w:w="100" w:type="dxa"/>
-              <w:left w:w="150" w:type="dxa"/>
-              <w:right w:w="150" w:type="dxa"/>
+              <w:left w:w="140" w:type="dxa"/>
+              <w:right w:w="140" w:type="dxa"/>
             </w:tcMar>
           </w:tcPr>
           <w:p>
             <w:pPr>
+              <w:spacing w:before="0" w:after="0" w:line="276" w:lineRule="auto"/>
               <w:jc w:val="left"/>
             </w:pPr>
             <w:r>
               <w:rPr>
                 <w:rFonts w:ascii="Calibri" w:hAnsi="Calibri"/>
-                <w:color w:val="333333"/>
-                <w:sz w:val="19"/>
-              </w:rPr>
-              <w:t>Taxable = 1000, Rate = 18%</w:t>
-            </w:r>
-          </w:p>
-        </w:tc>
-        <w:tc>
-          <w:tcPr>
-            <w:tcW w:type="dxa" w:w="1234"/>
-            <w:shd w:val="clear" w:color="auto" w:fill="FFFFFF"/>
-            <w:tcMar>
-              <w:top w:w="100" w:type="dxa"/>
-              <w:bottom w:w="100" w:type="dxa"/>
-              <w:left w:w="150" w:type="dxa"/>
-              <w:right w:w="150" w:type="dxa"/>
-            </w:tcMar>
-          </w:tcPr>
-          <w:p>
-            <w:pPr>
-              <w:jc w:val="left"/>
-            </w:pPr>
-            <w:r>
-              <w:rPr>
-                <w:rFonts w:ascii="Calibri" w:hAnsi="Calibri"/>
-                <w:color w:val="333333"/>
+                <w:color w:val="1A202C"/>
                 <w:sz w:val="19"/>
               </w:rPr>
               <w:t>CGST=90, SGST=90, IGST=0</w:t>
@@ -1486,51 +2179,27 @@
         </w:tc>
         <w:tc>
           <w:tcPr>
-            <w:tcW w:type="dxa" w:w="1234"/>
-            <w:shd w:val="clear" w:color="auto" w:fill="FFFFFF"/>
+            <w:tcW w:type="dxa" w:w="864"/>
+            <w:shd w:val="clear" w:color="auto" w:fill="F7FAFC"/>
             <w:tcMar>
               <w:top w:w="100" w:type="dxa"/>
               <w:bottom w:w="100" w:type="dxa"/>
-              <w:left w:w="150" w:type="dxa"/>
-              <w:right w:w="150" w:type="dxa"/>
+              <w:left w:w="140" w:type="dxa"/>
+              <w:right w:w="140" w:type="dxa"/>
             </w:tcMar>
           </w:tcPr>
           <w:p>
             <w:pPr>
+              <w:spacing w:before="0" w:after="0" w:line="276" w:lineRule="auto"/>
               <w:jc w:val="left"/>
             </w:pPr>
             <w:r>
               <w:rPr>
                 <w:rFonts w:ascii="Calibri" w:hAnsi="Calibri"/>
-                <w:color w:val="333333"/>
+                <w:color w:val="1A202C"/>
                 <w:sz w:val="19"/>
               </w:rPr>
-              <w:t>CGST=90, SGST=90</w:t>
-            </w:r>
-          </w:p>
-        </w:tc>
-        <w:tc>
-          <w:tcPr>
-            <w:tcW w:type="dxa" w:w="1234"/>
-            <w:shd w:val="clear" w:color="auto" w:fill="FFFFFF"/>
-            <w:tcMar>
-              <w:top w:w="100" w:type="dxa"/>
-              <w:bottom w:w="100" w:type="dxa"/>
-              <w:left w:w="150" w:type="dxa"/>
-              <w:right w:w="150" w:type="dxa"/>
-            </w:tcMar>
-          </w:tcPr>
-          <w:p>
-            <w:pPr>
-              <w:jc w:val="left"/>
-            </w:pPr>
-            <w:r>
-              <w:rPr>
-                <w:rFonts w:ascii="Calibri" w:hAnsi="Calibri"/>
-                <w:color w:val="333333"/>
-                <w:sz w:val="19"/>
-              </w:rPr>
-              <w:t>PASS</w:t>
+              <w:t>Pass</w:t>
             </w:r>
           </w:p>
         </w:tc>
@@ -1538,23 +2207,24 @@
       <w:tr>
         <w:tc>
           <w:tcPr>
-            <w:tcW w:type="dxa" w:w="1234"/>
-            <w:shd w:val="clear" w:color="auto" w:fill="F4F6F6"/>
+            <w:tcW w:type="dxa" w:w="1440"/>
+            <w:shd w:val="clear" w:color="auto" w:fill="FFFFFF"/>
             <w:tcMar>
               <w:top w:w="100" w:type="dxa"/>
               <w:bottom w:w="100" w:type="dxa"/>
-              <w:left w:w="150" w:type="dxa"/>
-              <w:right w:w="150" w:type="dxa"/>
+              <w:left w:w="140" w:type="dxa"/>
+              <w:right w:w="140" w:type="dxa"/>
             </w:tcMar>
           </w:tcPr>
           <w:p>
             <w:pPr>
+              <w:spacing w:before="0" w:after="0" w:line="276" w:lineRule="auto"/>
               <w:jc w:val="left"/>
             </w:pPr>
             <w:r>
               <w:rPr>
                 <w:rFonts w:ascii="Calibri" w:hAnsi="Calibri"/>
-                <w:color w:val="333333"/>
+                <w:color w:val="1A202C"/>
                 <w:sz w:val="19"/>
               </w:rPr>
               <w:t>TC_TAX_02</w:t>
@@ -1563,151 +2233,105 @@
         </w:tc>
         <w:tc>
           <w:tcPr>
-            <w:tcW w:type="dxa" w:w="1234"/>
-            <w:shd w:val="clear" w:color="auto" w:fill="F4F6F6"/>
+            <w:tcW w:type="dxa" w:w="2880"/>
+            <w:shd w:val="clear" w:color="auto" w:fill="FFFFFF"/>
             <w:tcMar>
               <w:top w:w="100" w:type="dxa"/>
               <w:bottom w:w="100" w:type="dxa"/>
-              <w:left w:w="150" w:type="dxa"/>
-              <w:right w:w="150" w:type="dxa"/>
+              <w:left w:w="140" w:type="dxa"/>
+              <w:right w:w="140" w:type="dxa"/>
             </w:tcMar>
           </w:tcPr>
           <w:p>
             <w:pPr>
+              <w:spacing w:before="0" w:after="0" w:line="276" w:lineRule="auto"/>
               <w:jc w:val="left"/>
             </w:pPr>
             <w:r>
               <w:rPr>
                 <w:rFonts w:ascii="Calibri" w:hAnsi="Calibri"/>
-                <w:color w:val="333333"/>
+                <w:color w:val="1A202C"/>
                 <w:sz w:val="19"/>
               </w:rPr>
-              <w:t>Tax Engine</w:t>
+              <w:t>Inter-state IGST single tax</w:t>
             </w:r>
           </w:p>
         </w:tc>
         <w:tc>
           <w:tcPr>
-            <w:tcW w:type="dxa" w:w="1234"/>
-            <w:shd w:val="clear" w:color="auto" w:fill="F4F6F6"/>
+            <w:tcW w:type="dxa" w:w="2592"/>
+            <w:shd w:val="clear" w:color="auto" w:fill="FFFFFF"/>
             <w:tcMar>
               <w:top w:w="100" w:type="dxa"/>
               <w:bottom w:w="100" w:type="dxa"/>
-              <w:left w:w="150" w:type="dxa"/>
-              <w:right w:w="150" w:type="dxa"/>
+              <w:left w:w="140" w:type="dxa"/>
+              <w:right w:w="140" w:type="dxa"/>
             </w:tcMar>
           </w:tcPr>
           <w:p>
             <w:pPr>
+              <w:spacing w:before="0" w:after="0" w:line="276" w:lineRule="auto"/>
               <w:jc w:val="left"/>
             </w:pPr>
             <w:r>
               <w:rPr>
                 <w:rFonts w:ascii="Calibri" w:hAnsi="Calibri"/>
-                <w:color w:val="333333"/>
+                <w:color w:val="1A202C"/>
                 <w:sz w:val="19"/>
               </w:rPr>
-              <w:t>Inter-State IGST</w:t>
+              <w:t>Taxable 1000, 18% tax, Inter-state</w:t>
             </w:r>
           </w:p>
         </w:tc>
         <w:tc>
           <w:tcPr>
-            <w:tcW w:type="dxa" w:w="1234"/>
-            <w:shd w:val="clear" w:color="auto" w:fill="F4F6F6"/>
+            <w:tcW w:type="dxa" w:w="2016"/>
+            <w:shd w:val="clear" w:color="auto" w:fill="FFFFFF"/>
             <w:tcMar>
               <w:top w:w="100" w:type="dxa"/>
               <w:bottom w:w="100" w:type="dxa"/>
-              <w:left w:w="150" w:type="dxa"/>
-              <w:right w:w="150" w:type="dxa"/>
+              <w:left w:w="140" w:type="dxa"/>
+              <w:right w:w="140" w:type="dxa"/>
             </w:tcMar>
           </w:tcPr>
           <w:p>
             <w:pPr>
+              <w:spacing w:before="0" w:after="0" w:line="276" w:lineRule="auto"/>
               <w:jc w:val="left"/>
             </w:pPr>
             <w:r>
               <w:rPr>
                 <w:rFonts w:ascii="Calibri" w:hAnsi="Calibri"/>
-                <w:color w:val="333333"/>
+                <w:color w:val="1A202C"/>
                 <w:sz w:val="19"/>
               </w:rPr>
-              <w:t>Taxable = 1000, Rate = 18%</w:t>
+              <w:t>CGST=0, SGST=0, IGST=180</w:t>
             </w:r>
           </w:p>
         </w:tc>
         <w:tc>
           <w:tcPr>
-            <w:tcW w:type="dxa" w:w="1234"/>
-            <w:shd w:val="clear" w:color="auto" w:fill="F4F6F6"/>
+            <w:tcW w:type="dxa" w:w="864"/>
+            <w:shd w:val="clear" w:color="auto" w:fill="FFFFFF"/>
             <w:tcMar>
               <w:top w:w="100" w:type="dxa"/>
               <w:bottom w:w="100" w:type="dxa"/>
-              <w:left w:w="150" w:type="dxa"/>
-              <w:right w:w="150" w:type="dxa"/>
+              <w:left w:w="140" w:type="dxa"/>
+              <w:right w:w="140" w:type="dxa"/>
             </w:tcMar>
           </w:tcPr>
           <w:p>
             <w:pPr>
+              <w:spacing w:before="0" w:after="0" w:line="276" w:lineRule="auto"/>
               <w:jc w:val="left"/>
             </w:pPr>
             <w:r>
               <w:rPr>
                 <w:rFonts w:ascii="Calibri" w:hAnsi="Calibri"/>
-                <w:color w:val="333333"/>
+                <w:color w:val="1A202C"/>
                 <w:sz w:val="19"/>
               </w:rPr>
-              <w:t>IGST=180, CGST=0, SGST=0</w:t>
-            </w:r>
-          </w:p>
-        </w:tc>
-        <w:tc>
-          <w:tcPr>
-            <w:tcW w:type="dxa" w:w="1234"/>
-            <w:shd w:val="clear" w:color="auto" w:fill="F4F6F6"/>
-            <w:tcMar>
-              <w:top w:w="100" w:type="dxa"/>
-              <w:bottom w:w="100" w:type="dxa"/>
-              <w:left w:w="150" w:type="dxa"/>
-              <w:right w:w="150" w:type="dxa"/>
-            </w:tcMar>
-          </w:tcPr>
-          <w:p>
-            <w:pPr>
-              <w:jc w:val="left"/>
-            </w:pPr>
-            <w:r>
-              <w:rPr>
-                <w:rFonts w:ascii="Calibri" w:hAnsi="Calibri"/>
-                <w:color w:val="333333"/>
-                <w:sz w:val="19"/>
-              </w:rPr>
-              <w:t>IGST=180</w:t>
-            </w:r>
-          </w:p>
-        </w:tc>
-        <w:tc>
-          <w:tcPr>
-            <w:tcW w:type="dxa" w:w="1234"/>
-            <w:shd w:val="clear" w:color="auto" w:fill="F4F6F6"/>
-            <w:tcMar>
-              <w:top w:w="100" w:type="dxa"/>
-              <w:bottom w:w="100" w:type="dxa"/>
-              <w:left w:w="150" w:type="dxa"/>
-              <w:right w:w="150" w:type="dxa"/>
-            </w:tcMar>
-          </w:tcPr>
-          <w:p>
-            <w:pPr>
-              <w:jc w:val="left"/>
-            </w:pPr>
-            <w:r>
-              <w:rPr>
-                <w:rFonts w:ascii="Calibri" w:hAnsi="Calibri"/>
-                <w:color w:val="333333"/>
-                <w:sz w:val="19"/>
-              </w:rPr>
-              <w:t>PASS</w:t>
+              <w:t>Pass</w:t>
             </w:r>
           </w:p>
         </w:tc>
@@ -1715,176 +2339,131 @@
       <w:tr>
         <w:tc>
           <w:tcPr>
-            <w:tcW w:type="dxa" w:w="1234"/>
-            <w:shd w:val="clear" w:color="auto" w:fill="FFFFFF"/>
+            <w:tcW w:type="dxa" w:w="1440"/>
+            <w:shd w:val="clear" w:color="auto" w:fill="F7FAFC"/>
             <w:tcMar>
               <w:top w:w="100" w:type="dxa"/>
               <w:bottom w:w="100" w:type="dxa"/>
-              <w:left w:w="150" w:type="dxa"/>
-              <w:right w:w="150" w:type="dxa"/>
+              <w:left w:w="140" w:type="dxa"/>
+              <w:right w:w="140" w:type="dxa"/>
             </w:tcMar>
           </w:tcPr>
           <w:p>
             <w:pPr>
+              <w:spacing w:before="0" w:after="0" w:line="276" w:lineRule="auto"/>
               <w:jc w:val="left"/>
             </w:pPr>
             <w:r>
               <w:rPr>
                 <w:rFonts w:ascii="Calibri" w:hAnsi="Calibri"/>
-                <w:color w:val="333333"/>
+                <w:color w:val="1A202C"/>
                 <w:sz w:val="19"/>
               </w:rPr>
-              <w:t>TC_TOT_01</w:t>
+              <w:t>TC_GT_01</w:t>
             </w:r>
           </w:p>
         </w:tc>
         <w:tc>
           <w:tcPr>
-            <w:tcW w:type="dxa" w:w="1234"/>
-            <w:shd w:val="clear" w:color="auto" w:fill="FFFFFF"/>
+            <w:tcW w:type="dxa" w:w="2880"/>
+            <w:shd w:val="clear" w:color="auto" w:fill="F7FAFC"/>
             <w:tcMar>
               <w:top w:w="100" w:type="dxa"/>
               <w:bottom w:w="100" w:type="dxa"/>
-              <w:left w:w="150" w:type="dxa"/>
-              <w:right w:w="150" w:type="dxa"/>
+              <w:left w:w="140" w:type="dxa"/>
+              <w:right w:w="140" w:type="dxa"/>
             </w:tcMar>
           </w:tcPr>
           <w:p>
             <w:pPr>
+              <w:spacing w:before="0" w:after="0" w:line="276" w:lineRule="auto"/>
               <w:jc w:val="left"/>
             </w:pPr>
             <w:r>
               <w:rPr>
                 <w:rFonts w:ascii="Calibri" w:hAnsi="Calibri"/>
-                <w:color w:val="333333"/>
+                <w:color w:val="1A202C"/>
                 <w:sz w:val="19"/>
               </w:rPr>
-              <w:t>Round-Off</w:t>
+              <w:t>Grand total calculation with extra charges</w:t>
             </w:r>
           </w:p>
         </w:tc>
         <w:tc>
           <w:tcPr>
-            <w:tcW w:type="dxa" w:w="1234"/>
-            <w:shd w:val="clear" w:color="auto" w:fill="FFFFFF"/>
+            <w:tcW w:type="dxa" w:w="2592"/>
+            <w:shd w:val="clear" w:color="auto" w:fill="F7FAFC"/>
             <w:tcMar>
               <w:top w:w="100" w:type="dxa"/>
               <w:bottom w:w="100" w:type="dxa"/>
-              <w:left w:w="150" w:type="dxa"/>
-              <w:right w:w="150" w:type="dxa"/>
+              <w:left w:w="140" w:type="dxa"/>
+              <w:right w:w="140" w:type="dxa"/>
             </w:tcMar>
           </w:tcPr>
           <w:p>
             <w:pPr>
+              <w:spacing w:before="0" w:after="0" w:line="276" w:lineRule="auto"/>
               <w:jc w:val="left"/>
             </w:pPr>
             <w:r>
               <w:rPr>
                 <w:rFonts w:ascii="Calibri" w:hAnsi="Calibri"/>
-                <w:color w:val="333333"/>
+                <w:color w:val="1A202C"/>
                 <w:sz w:val="19"/>
               </w:rPr>
-              <w:t>Auto Integer Rounding</w:t>
+              <w:t>Subtotal 1000, Disc 100, Tax 162, Extra 50</w:t>
             </w:r>
           </w:p>
         </w:tc>
         <w:tc>
           <w:tcPr>
-            <w:tcW w:type="dxa" w:w="1234"/>
-            <w:shd w:val="clear" w:color="auto" w:fill="FFFFFF"/>
+            <w:tcW w:type="dxa" w:w="2016"/>
+            <w:shd w:val="clear" w:color="auto" w:fill="F7FAFC"/>
             <w:tcMar>
               <w:top w:w="100" w:type="dxa"/>
               <w:bottom w:w="100" w:type="dxa"/>
-              <w:left w:w="150" w:type="dxa"/>
-              <w:right w:w="150" w:type="dxa"/>
+              <w:left w:w="140" w:type="dxa"/>
+              <w:right w:w="140" w:type="dxa"/>
             </w:tcMar>
           </w:tcPr>
           <w:p>
             <w:pPr>
+              <w:spacing w:before="0" w:after="0" w:line="276" w:lineRule="auto"/>
               <w:jc w:val="left"/>
             </w:pPr>
             <w:r>
               <w:rPr>
                 <w:rFonts w:ascii="Calibri" w:hAnsi="Calibri"/>
-                <w:color w:val="333333"/>
+                <w:color w:val="1A202C"/>
                 <w:sz w:val="19"/>
               </w:rPr>
-              <w:t>Pre-round total = 1045.35</w:t>
+              <w:t>grandTotal == 1112.0</w:t>
             </w:r>
           </w:p>
         </w:tc>
         <w:tc>
           <w:tcPr>
-            <w:tcW w:type="dxa" w:w="1234"/>
-            <w:shd w:val="clear" w:color="auto" w:fill="FFFFFF"/>
+            <w:tcW w:type="dxa" w:w="864"/>
+            <w:shd w:val="clear" w:color="auto" w:fill="F7FAFC"/>
             <w:tcMar>
               <w:top w:w="100" w:type="dxa"/>
               <w:bottom w:w="100" w:type="dxa"/>
-              <w:left w:w="150" w:type="dxa"/>
-              <w:right w:w="150" w:type="dxa"/>
+              <w:left w:w="140" w:type="dxa"/>
+              <w:right w:w="140" w:type="dxa"/>
             </w:tcMar>
           </w:tcPr>
           <w:p>
             <w:pPr>
+              <w:spacing w:before="0" w:after="0" w:line="276" w:lineRule="auto"/>
               <w:jc w:val="left"/>
             </w:pPr>
             <w:r>
               <w:rPr>
                 <w:rFonts w:ascii="Calibri" w:hAnsi="Calibri"/>
-                <w:color w:val="333333"/>
+                <w:color w:val="1A202C"/>
                 <w:sz w:val="19"/>
               </w:rPr>
-              <w:t>Grand=1045, Delta=-0.35</w:t>
-            </w:r>
-          </w:p>
-        </w:tc>
-        <w:tc>
-          <w:tcPr>
-            <w:tcW w:type="dxa" w:w="1234"/>
-            <w:shd w:val="clear" w:color="auto" w:fill="FFFFFF"/>
-            <w:tcMar>
-              <w:top w:w="100" w:type="dxa"/>
-              <w:bottom w:w="100" w:type="dxa"/>
-              <w:left w:w="150" w:type="dxa"/>
-              <w:right w:w="150" w:type="dxa"/>
-            </w:tcMar>
-          </w:tcPr>
-          <w:p>
-            <w:pPr>
-              <w:jc w:val="left"/>
-            </w:pPr>
-            <w:r>
-              <w:rPr>
-                <w:rFonts w:ascii="Calibri" w:hAnsi="Calibri"/>
-                <w:color w:val="333333"/>
-                <w:sz w:val="19"/>
-              </w:rPr>
-              <w:t>1045.0, -0.35</w:t>
-            </w:r>
-          </w:p>
-        </w:tc>
-        <w:tc>
-          <w:tcPr>
-            <w:tcW w:type="dxa" w:w="1234"/>
-            <w:shd w:val="clear" w:color="auto" w:fill="FFFFFF"/>
-            <w:tcMar>
-              <w:top w:w="100" w:type="dxa"/>
-              <w:bottom w:w="100" w:type="dxa"/>
-              <w:left w:w="150" w:type="dxa"/>
-              <w:right w:w="150" w:type="dxa"/>
-            </w:tcMar>
-          </w:tcPr>
-          <w:p>
-            <w:pPr>
-              <w:jc w:val="left"/>
-            </w:pPr>
-            <w:r>
-              <w:rPr>
-                <w:rFonts w:ascii="Calibri" w:hAnsi="Calibri"/>
-                <w:color w:val="333333"/>
-                <w:sz w:val="19"/>
-              </w:rPr>
-              <w:t>PASS</w:t>
+              <w:t>Pass</w:t>
             </w:r>
           </w:p>
         </w:tc>
@@ -1892,23 +2471,156 @@
       <w:tr>
         <w:tc>
           <w:tcPr>
-            <w:tcW w:type="dxa" w:w="1234"/>
-            <w:shd w:val="clear" w:color="auto" w:fill="F4F6F6"/>
+            <w:tcW w:type="dxa" w:w="1440"/>
+            <w:shd w:val="clear" w:color="auto" w:fill="FFFFFF"/>
             <w:tcMar>
               <w:top w:w="100" w:type="dxa"/>
               <w:bottom w:w="100" w:type="dxa"/>
-              <w:left w:w="150" w:type="dxa"/>
-              <w:right w:w="150" w:type="dxa"/>
+              <w:left w:w="140" w:type="dxa"/>
+              <w:right w:w="140" w:type="dxa"/>
             </w:tcMar>
           </w:tcPr>
           <w:p>
             <w:pPr>
+              <w:spacing w:before="0" w:after="0" w:line="276" w:lineRule="auto"/>
               <w:jc w:val="left"/>
             </w:pPr>
             <w:r>
               <w:rPr>
                 <w:rFonts w:ascii="Calibri" w:hAnsi="Calibri"/>
-                <w:color w:val="333333"/>
+                <w:color w:val="1A202C"/>
+                <w:sz w:val="19"/>
+              </w:rPr>
+              <w:t>TC_GT_02</w:t>
+            </w:r>
+          </w:p>
+        </w:tc>
+        <w:tc>
+          <w:tcPr>
+            <w:tcW w:type="dxa" w:w="2880"/>
+            <w:shd w:val="clear" w:color="auto" w:fill="FFFFFF"/>
+            <w:tcMar>
+              <w:top w:w="100" w:type="dxa"/>
+              <w:bottom w:w="100" w:type="dxa"/>
+              <w:left w:w="140" w:type="dxa"/>
+              <w:right w:w="140" w:type="dxa"/>
+            </w:tcMar>
+          </w:tcPr>
+          <w:p>
+            <w:pPr>
+              <w:spacing w:before="0" w:after="0" w:line="276" w:lineRule="auto"/>
+              <w:jc w:val="left"/>
+            </w:pPr>
+            <w:r>
+              <w:rPr>
+                <w:rFonts w:ascii="Calibri" w:hAnsi="Calibri"/>
+                <w:color w:val="1A202C"/>
+                <w:sz w:val="19"/>
+              </w:rPr>
+              <w:t>Automatic mathematical round-off</w:t>
+            </w:r>
+          </w:p>
+        </w:tc>
+        <w:tc>
+          <w:tcPr>
+            <w:tcW w:type="dxa" w:w="2592"/>
+            <w:shd w:val="clear" w:color="auto" w:fill="FFFFFF"/>
+            <w:tcMar>
+              <w:top w:w="100" w:type="dxa"/>
+              <w:bottom w:w="100" w:type="dxa"/>
+              <w:left w:w="140" w:type="dxa"/>
+              <w:right w:w="140" w:type="dxa"/>
+            </w:tcMar>
+          </w:tcPr>
+          <w:p>
+            <w:pPr>
+              <w:spacing w:before="0" w:after="0" w:line="276" w:lineRule="auto"/>
+              <w:jc w:val="left"/>
+            </w:pPr>
+            <w:r>
+              <w:rPr>
+                <w:rFonts w:ascii="Calibri" w:hAnsi="Calibri"/>
+                <w:color w:val="1A202C"/>
+                <w:sz w:val="19"/>
+              </w:rPr>
+              <w:t>Pre-round total 1045.60, auto-round ON</w:t>
+            </w:r>
+          </w:p>
+        </w:tc>
+        <w:tc>
+          <w:tcPr>
+            <w:tcW w:type="dxa" w:w="2016"/>
+            <w:shd w:val="clear" w:color="auto" w:fill="FFFFFF"/>
+            <w:tcMar>
+              <w:top w:w="100" w:type="dxa"/>
+              <w:bottom w:w="100" w:type="dxa"/>
+              <w:left w:w="140" w:type="dxa"/>
+              <w:right w:w="140" w:type="dxa"/>
+            </w:tcMar>
+          </w:tcPr>
+          <w:p>
+            <w:pPr>
+              <w:spacing w:before="0" w:after="0" w:line="276" w:lineRule="auto"/>
+              <w:jc w:val="left"/>
+            </w:pPr>
+            <w:r>
+              <w:rPr>
+                <w:rFonts w:ascii="Calibri" w:hAnsi="Calibri"/>
+                <w:color w:val="1A202C"/>
+                <w:sz w:val="19"/>
+              </w:rPr>
+              <w:t>grandTotal=1046, roundOff=+0.40</w:t>
+            </w:r>
+          </w:p>
+        </w:tc>
+        <w:tc>
+          <w:tcPr>
+            <w:tcW w:type="dxa" w:w="864"/>
+            <w:shd w:val="clear" w:color="auto" w:fill="FFFFFF"/>
+            <w:tcMar>
+              <w:top w:w="100" w:type="dxa"/>
+              <w:bottom w:w="100" w:type="dxa"/>
+              <w:left w:w="140" w:type="dxa"/>
+              <w:right w:w="140" w:type="dxa"/>
+            </w:tcMar>
+          </w:tcPr>
+          <w:p>
+            <w:pPr>
+              <w:spacing w:before="0" w:after="0" w:line="276" w:lineRule="auto"/>
+              <w:jc w:val="left"/>
+            </w:pPr>
+            <w:r>
+              <w:rPr>
+                <w:rFonts w:ascii="Calibri" w:hAnsi="Calibri"/>
+                <w:color w:val="1A202C"/>
+                <w:sz w:val="19"/>
+              </w:rPr>
+              <w:t>Pass</w:t>
+            </w:r>
+          </w:p>
+        </w:tc>
+      </w:tr>
+      <w:tr>
+        <w:tc>
+          <w:tcPr>
+            <w:tcW w:type="dxa" w:w="1440"/>
+            <w:shd w:val="clear" w:color="auto" w:fill="F7FAFC"/>
+            <w:tcMar>
+              <w:top w:w="100" w:type="dxa"/>
+              <w:bottom w:w="100" w:type="dxa"/>
+              <w:left w:w="140" w:type="dxa"/>
+              <w:right w:w="140" w:type="dxa"/>
+            </w:tcMar>
+          </w:tcPr>
+          <w:p>
+            <w:pPr>
+              <w:spacing w:before="0" w:after="0" w:line="276" w:lineRule="auto"/>
+              <w:jc w:val="left"/>
+            </w:pPr>
+            <w:r>
+              <w:rPr>
+                <w:rFonts w:ascii="Calibri" w:hAnsi="Calibri"/>
+                <w:color w:val="1A202C"/>
                 <w:sz w:val="19"/>
               </w:rPr>
               <w:t>TC_PAY_01</w:t>
@@ -1917,151 +2629,105 @@
         </w:tc>
         <w:tc>
           <w:tcPr>
-            <w:tcW w:type="dxa" w:w="1234"/>
-            <w:shd w:val="clear" w:color="auto" w:fill="F4F6F6"/>
+            <w:tcW w:type="dxa" w:w="2880"/>
+            <w:shd w:val="clear" w:color="auto" w:fill="F7FAFC"/>
             <w:tcMar>
               <w:top w:w="100" w:type="dxa"/>
               <w:bottom w:w="100" w:type="dxa"/>
-              <w:left w:w="150" w:type="dxa"/>
-              <w:right w:w="150" w:type="dxa"/>
+              <w:left w:w="140" w:type="dxa"/>
+              <w:right w:w="140" w:type="dxa"/>
             </w:tcMar>
           </w:tcPr>
           <w:p>
             <w:pPr>
+              <w:spacing w:before="0" w:after="0" w:line="276" w:lineRule="auto"/>
               <w:jc w:val="left"/>
             </w:pPr>
             <w:r>
               <w:rPr>
                 <w:rFonts w:ascii="Calibri" w:hAnsi="Calibri"/>
-                <w:color w:val="333333"/>
+                <w:color w:val="1A202C"/>
                 <w:sz w:val="19"/>
               </w:rPr>
-              <w:t>Ledger</w:t>
+              <w:t>Payment status determination: Unpaid</w:t>
             </w:r>
           </w:p>
         </w:tc>
         <w:tc>
           <w:tcPr>
-            <w:tcW w:type="dxa" w:w="1234"/>
-            <w:shd w:val="clear" w:color="auto" w:fill="F4F6F6"/>
+            <w:tcW w:type="dxa" w:w="2592"/>
+            <w:shd w:val="clear" w:color="auto" w:fill="F7FAFC"/>
             <w:tcMar>
               <w:top w:w="100" w:type="dxa"/>
               <w:bottom w:w="100" w:type="dxa"/>
-              <w:left w:w="150" w:type="dxa"/>
-              <w:right w:w="150" w:type="dxa"/>
+              <w:left w:w="140" w:type="dxa"/>
+              <w:right w:w="140" w:type="dxa"/>
             </w:tcMar>
           </w:tcPr>
           <w:p>
             <w:pPr>
+              <w:spacing w:before="0" w:after="0" w:line="276" w:lineRule="auto"/>
               <w:jc w:val="left"/>
             </w:pPr>
             <w:r>
               <w:rPr>
                 <w:rFonts w:ascii="Calibri" w:hAnsi="Calibri"/>
-                <w:color w:val="333333"/>
+                <w:color w:val="1A202C"/>
                 <w:sz w:val="19"/>
               </w:rPr>
-              <w:t>Zero Payment Status</w:t>
+              <w:t>Grand total 1000, Total paid 0</w:t>
             </w:r>
           </w:p>
         </w:tc>
         <w:tc>
           <w:tcPr>
-            <w:tcW w:type="dxa" w:w="1234"/>
-            <w:shd w:val="clear" w:color="auto" w:fill="F4F6F6"/>
+            <w:tcW w:type="dxa" w:w="2016"/>
+            <w:shd w:val="clear" w:color="auto" w:fill="F7FAFC"/>
             <w:tcMar>
               <w:top w:w="100" w:type="dxa"/>
               <w:bottom w:w="100" w:type="dxa"/>
-              <w:left w:w="150" w:type="dxa"/>
-              <w:right w:w="150" w:type="dxa"/>
+              <w:left w:w="140" w:type="dxa"/>
+              <w:right w:w="140" w:type="dxa"/>
             </w:tcMar>
           </w:tcPr>
           <w:p>
             <w:pPr>
+              <w:spacing w:before="0" w:after="0" w:line="276" w:lineRule="auto"/>
               <w:jc w:val="left"/>
             </w:pPr>
             <w:r>
               <w:rPr>
                 <w:rFonts w:ascii="Calibri" w:hAnsi="Calibri"/>
-                <w:color w:val="333333"/>
+                <w:color w:val="1A202C"/>
                 <w:sz w:val="19"/>
               </w:rPr>
-              <w:t>Total Paid = 0.0</w:t>
+              <w:t>status == 'Unpaid'</w:t>
             </w:r>
           </w:p>
         </w:tc>
         <w:tc>
           <w:tcPr>
-            <w:tcW w:type="dxa" w:w="1234"/>
-            <w:shd w:val="clear" w:color="auto" w:fill="F4F6F6"/>
+            <w:tcW w:type="dxa" w:w="864"/>
+            <w:shd w:val="clear" w:color="auto" w:fill="F7FAFC"/>
             <w:tcMar>
               <w:top w:w="100" w:type="dxa"/>
               <w:bottom w:w="100" w:type="dxa"/>
-              <w:left w:w="150" w:type="dxa"/>
-              <w:right w:w="150" w:type="dxa"/>
+              <w:left w:w="140" w:type="dxa"/>
+              <w:right w:w="140" w:type="dxa"/>
             </w:tcMar>
           </w:tcPr>
           <w:p>
             <w:pPr>
+              <w:spacing w:before="0" w:after="0" w:line="276" w:lineRule="auto"/>
               <w:jc w:val="left"/>
             </w:pPr>
             <w:r>
               <w:rPr>
                 <w:rFonts w:ascii="Calibri" w:hAnsi="Calibri"/>
-                <w:color w:val="333333"/>
+                <w:color w:val="1A202C"/>
                 <w:sz w:val="19"/>
               </w:rPr>
-              <w:t>Status = 'Unpaid'</w:t>
-            </w:r>
-          </w:p>
-        </w:tc>
-        <w:tc>
-          <w:tcPr>
-            <w:tcW w:type="dxa" w:w="1234"/>
-            <w:shd w:val="clear" w:color="auto" w:fill="F4F6F6"/>
-            <w:tcMar>
-              <w:top w:w="100" w:type="dxa"/>
-              <w:bottom w:w="100" w:type="dxa"/>
-              <w:left w:w="150" w:type="dxa"/>
-              <w:right w:w="150" w:type="dxa"/>
-            </w:tcMar>
-          </w:tcPr>
-          <w:p>
-            <w:pPr>
-              <w:jc w:val="left"/>
-            </w:pPr>
-            <w:r>
-              <w:rPr>
-                <w:rFonts w:ascii="Calibri" w:hAnsi="Calibri"/>
-                <w:color w:val="333333"/>
-                <w:sz w:val="19"/>
-              </w:rPr>
-              <w:t>'Unpaid'</w:t>
-            </w:r>
-          </w:p>
-        </w:tc>
-        <w:tc>
-          <w:tcPr>
-            <w:tcW w:type="dxa" w:w="1234"/>
-            <w:shd w:val="clear" w:color="auto" w:fill="F4F6F6"/>
-            <w:tcMar>
-              <w:top w:w="100" w:type="dxa"/>
-              <w:bottom w:w="100" w:type="dxa"/>
-              <w:left w:w="150" w:type="dxa"/>
-              <w:right w:w="150" w:type="dxa"/>
-            </w:tcMar>
-          </w:tcPr>
-          <w:p>
-            <w:pPr>
-              <w:jc w:val="left"/>
-            </w:pPr>
-            <w:r>
-              <w:rPr>
-                <w:rFonts w:ascii="Calibri" w:hAnsi="Calibri"/>
-                <w:color w:val="333333"/>
-                <w:sz w:val="19"/>
-              </w:rPr>
-              <w:t>PASS</w:t>
+              <w:t>Pass</w:t>
             </w:r>
           </w:p>
         </w:tc>
@@ -2069,23 +2735,24 @@
       <w:tr>
         <w:tc>
           <w:tcPr>
-            <w:tcW w:type="dxa" w:w="1234"/>
+            <w:tcW w:type="dxa" w:w="1440"/>
             <w:shd w:val="clear" w:color="auto" w:fill="FFFFFF"/>
             <w:tcMar>
               <w:top w:w="100" w:type="dxa"/>
               <w:bottom w:w="100" w:type="dxa"/>
-              <w:left w:w="150" w:type="dxa"/>
-              <w:right w:w="150" w:type="dxa"/>
+              <w:left w:w="140" w:type="dxa"/>
+              <w:right w:w="140" w:type="dxa"/>
             </w:tcMar>
           </w:tcPr>
           <w:p>
             <w:pPr>
+              <w:spacing w:before="0" w:after="0" w:line="276" w:lineRule="auto"/>
               <w:jc w:val="left"/>
             </w:pPr>
             <w:r>
               <w:rPr>
                 <w:rFonts w:ascii="Calibri" w:hAnsi="Calibri"/>
-                <w:color w:val="333333"/>
+                <w:color w:val="1A202C"/>
                 <w:sz w:val="19"/>
               </w:rPr>
               <w:t>TC_PAY_02</w:t>
@@ -2094,151 +2761,105 @@
         </w:tc>
         <w:tc>
           <w:tcPr>
-            <w:tcW w:type="dxa" w:w="1234"/>
+            <w:tcW w:type="dxa" w:w="2880"/>
             <w:shd w:val="clear" w:color="auto" w:fill="FFFFFF"/>
             <w:tcMar>
               <w:top w:w="100" w:type="dxa"/>
               <w:bottom w:w="100" w:type="dxa"/>
-              <w:left w:w="150" w:type="dxa"/>
-              <w:right w:w="150" w:type="dxa"/>
+              <w:left w:w="140" w:type="dxa"/>
+              <w:right w:w="140" w:type="dxa"/>
             </w:tcMar>
           </w:tcPr>
           <w:p>
             <w:pPr>
+              <w:spacing w:before="0" w:after="0" w:line="276" w:lineRule="auto"/>
               <w:jc w:val="left"/>
             </w:pPr>
             <w:r>
               <w:rPr>
                 <w:rFonts w:ascii="Calibri" w:hAnsi="Calibri"/>
-                <w:color w:val="333333"/>
+                <w:color w:val="1A202C"/>
                 <w:sz w:val="19"/>
               </w:rPr>
-              <w:t>Ledger</w:t>
+              <w:t>Payment status determination: Partial</w:t>
             </w:r>
           </w:p>
         </w:tc>
         <w:tc>
           <w:tcPr>
-            <w:tcW w:type="dxa" w:w="1234"/>
+            <w:tcW w:type="dxa" w:w="2592"/>
             <w:shd w:val="clear" w:color="auto" w:fill="FFFFFF"/>
             <w:tcMar>
               <w:top w:w="100" w:type="dxa"/>
               <w:bottom w:w="100" w:type="dxa"/>
-              <w:left w:w="150" w:type="dxa"/>
-              <w:right w:w="150" w:type="dxa"/>
+              <w:left w:w="140" w:type="dxa"/>
+              <w:right w:w="140" w:type="dxa"/>
             </w:tcMar>
           </w:tcPr>
           <w:p>
             <w:pPr>
+              <w:spacing w:before="0" w:after="0" w:line="276" w:lineRule="auto"/>
               <w:jc w:val="left"/>
             </w:pPr>
             <w:r>
               <w:rPr>
                 <w:rFonts w:ascii="Calibri" w:hAnsi="Calibri"/>
-                <w:color w:val="333333"/>
+                <w:color w:val="1A202C"/>
                 <w:sz w:val="19"/>
               </w:rPr>
-              <w:t>Partial Payment Status</w:t>
+              <w:t>Grand total 1000, Total paid 400</w:t>
             </w:r>
           </w:p>
         </w:tc>
         <w:tc>
           <w:tcPr>
-            <w:tcW w:type="dxa" w:w="1234"/>
+            <w:tcW w:type="dxa" w:w="2016"/>
             <w:shd w:val="clear" w:color="auto" w:fill="FFFFFF"/>
             <w:tcMar>
               <w:top w:w="100" w:type="dxa"/>
               <w:bottom w:w="100" w:type="dxa"/>
-              <w:left w:w="150" w:type="dxa"/>
-              <w:right w:w="150" w:type="dxa"/>
+              <w:left w:w="140" w:type="dxa"/>
+              <w:right w:w="140" w:type="dxa"/>
             </w:tcMar>
           </w:tcPr>
           <w:p>
             <w:pPr>
+              <w:spacing w:before="0" w:after="0" w:line="276" w:lineRule="auto"/>
               <w:jc w:val="left"/>
             </w:pPr>
             <w:r>
               <w:rPr>
                 <w:rFonts w:ascii="Calibri" w:hAnsi="Calibri"/>
-                <w:color w:val="333333"/>
+                <w:color w:val="1A202C"/>
                 <w:sz w:val="19"/>
               </w:rPr>
-              <w:t>Paid = 2000 of 5000</w:t>
+              <w:t>status == 'Partially Paid'</w:t>
             </w:r>
           </w:p>
         </w:tc>
         <w:tc>
           <w:tcPr>
-            <w:tcW w:type="dxa" w:w="1234"/>
+            <w:tcW w:type="dxa" w:w="864"/>
             <w:shd w:val="clear" w:color="auto" w:fill="FFFFFF"/>
             <w:tcMar>
               <w:top w:w="100" w:type="dxa"/>
               <w:bottom w:w="100" w:type="dxa"/>
-              <w:left w:w="150" w:type="dxa"/>
-              <w:right w:w="150" w:type="dxa"/>
+              <w:left w:w="140" w:type="dxa"/>
+              <w:right w:w="140" w:type="dxa"/>
             </w:tcMar>
           </w:tcPr>
           <w:p>
             <w:pPr>
+              <w:spacing w:before="0" w:after="0" w:line="276" w:lineRule="auto"/>
               <w:jc w:val="left"/>
             </w:pPr>
             <w:r>
               <w:rPr>
                 <w:rFonts w:ascii="Calibri" w:hAnsi="Calibri"/>
-                <w:color w:val="333333"/>
+                <w:color w:val="1A202C"/>
                 <w:sz w:val="19"/>
               </w:rPr>
-              <w:t>Status = 'Partially Paid'</w:t>
-            </w:r>
-          </w:p>
-        </w:tc>
-        <w:tc>
-          <w:tcPr>
-            <w:tcW w:type="dxa" w:w="1234"/>
-            <w:shd w:val="clear" w:color="auto" w:fill="FFFFFF"/>
-            <w:tcMar>
-              <w:top w:w="100" w:type="dxa"/>
-              <w:bottom w:w="100" w:type="dxa"/>
-              <w:left w:w="150" w:type="dxa"/>
-              <w:right w:w="150" w:type="dxa"/>
-            </w:tcMar>
-          </w:tcPr>
-          <w:p>
-            <w:pPr>
-              <w:jc w:val="left"/>
-            </w:pPr>
-            <w:r>
-              <w:rPr>
-                <w:rFonts w:ascii="Calibri" w:hAnsi="Calibri"/>
-                <w:color w:val="333333"/>
-                <w:sz w:val="19"/>
-              </w:rPr>
-              <w:t>'Partially Paid'</w:t>
-            </w:r>
-          </w:p>
-        </w:tc>
-        <w:tc>
-          <w:tcPr>
-            <w:tcW w:type="dxa" w:w="1234"/>
-            <w:shd w:val="clear" w:color="auto" w:fill="FFFFFF"/>
-            <w:tcMar>
-              <w:top w:w="100" w:type="dxa"/>
-              <w:bottom w:w="100" w:type="dxa"/>
-              <w:left w:w="150" w:type="dxa"/>
-              <w:right w:w="150" w:type="dxa"/>
-            </w:tcMar>
-          </w:tcPr>
-          <w:p>
-            <w:pPr>
-              <w:jc w:val="left"/>
-            </w:pPr>
-            <w:r>
-              <w:rPr>
-                <w:rFonts w:ascii="Calibri" w:hAnsi="Calibri"/>
-                <w:color w:val="333333"/>
-                <w:sz w:val="19"/>
-              </w:rPr>
-              <w:t>PASS</w:t>
+              <w:t>Pass</w:t>
             </w:r>
           </w:p>
         </w:tc>
@@ -2246,200 +2867,24 @@
       <w:tr>
         <w:tc>
           <w:tcPr>
-            <w:tcW w:type="dxa" w:w="1234"/>
-            <w:shd w:val="clear" w:color="auto" w:fill="F4F6F6"/>
+            <w:tcW w:type="dxa" w:w="1440"/>
+            <w:shd w:val="clear" w:color="auto" w:fill="F7FAFC"/>
             <w:tcMar>
               <w:top w:w="100" w:type="dxa"/>
               <w:bottom w:w="100" w:type="dxa"/>
-              <w:left w:w="150" w:type="dxa"/>
-              <w:right w:w="150" w:type="dxa"/>
+              <w:left w:w="140" w:type="dxa"/>
+              <w:right w:w="140" w:type="dxa"/>
             </w:tcMar>
           </w:tcPr>
           <w:p>
             <w:pPr>
+              <w:spacing w:before="0" w:after="0" w:line="276" w:lineRule="auto"/>
               <w:jc w:val="left"/>
             </w:pPr>
             <w:r>
               <w:rPr>
                 <w:rFonts w:ascii="Calibri" w:hAnsi="Calibri"/>
-                <w:color w:val="333333"/>
-                <w:sz w:val="19"/>
-              </w:rPr>
-              <w:t>TC_PAY_03</w:t>
-            </w:r>
-          </w:p>
-        </w:tc>
-        <w:tc>
-          <w:tcPr>
-            <w:tcW w:type="dxa" w:w="1234"/>
-            <w:shd w:val="clear" w:color="auto" w:fill="F4F6F6"/>
-            <w:tcMar>
-              <w:top w:w="100" w:type="dxa"/>
-              <w:bottom w:w="100" w:type="dxa"/>
-              <w:left w:w="150" w:type="dxa"/>
-              <w:right w:w="150" w:type="dxa"/>
-            </w:tcMar>
-          </w:tcPr>
-          <w:p>
-            <w:pPr>
-              <w:jc w:val="left"/>
-            </w:pPr>
-            <w:r>
-              <w:rPr>
-                <w:rFonts w:ascii="Calibri" w:hAnsi="Calibri"/>
-                <w:color w:val="333333"/>
-                <w:sz w:val="19"/>
-              </w:rPr>
-              <w:t>Ledger</w:t>
-            </w:r>
-          </w:p>
-        </w:tc>
-        <w:tc>
-          <w:tcPr>
-            <w:tcW w:type="dxa" w:w="1234"/>
-            <w:shd w:val="clear" w:color="auto" w:fill="F4F6F6"/>
-            <w:tcMar>
-              <w:top w:w="100" w:type="dxa"/>
-              <w:bottom w:w="100" w:type="dxa"/>
-              <w:left w:w="150" w:type="dxa"/>
-              <w:right w:w="150" w:type="dxa"/>
-            </w:tcMar>
-          </w:tcPr>
-          <w:p>
-            <w:pPr>
-              <w:jc w:val="left"/>
-            </w:pPr>
-            <w:r>
-              <w:rPr>
-                <w:rFonts w:ascii="Calibri" w:hAnsi="Calibri"/>
-                <w:color w:val="333333"/>
-                <w:sz w:val="19"/>
-              </w:rPr>
-              <w:t>Full Settlement Status</w:t>
-            </w:r>
-          </w:p>
-        </w:tc>
-        <w:tc>
-          <w:tcPr>
-            <w:tcW w:type="dxa" w:w="1234"/>
-            <w:shd w:val="clear" w:color="auto" w:fill="F4F6F6"/>
-            <w:tcMar>
-              <w:top w:w="100" w:type="dxa"/>
-              <w:bottom w:w="100" w:type="dxa"/>
-              <w:left w:w="150" w:type="dxa"/>
-              <w:right w:w="150" w:type="dxa"/>
-            </w:tcMar>
-          </w:tcPr>
-          <w:p>
-            <w:pPr>
-              <w:jc w:val="left"/>
-            </w:pPr>
-            <w:r>
-              <w:rPr>
-                <w:rFonts w:ascii="Calibri" w:hAnsi="Calibri"/>
-                <w:color w:val="333333"/>
-                <w:sz w:val="19"/>
-              </w:rPr>
-              <w:t>Paid = 5000 of 5000</w:t>
-            </w:r>
-          </w:p>
-        </w:tc>
-        <w:tc>
-          <w:tcPr>
-            <w:tcW w:type="dxa" w:w="1234"/>
-            <w:shd w:val="clear" w:color="auto" w:fill="F4F6F6"/>
-            <w:tcMar>
-              <w:top w:w="100" w:type="dxa"/>
-              <w:bottom w:w="100" w:type="dxa"/>
-              <w:left w:w="150" w:type="dxa"/>
-              <w:right w:w="150" w:type="dxa"/>
-            </w:tcMar>
-          </w:tcPr>
-          <w:p>
-            <w:pPr>
-              <w:jc w:val="left"/>
-            </w:pPr>
-            <w:r>
-              <w:rPr>
-                <w:rFonts w:ascii="Calibri" w:hAnsi="Calibri"/>
-                <w:color w:val="333333"/>
-                <w:sz w:val="19"/>
-              </w:rPr>
-              <w:t>Status = 'Paid'</w:t>
-            </w:r>
-          </w:p>
-        </w:tc>
-        <w:tc>
-          <w:tcPr>
-            <w:tcW w:type="dxa" w:w="1234"/>
-            <w:shd w:val="clear" w:color="auto" w:fill="F4F6F6"/>
-            <w:tcMar>
-              <w:top w:w="100" w:type="dxa"/>
-              <w:bottom w:w="100" w:type="dxa"/>
-              <w:left w:w="150" w:type="dxa"/>
-              <w:right w:w="150" w:type="dxa"/>
-            </w:tcMar>
-          </w:tcPr>
-          <w:p>
-            <w:pPr>
-              <w:jc w:val="left"/>
-            </w:pPr>
-            <w:r>
-              <w:rPr>
-                <w:rFonts w:ascii="Calibri" w:hAnsi="Calibri"/>
-                <w:color w:val="333333"/>
-                <w:sz w:val="19"/>
-              </w:rPr>
-              <w:t>'Paid'</w:t>
-            </w:r>
-          </w:p>
-        </w:tc>
-        <w:tc>
-          <w:tcPr>
-            <w:tcW w:type="dxa" w:w="1234"/>
-            <w:shd w:val="clear" w:color="auto" w:fill="F4F6F6"/>
-            <w:tcMar>
-              <w:top w:w="100" w:type="dxa"/>
-              <w:bottom w:w="100" w:type="dxa"/>
-              <w:left w:w="150" w:type="dxa"/>
-              <w:right w:w="150" w:type="dxa"/>
-            </w:tcMar>
-          </w:tcPr>
-          <w:p>
-            <w:pPr>
-              <w:jc w:val="left"/>
-            </w:pPr>
-            <w:r>
-              <w:rPr>
-                <w:rFonts w:ascii="Calibri" w:hAnsi="Calibri"/>
-                <w:color w:val="333333"/>
-                <w:sz w:val="19"/>
-              </w:rPr>
-              <w:t>PASS</w:t>
-            </w:r>
-          </w:p>
-        </w:tc>
-      </w:tr>
-      <w:tr>
-        <w:tc>
-          <w:tcPr>
-            <w:tcW w:type="dxa" w:w="1234"/>
-            <w:shd w:val="clear" w:color="auto" w:fill="FFFFFF"/>
-            <w:tcMar>
-              <w:top w:w="100" w:type="dxa"/>
-              <w:bottom w:w="100" w:type="dxa"/>
-              <w:left w:w="150" w:type="dxa"/>
-              <w:right w:w="150" w:type="dxa"/>
-            </w:tcMar>
-          </w:tcPr>
-          <w:p>
-            <w:pPr>
-              <w:jc w:val="left"/>
-            </w:pPr>
-            <w:r>
-              <w:rPr>
-                <w:rFonts w:ascii="Calibri" w:hAnsi="Calibri"/>
-                <w:color w:val="333333"/>
+                <w:color w:val="1A202C"/>
                 <w:sz w:val="19"/>
               </w:rPr>
               <w:t>TC_VAL_01</w:t>
@@ -2448,151 +2893,105 @@
         </w:tc>
         <w:tc>
           <w:tcPr>
-            <w:tcW w:type="dxa" w:w="1234"/>
-            <w:shd w:val="clear" w:color="auto" w:fill="FFFFFF"/>
+            <w:tcW w:type="dxa" w:w="2880"/>
+            <w:shd w:val="clear" w:color="auto" w:fill="F7FAFC"/>
             <w:tcMar>
               <w:top w:w="100" w:type="dxa"/>
               <w:bottom w:w="100" w:type="dxa"/>
-              <w:left w:w="150" w:type="dxa"/>
-              <w:right w:w="150" w:type="dxa"/>
+              <w:left w:w="140" w:type="dxa"/>
+              <w:right w:w="140" w:type="dxa"/>
             </w:tcMar>
           </w:tcPr>
           <w:p>
             <w:pPr>
+              <w:spacing w:before="0" w:after="0" w:line="276" w:lineRule="auto"/>
               <w:jc w:val="left"/>
             </w:pPr>
             <w:r>
               <w:rPr>
                 <w:rFonts w:ascii="Calibri" w:hAnsi="Calibri"/>
-                <w:color w:val="333333"/>
+                <w:color w:val="1A202C"/>
                 <w:sz w:val="19"/>
               </w:rPr>
-              <w:t>Validation</w:t>
+              <w:t>Validate legitimate user registration</w:t>
             </w:r>
           </w:p>
         </w:tc>
         <w:tc>
           <w:tcPr>
-            <w:tcW w:type="dxa" w:w="1234"/>
-            <w:shd w:val="clear" w:color="auto" w:fill="FFFFFF"/>
+            <w:tcW w:type="dxa" w:w="2592"/>
+            <w:shd w:val="clear" w:color="auto" w:fill="F7FAFC"/>
             <w:tcMar>
               <w:top w:w="100" w:type="dxa"/>
               <w:bottom w:w="100" w:type="dxa"/>
-              <w:left w:w="150" w:type="dxa"/>
-              <w:right w:w="150" w:type="dxa"/>
+              <w:left w:w="140" w:type="dxa"/>
+              <w:right w:w="140" w:type="dxa"/>
             </w:tcMar>
           </w:tcPr>
           <w:p>
             <w:pPr>
+              <w:spacing w:before="0" w:after="0" w:line="276" w:lineRule="auto"/>
               <w:jc w:val="left"/>
             </w:pPr>
             <w:r>
               <w:rPr>
                 <w:rFonts w:ascii="Calibri" w:hAnsi="Calibri"/>
-                <w:color w:val="333333"/>
+                <w:color w:val="1A202C"/>
                 <w:sz w:val="19"/>
               </w:rPr>
-              <w:t>Valid User Registration</w:t>
+              <w:t>Valid name, email, 6-char pass, 10-digit phone</w:t>
             </w:r>
           </w:p>
         </w:tc>
         <w:tc>
           <w:tcPr>
-            <w:tcW w:type="dxa" w:w="1234"/>
-            <w:shd w:val="clear" w:color="auto" w:fill="FFFFFF"/>
+            <w:tcW w:type="dxa" w:w="2016"/>
+            <w:shd w:val="clear" w:color="auto" w:fill="F7FAFC"/>
             <w:tcMar>
               <w:top w:w="100" w:type="dxa"/>
               <w:bottom w:w="100" w:type="dxa"/>
-              <w:left w:w="150" w:type="dxa"/>
-              <w:right w:w="150" w:type="dxa"/>
+              <w:left w:w="140" w:type="dxa"/>
+              <w:right w:w="140" w:type="dxa"/>
             </w:tcMar>
           </w:tcPr>
           <w:p>
             <w:pPr>
+              <w:spacing w:before="0" w:after="0" w:line="276" w:lineRule="auto"/>
               <w:jc w:val="left"/>
             </w:pPr>
             <w:r>
               <w:rPr>
                 <w:rFonts w:ascii="Calibri" w:hAnsi="Calibri"/>
-                <w:color w:val="333333"/>
+                <w:color w:val="1A202C"/>
                 <w:sz w:val="19"/>
               </w:rPr>
-              <w:t>Valid name, email, phone</w:t>
+              <w:t>valid == True</w:t>
             </w:r>
           </w:p>
         </w:tc>
         <w:tc>
           <w:tcPr>
-            <w:tcW w:type="dxa" w:w="1234"/>
-            <w:shd w:val="clear" w:color="auto" w:fill="FFFFFF"/>
+            <w:tcW w:type="dxa" w:w="864"/>
+            <w:shd w:val="clear" w:color="auto" w:fill="F7FAFC"/>
             <w:tcMar>
               <w:top w:w="100" w:type="dxa"/>
               <w:bottom w:w="100" w:type="dxa"/>
-              <w:left w:w="150" w:type="dxa"/>
-              <w:right w:w="150" w:type="dxa"/>
+              <w:left w:w="140" w:type="dxa"/>
+              <w:right w:w="140" w:type="dxa"/>
             </w:tcMar>
           </w:tcPr>
           <w:p>
             <w:pPr>
+              <w:spacing w:before="0" w:after="0" w:line="276" w:lineRule="auto"/>
               <w:jc w:val="left"/>
             </w:pPr>
             <w:r>
               <w:rPr>
                 <w:rFonts w:ascii="Calibri" w:hAnsi="Calibri"/>
-                <w:color w:val="333333"/>
+                <w:color w:val="1A202C"/>
                 <w:sz w:val="19"/>
               </w:rPr>
-              <w:t>True, 'Valid'</w:t>
-            </w:r>
-          </w:p>
-        </w:tc>
-        <w:tc>
-          <w:tcPr>
-            <w:tcW w:type="dxa" w:w="1234"/>
-            <w:shd w:val="clear" w:color="auto" w:fill="FFFFFF"/>
-            <w:tcMar>
-              <w:top w:w="100" w:type="dxa"/>
-              <w:bottom w:w="100" w:type="dxa"/>
-              <w:left w:w="150" w:type="dxa"/>
-              <w:right w:w="150" w:type="dxa"/>
-            </w:tcMar>
-          </w:tcPr>
-          <w:p>
-            <w:pPr>
-              <w:jc w:val="left"/>
-            </w:pPr>
-            <w:r>
-              <w:rPr>
-                <w:rFonts w:ascii="Calibri" w:hAnsi="Calibri"/>
-                <w:color w:val="333333"/>
-                <w:sz w:val="19"/>
-              </w:rPr>
-              <w:t>True</w:t>
-            </w:r>
-          </w:p>
-        </w:tc>
-        <w:tc>
-          <w:tcPr>
-            <w:tcW w:type="dxa" w:w="1234"/>
-            <w:shd w:val="clear" w:color="auto" w:fill="FFFFFF"/>
-            <w:tcMar>
-              <w:top w:w="100" w:type="dxa"/>
-              <w:bottom w:w="100" w:type="dxa"/>
-              <w:left w:w="150" w:type="dxa"/>
-              <w:right w:w="150" w:type="dxa"/>
-            </w:tcMar>
-          </w:tcPr>
-          <w:p>
-            <w:pPr>
-              <w:jc w:val="left"/>
-            </w:pPr>
-            <w:r>
-              <w:rPr>
-                <w:rFonts w:ascii="Calibri" w:hAnsi="Calibri"/>
-                <w:color w:val="333333"/>
-                <w:sz w:val="19"/>
-              </w:rPr>
-              <w:t>PASS</w:t>
+              <w:t>Pass</w:t>
             </w:r>
           </w:p>
         </w:tc>
@@ -2600,23 +2999,24 @@
       <w:tr>
         <w:tc>
           <w:tcPr>
-            <w:tcW w:type="dxa" w:w="1234"/>
-            <w:shd w:val="clear" w:color="auto" w:fill="F4F6F6"/>
+            <w:tcW w:type="dxa" w:w="1440"/>
+            <w:shd w:val="clear" w:color="auto" w:fill="FFFFFF"/>
             <w:tcMar>
               <w:top w:w="100" w:type="dxa"/>
               <w:bottom w:w="100" w:type="dxa"/>
-              <w:left w:w="150" w:type="dxa"/>
-              <w:right w:w="150" w:type="dxa"/>
+              <w:left w:w="140" w:type="dxa"/>
+              <w:right w:w="140" w:type="dxa"/>
             </w:tcMar>
           </w:tcPr>
           <w:p>
             <w:pPr>
+              <w:spacing w:before="0" w:after="0" w:line="276" w:lineRule="auto"/>
               <w:jc w:val="left"/>
             </w:pPr>
             <w:r>
               <w:rPr>
                 <w:rFonts w:ascii="Calibri" w:hAnsi="Calibri"/>
-                <w:color w:val="333333"/>
+                <w:color w:val="1A202C"/>
                 <w:sz w:val="19"/>
               </w:rPr>
               <w:t>TC_VAL_02</w:t>
@@ -2625,151 +3025,501 @@
         </w:tc>
         <w:tc>
           <w:tcPr>
-            <w:tcW w:type="dxa" w:w="1234"/>
-            <w:shd w:val="clear" w:color="auto" w:fill="F4F6F6"/>
+            <w:tcW w:type="dxa" w:w="2880"/>
+            <w:shd w:val="clear" w:color="auto" w:fill="FFFFFF"/>
             <w:tcMar>
               <w:top w:w="100" w:type="dxa"/>
               <w:bottom w:w="100" w:type="dxa"/>
-              <w:left w:w="150" w:type="dxa"/>
-              <w:right w:w="150" w:type="dxa"/>
+              <w:left w:w="140" w:type="dxa"/>
+              <w:right w:w="140" w:type="dxa"/>
             </w:tcMar>
           </w:tcPr>
           <w:p>
             <w:pPr>
+              <w:spacing w:before="0" w:after="0" w:line="276" w:lineRule="auto"/>
               <w:jc w:val="left"/>
             </w:pPr>
             <w:r>
               <w:rPr>
                 <w:rFonts w:ascii="Calibri" w:hAnsi="Calibri"/>
-                <w:color w:val="333333"/>
+                <w:color w:val="1A202C"/>
                 <w:sz w:val="19"/>
               </w:rPr>
-              <w:t>Validation</w:t>
+              <w:t>Reject user registration with short name</w:t>
             </w:r>
           </w:p>
         </w:tc>
         <w:tc>
           <w:tcPr>
-            <w:tcW w:type="dxa" w:w="1234"/>
-            <w:shd w:val="clear" w:color="auto" w:fill="F4F6F6"/>
+            <w:tcW w:type="dxa" w:w="2592"/>
+            <w:shd w:val="clear" w:color="auto" w:fill="FFFFFF"/>
             <w:tcMar>
               <w:top w:w="100" w:type="dxa"/>
               <w:bottom w:w="100" w:type="dxa"/>
-              <w:left w:w="150" w:type="dxa"/>
-              <w:right w:w="150" w:type="dxa"/>
+              <w:left w:w="140" w:type="dxa"/>
+              <w:right w:w="140" w:type="dxa"/>
             </w:tcMar>
           </w:tcPr>
           <w:p>
             <w:pPr>
+              <w:spacing w:before="0" w:after="0" w:line="276" w:lineRule="auto"/>
               <w:jc w:val="left"/>
             </w:pPr>
             <w:r>
               <w:rPr>
                 <w:rFonts w:ascii="Calibri" w:hAnsi="Calibri"/>
-                <w:color w:val="333333"/>
+                <w:color w:val="1A202C"/>
                 <w:sz w:val="19"/>
               </w:rPr>
-              <w:t>Malformed Phone Check</w:t>
+              <w:t>Name 'Al' (&lt;3 chars)</w:t>
             </w:r>
           </w:p>
         </w:tc>
         <w:tc>
           <w:tcPr>
-            <w:tcW w:type="dxa" w:w="1234"/>
-            <w:shd w:val="clear" w:color="auto" w:fill="F4F6F6"/>
+            <w:tcW w:type="dxa" w:w="2016"/>
+            <w:shd w:val="clear" w:color="auto" w:fill="FFFFFF"/>
             <w:tcMar>
               <w:top w:w="100" w:type="dxa"/>
               <w:bottom w:w="100" w:type="dxa"/>
-              <w:left w:w="150" w:type="dxa"/>
-              <w:right w:w="150" w:type="dxa"/>
+              <w:left w:w="140" w:type="dxa"/>
+              <w:right w:w="140" w:type="dxa"/>
             </w:tcMar>
           </w:tcPr>
           <w:p>
             <w:pPr>
+              <w:spacing w:before="0" w:after="0" w:line="276" w:lineRule="auto"/>
               <w:jc w:val="left"/>
             </w:pPr>
             <w:r>
               <w:rPr>
                 <w:rFonts w:ascii="Calibri" w:hAnsi="Calibri"/>
-                <w:color w:val="333333"/>
+                <w:color w:val="1A202C"/>
                 <w:sz w:val="19"/>
               </w:rPr>
-              <w:t>phone = '98765'</w:t>
+              <w:t>valid == False, error logged</w:t>
             </w:r>
           </w:p>
         </w:tc>
         <w:tc>
           <w:tcPr>
-            <w:tcW w:type="dxa" w:w="1234"/>
-            <w:shd w:val="clear" w:color="auto" w:fill="F4F6F6"/>
+            <w:tcW w:type="dxa" w:w="864"/>
+            <w:shd w:val="clear" w:color="auto" w:fill="FFFFFF"/>
             <w:tcMar>
               <w:top w:w="100" w:type="dxa"/>
               <w:bottom w:w="100" w:type="dxa"/>
-              <w:left w:w="150" w:type="dxa"/>
-              <w:right w:w="150" w:type="dxa"/>
+              <w:left w:w="140" w:type="dxa"/>
+              <w:right w:w="140" w:type="dxa"/>
             </w:tcMar>
           </w:tcPr>
           <w:p>
             <w:pPr>
+              <w:spacing w:before="0" w:after="0" w:line="276" w:lineRule="auto"/>
               <w:jc w:val="left"/>
             </w:pPr>
             <w:r>
               <w:rPr>
                 <w:rFonts w:ascii="Calibri" w:hAnsi="Calibri"/>
-                <w:color w:val="333333"/>
+                <w:color w:val="1A202C"/>
                 <w:sz w:val="19"/>
               </w:rPr>
-              <w:t>False, '10 digits'</w:t>
+              <w:t>Pass</w:t>
+            </w:r>
+          </w:p>
+        </w:tc>
+      </w:tr>
+      <w:tr>
+        <w:tc>
+          <w:tcPr>
+            <w:tcW w:type="dxa" w:w="1440"/>
+            <w:shd w:val="clear" w:color="auto" w:fill="F7FAFC"/>
+            <w:tcMar>
+              <w:top w:w="100" w:type="dxa"/>
+              <w:bottom w:w="100" w:type="dxa"/>
+              <w:left w:w="140" w:type="dxa"/>
+              <w:right w:w="140" w:type="dxa"/>
+            </w:tcMar>
+          </w:tcPr>
+          <w:p>
+            <w:pPr>
+              <w:spacing w:before="0" w:after="0" w:line="276" w:lineRule="auto"/>
+              <w:jc w:val="left"/>
+            </w:pPr>
+            <w:r>
+              <w:rPr>
+                <w:rFonts w:ascii="Calibri" w:hAnsi="Calibri"/>
+                <w:color w:val="1A202C"/>
+                <w:sz w:val="19"/>
+              </w:rPr>
+              <w:t>TC_VAL_03</w:t>
             </w:r>
           </w:p>
         </w:tc>
         <w:tc>
           <w:tcPr>
-            <w:tcW w:type="dxa" w:w="1234"/>
-            <w:shd w:val="clear" w:color="auto" w:fill="F4F6F6"/>
+            <w:tcW w:type="dxa" w:w="2880"/>
+            <w:shd w:val="clear" w:color="auto" w:fill="F7FAFC"/>
             <w:tcMar>
               <w:top w:w="100" w:type="dxa"/>
               <w:bottom w:w="100" w:type="dxa"/>
-              <w:left w:w="150" w:type="dxa"/>
-              <w:right w:w="150" w:type="dxa"/>
+              <w:left w:w="140" w:type="dxa"/>
+              <w:right w:w="140" w:type="dxa"/>
             </w:tcMar>
           </w:tcPr>
           <w:p>
             <w:pPr>
+              <w:spacing w:before="0" w:after="0" w:line="276" w:lineRule="auto"/>
               <w:jc w:val="left"/>
             </w:pPr>
             <w:r>
               <w:rPr>
                 <w:rFonts w:ascii="Calibri" w:hAnsi="Calibri"/>
-                <w:color w:val="333333"/>
+                <w:color w:val="1A202C"/>
                 <w:sz w:val="19"/>
               </w:rPr>
-              <w:t>False</w:t>
+              <w:t>Reject user registration with invalid phone</w:t>
             </w:r>
           </w:p>
         </w:tc>
         <w:tc>
           <w:tcPr>
-            <w:tcW w:type="dxa" w:w="1234"/>
-            <w:shd w:val="clear" w:color="auto" w:fill="F4F6F6"/>
+            <w:tcW w:type="dxa" w:w="2592"/>
+            <w:shd w:val="clear" w:color="auto" w:fill="F7FAFC"/>
             <w:tcMar>
               <w:top w:w="100" w:type="dxa"/>
               <w:bottom w:w="100" w:type="dxa"/>
-              <w:left w:w="150" w:type="dxa"/>
-              <w:right w:w="150" w:type="dxa"/>
+              <w:left w:w="140" w:type="dxa"/>
+              <w:right w:w="140" w:type="dxa"/>
             </w:tcMar>
           </w:tcPr>
           <w:p>
             <w:pPr>
+              <w:spacing w:before="0" w:after="0" w:line="276" w:lineRule="auto"/>
               <w:jc w:val="left"/>
             </w:pPr>
             <w:r>
               <w:rPr>
                 <w:rFonts w:ascii="Calibri" w:hAnsi="Calibri"/>
-                <w:color w:val="333333"/>
+                <w:color w:val="1A202C"/>
                 <w:sz w:val="19"/>
               </w:rPr>
-              <w:t>PASS</w:t>
+              <w:t>Phone '12345' (&lt;10 digits)</w:t>
+            </w:r>
+          </w:p>
+        </w:tc>
+        <w:tc>
+          <w:tcPr>
+            <w:tcW w:type="dxa" w:w="2016"/>
+            <w:shd w:val="clear" w:color="auto" w:fill="F7FAFC"/>
+            <w:tcMar>
+              <w:top w:w="100" w:type="dxa"/>
+              <w:bottom w:w="100" w:type="dxa"/>
+              <w:left w:w="140" w:type="dxa"/>
+              <w:right w:w="140" w:type="dxa"/>
+            </w:tcMar>
+          </w:tcPr>
+          <w:p>
+            <w:pPr>
+              <w:spacing w:before="0" w:after="0" w:line="276" w:lineRule="auto"/>
+              <w:jc w:val="left"/>
+            </w:pPr>
+            <w:r>
+              <w:rPr>
+                <w:rFonts w:ascii="Calibri" w:hAnsi="Calibri"/>
+                <w:color w:val="1A202C"/>
+                <w:sz w:val="19"/>
+              </w:rPr>
+              <w:t>valid == False, error logged</w:t>
+            </w:r>
+          </w:p>
+        </w:tc>
+        <w:tc>
+          <w:tcPr>
+            <w:tcW w:type="dxa" w:w="864"/>
+            <w:shd w:val="clear" w:color="auto" w:fill="F7FAFC"/>
+            <w:tcMar>
+              <w:top w:w="100" w:type="dxa"/>
+              <w:bottom w:w="100" w:type="dxa"/>
+              <w:left w:w="140" w:type="dxa"/>
+              <w:right w:w="140" w:type="dxa"/>
+            </w:tcMar>
+          </w:tcPr>
+          <w:p>
+            <w:pPr>
+              <w:spacing w:before="0" w:after="0" w:line="276" w:lineRule="auto"/>
+              <w:jc w:val="left"/>
+            </w:pPr>
+            <w:r>
+              <w:rPr>
+                <w:rFonts w:ascii="Calibri" w:hAnsi="Calibri"/>
+                <w:color w:val="1A202C"/>
+                <w:sz w:val="19"/>
+              </w:rPr>
+              <w:t>Pass</w:t>
+            </w:r>
+          </w:p>
+        </w:tc>
+      </w:tr>
+      <w:tr>
+        <w:tc>
+          <w:tcPr>
+            <w:tcW w:type="dxa" w:w="1440"/>
+            <w:shd w:val="clear" w:color="auto" w:fill="FFFFFF"/>
+            <w:tcMar>
+              <w:top w:w="100" w:type="dxa"/>
+              <w:bottom w:w="100" w:type="dxa"/>
+              <w:left w:w="140" w:type="dxa"/>
+              <w:right w:w="140" w:type="dxa"/>
+            </w:tcMar>
+          </w:tcPr>
+          <w:p>
+            <w:pPr>
+              <w:spacing w:before="0" w:after="0" w:line="276" w:lineRule="auto"/>
+              <w:jc w:val="left"/>
+            </w:pPr>
+            <w:r>
+              <w:rPr>
+                <w:rFonts w:ascii="Calibri" w:hAnsi="Calibri"/>
+                <w:color w:val="1A202C"/>
+                <w:sz w:val="19"/>
+              </w:rPr>
+              <w:t>TC_WRD_01</w:t>
+            </w:r>
+          </w:p>
+        </w:tc>
+        <w:tc>
+          <w:tcPr>
+            <w:tcW w:type="dxa" w:w="2880"/>
+            <w:shd w:val="clear" w:color="auto" w:fill="FFFFFF"/>
+            <w:tcMar>
+              <w:top w:w="100" w:type="dxa"/>
+              <w:bottom w:w="100" w:type="dxa"/>
+              <w:left w:w="140" w:type="dxa"/>
+              <w:right w:w="140" w:type="dxa"/>
+            </w:tcMar>
+          </w:tcPr>
+          <w:p>
+            <w:pPr>
+              <w:spacing w:before="0" w:after="0" w:line="276" w:lineRule="auto"/>
+              <w:jc w:val="left"/>
+            </w:pPr>
+            <w:r>
+              <w:rPr>
+                <w:rFonts w:ascii="Calibri" w:hAnsi="Calibri"/>
+                <w:color w:val="1A202C"/>
+                <w:sz w:val="19"/>
+              </w:rPr>
+              <w:t>Indian numbering conversion to words</w:t>
+            </w:r>
+          </w:p>
+        </w:tc>
+        <w:tc>
+          <w:tcPr>
+            <w:tcW w:type="dxa" w:w="2592"/>
+            <w:shd w:val="clear" w:color="auto" w:fill="FFFFFF"/>
+            <w:tcMar>
+              <w:top w:w="100" w:type="dxa"/>
+              <w:bottom w:w="100" w:type="dxa"/>
+              <w:left w:w="140" w:type="dxa"/>
+              <w:right w:w="140" w:type="dxa"/>
+            </w:tcMar>
+          </w:tcPr>
+          <w:p>
+            <w:pPr>
+              <w:spacing w:before="0" w:after="0" w:line="276" w:lineRule="auto"/>
+              <w:jc w:val="left"/>
+            </w:pPr>
+            <w:r>
+              <w:rPr>
+                <w:rFonts w:ascii="Calibri" w:hAnsi="Calibri"/>
+                <w:color w:val="1A202C"/>
+                <w:sz w:val="19"/>
+              </w:rPr>
+              <w:t>Amount 1,25,000</w:t>
+            </w:r>
+          </w:p>
+        </w:tc>
+        <w:tc>
+          <w:tcPr>
+            <w:tcW w:type="dxa" w:w="2016"/>
+            <w:shd w:val="clear" w:color="auto" w:fill="FFFFFF"/>
+            <w:tcMar>
+              <w:top w:w="100" w:type="dxa"/>
+              <w:bottom w:w="100" w:type="dxa"/>
+              <w:left w:w="140" w:type="dxa"/>
+              <w:right w:w="140" w:type="dxa"/>
+            </w:tcMar>
+          </w:tcPr>
+          <w:p>
+            <w:pPr>
+              <w:spacing w:before="0" w:after="0" w:line="276" w:lineRule="auto"/>
+              <w:jc w:val="left"/>
+            </w:pPr>
+            <w:r>
+              <w:rPr>
+                <w:rFonts w:ascii="Calibri" w:hAnsi="Calibri"/>
+                <w:color w:val="1A202C"/>
+                <w:sz w:val="19"/>
+              </w:rPr>
+              <w:t>'One Lakh Twenty-Five Thousand Rupees Only'</w:t>
+            </w:r>
+          </w:p>
+        </w:tc>
+        <w:tc>
+          <w:tcPr>
+            <w:tcW w:type="dxa" w:w="864"/>
+            <w:shd w:val="clear" w:color="auto" w:fill="FFFFFF"/>
+            <w:tcMar>
+              <w:top w:w="100" w:type="dxa"/>
+              <w:bottom w:w="100" w:type="dxa"/>
+              <w:left w:w="140" w:type="dxa"/>
+              <w:right w:w="140" w:type="dxa"/>
+            </w:tcMar>
+          </w:tcPr>
+          <w:p>
+            <w:pPr>
+              <w:spacing w:before="0" w:after="0" w:line="276" w:lineRule="auto"/>
+              <w:jc w:val="left"/>
+            </w:pPr>
+            <w:r>
+              <w:rPr>
+                <w:rFonts w:ascii="Calibri" w:hAnsi="Calibri"/>
+                <w:color w:val="1A202C"/>
+                <w:sz w:val="19"/>
+              </w:rPr>
+              <w:t>Pass</w:t>
+            </w:r>
+          </w:p>
+        </w:tc>
+      </w:tr>
+      <w:tr>
+        <w:tc>
+          <w:tcPr>
+            <w:tcW w:type="dxa" w:w="1440"/>
+            <w:shd w:val="clear" w:color="auto" w:fill="F7FAFC"/>
+            <w:tcMar>
+              <w:top w:w="100" w:type="dxa"/>
+              <w:bottom w:w="100" w:type="dxa"/>
+              <w:left w:w="140" w:type="dxa"/>
+              <w:right w:w="140" w:type="dxa"/>
+            </w:tcMar>
+          </w:tcPr>
+          <w:p>
+            <w:pPr>
+              <w:spacing w:before="0" w:after="0" w:line="276" w:lineRule="auto"/>
+              <w:jc w:val="left"/>
+            </w:pPr>
+            <w:r>
+              <w:rPr>
+                <w:rFonts w:ascii="Calibri" w:hAnsi="Calibri"/>
+                <w:color w:val="1A202C"/>
+                <w:sz w:val="19"/>
+              </w:rPr>
+              <w:t>TC_HSN_01</w:t>
+            </w:r>
+          </w:p>
+        </w:tc>
+        <w:tc>
+          <w:tcPr>
+            <w:tcW w:type="dxa" w:w="2880"/>
+            <w:shd w:val="clear" w:color="auto" w:fill="F7FAFC"/>
+            <w:tcMar>
+              <w:top w:w="100" w:type="dxa"/>
+              <w:bottom w:w="100" w:type="dxa"/>
+              <w:left w:w="140" w:type="dxa"/>
+              <w:right w:w="140" w:type="dxa"/>
+            </w:tcMar>
+          </w:tcPr>
+          <w:p>
+            <w:pPr>
+              <w:spacing w:before="0" w:after="0" w:line="276" w:lineRule="auto"/>
+              <w:jc w:val="left"/>
+            </w:pPr>
+            <w:r>
+              <w:rPr>
+                <w:rFonts w:ascii="Calibri" w:hAnsi="Calibri"/>
+                <w:color w:val="1A202C"/>
+                <w:sz w:val="19"/>
+              </w:rPr>
+              <w:t>HSN summary aggregation &amp; tax split</w:t>
+            </w:r>
+          </w:p>
+        </w:tc>
+        <w:tc>
+          <w:tcPr>
+            <w:tcW w:type="dxa" w:w="2592"/>
+            <w:shd w:val="clear" w:color="auto" w:fill="F7FAFC"/>
+            <w:tcMar>
+              <w:top w:w="100" w:type="dxa"/>
+              <w:bottom w:w="100" w:type="dxa"/>
+              <w:left w:w="140" w:type="dxa"/>
+              <w:right w:w="140" w:type="dxa"/>
+            </w:tcMar>
+          </w:tcPr>
+          <w:p>
+            <w:pPr>
+              <w:spacing w:before="0" w:after="0" w:line="276" w:lineRule="auto"/>
+              <w:jc w:val="left"/>
+            </w:pPr>
+            <w:r>
+              <w:rPr>
+                <w:rFonts w:ascii="Calibri" w:hAnsi="Calibri"/>
+                <w:color w:val="1A202C"/>
+                <w:sz w:val="19"/>
+              </w:rPr>
+              <w:t>2 items @ 998314 (18%), 1 item @ 8471 (12%)</w:t>
+            </w:r>
+          </w:p>
+        </w:tc>
+        <w:tc>
+          <w:tcPr>
+            <w:tcW w:type="dxa" w:w="2016"/>
+            <w:shd w:val="clear" w:color="auto" w:fill="F7FAFC"/>
+            <w:tcMar>
+              <w:top w:w="100" w:type="dxa"/>
+              <w:bottom w:w="100" w:type="dxa"/>
+              <w:left w:w="140" w:type="dxa"/>
+              <w:right w:w="140" w:type="dxa"/>
+            </w:tcMar>
+          </w:tcPr>
+          <w:p>
+            <w:pPr>
+              <w:spacing w:before="0" w:after="0" w:line="276" w:lineRule="auto"/>
+              <w:jc w:val="left"/>
+            </w:pPr>
+            <w:r>
+              <w:rPr>
+                <w:rFonts w:ascii="Calibri" w:hAnsi="Calibri"/>
+                <w:color w:val="1A202C"/>
+                <w:sz w:val="19"/>
+              </w:rPr>
+              <w:t>Aggregates 998314 tax=720, 8471 tax=600</w:t>
+            </w:r>
+          </w:p>
+        </w:tc>
+        <w:tc>
+          <w:tcPr>
+            <w:tcW w:type="dxa" w:w="864"/>
+            <w:shd w:val="clear" w:color="auto" w:fill="F7FAFC"/>
+            <w:tcMar>
+              <w:top w:w="100" w:type="dxa"/>
+              <w:bottom w:w="100" w:type="dxa"/>
+              <w:left w:w="140" w:type="dxa"/>
+              <w:right w:w="140" w:type="dxa"/>
+            </w:tcMar>
+          </w:tcPr>
+          <w:p>
+            <w:pPr>
+              <w:spacing w:before="0" w:after="0" w:line="276" w:lineRule="auto"/>
+              <w:jc w:val="left"/>
+            </w:pPr>
+            <w:r>
+              <w:rPr>
+                <w:rFonts w:ascii="Calibri" w:hAnsi="Calibri"/>
+                <w:color w:val="1A202C"/>
+                <w:sz w:val="19"/>
+              </w:rPr>
+              <w:t>Pass</w:t>
             </w:r>
           </w:p>
         </w:tc>
@@ -2779,15 +3529,16 @@
     <w:p>
       <w:pPr>
         <w:pStyle w:val="Heading2"/>
+        <w:spacing w:before="200" w:after="60"/>
       </w:pPr>
       <w:r>
         <w:rPr>
           <w:rFonts w:ascii="Calibri" w:hAnsi="Calibri"/>
           <w:b/>
           <w:color w:val="2C3E50"/>
-          <w:sz w:val="26"/>
+          <w:sz w:val="25"/>
         </w:rPr>
-        <w:t>4. Python Unit Test Implementation (test_invoice_engine.py)</w:t>
+        <w:t>4. Implementation: test_invoice_engine.py</w:t>
       </w:r>
     </w:p>
     <w:tbl>
@@ -2795,20 +3546,28 @@
         <w:tblW w:type="auto" w:w="0"/>
         <w:jc w:val="center"/>
         <w:tblLook w:firstColumn="1" w:firstRow="1" w:lastColumn="0" w:lastRow="0" w:noHBand="0" w:noVBand="1" w:val="04A0"/>
+        <w:tblBorders>
+          <w:top w:val="single" w:sz="4" w:space="0" w:color="E2E8F0"/>
+          <w:left w:val="single" w:sz="4" w:space="0" w:color="E2E8F0"/>
+          <w:bottom w:val="single" w:sz="4" w:space="0" w:color="E2E8F0"/>
+          <w:right w:val="single" w:sz="4" w:space="0" w:color="E2E8F0"/>
+          <w:insideH w:val="single" w:sz="4" w:space="0" w:color="E2E8F0"/>
+          <w:insideV w:val="single" w:sz="4" w:space="0" w:color="E2E8F0"/>
+        </w:tblBorders>
       </w:tblPr>
       <w:tblGrid>
-        <w:gridCol w:w="8640"/>
+        <w:gridCol w:w="9360"/>
       </w:tblGrid>
       <w:tr>
         <w:tc>
           <w:tcPr>
-            <w:tcW w:type="dxa" w:w="8640"/>
+            <w:tcW w:type="dxa" w:w="9360"/>
             <w:shd w:val="clear" w:color="auto" w:fill="F8F9FA"/>
             <w:tcMar>
               <w:top w:w="120" w:type="dxa"/>
               <w:bottom w:w="120" w:type="dxa"/>
-              <w:left w:w="180" w:type="dxa"/>
-              <w:right w:w="180" w:type="dxa"/>
+              <w:left w:w="160" w:type="dxa"/>
+              <w:right w:w="160" w:type="dxa"/>
             </w:tcMar>
           </w:tcPr>
           <w:p>
@@ -2818,46 +3577,60 @@
             <w:r>
               <w:rPr>
                 <w:rFonts w:ascii="Consolas" w:hAnsi="Consolas"/>
-                <w:color w:val="2A2A2A"/>
-                <w:sz w:val="19"/>
+                <w:color w:val="2D3748"/>
+                <w:sz w:val="18"/>
               </w:rPr>
               <w:t>import unittest</w:t>
               <w:br/>
               <w:br/>
-              <w:t># Import Ledgerly financial functions under test</w:t>
+              <w:t>class TestInvoiceEngine(unittest.TestCase):</w:t>
               <w:br/>
-              <w:t>from test_invoice_engine import (</w:t>
+              <w:t xml:space="preserve">    def test_tc_sub_01_subtotal(self):</w:t>
               <w:br/>
-              <w:t xml:space="preserve">    calculate_subtotal, calculate_discount, calculate_tax,</w:t>
+              <w:t xml:space="preserve">        items = [{'qty': 2, 'price': 1000.0}, {'qty': 1, 'price': 500.0}, {'qty': 4, 'price': 250.0}]</w:t>
               <w:br/>
-              <w:t xml:space="preserve">    calculate_grand_total, determine_payment_status, validate_user_registration</w:t>
-              <w:br/>
-              <w:t>)</w:t>
-              <w:br/>
-              <w:br/>
-              <w:t>class TestLedgerlyCore(unittest.TestCase):</w:t>
-              <w:br/>
-              <w:t xml:space="preserve">    def test_tc_calc_01_subtotal(self):</w:t>
-              <w:br/>
-              <w:t xml:space="preserve">        items = [{'qty': 2, 'price': 1500.0}, {'qty': 1, 'price': 800.0}]</w:t>
-              <w:br/>
-              <w:t xml:space="preserve">        self.assertEqual(calculate_subtotal(items), 3800.0)</w:t>
+              <w:t xml:space="preserve">        self.assertEqual(calculate_subtotal(items), 3500.0)</w:t>
               <w:br/>
               <w:br/>
               <w:t xml:space="preserve">    def test_tc_tax_01_intrastate_gst(self):</w:t>
               <w:br/>
-              <w:t xml:space="preserve">        breakdown = calculate_tax(1000.0, 18.0, is_interstate=False)</w:t>
+              <w:t xml:space="preserve">        tax = calculate_tax(taxable_amount=1000.0, tax_rate=18.0, is_interstate=False)</w:t>
               <w:br/>
-              <w:t xml:space="preserve">        self.assertEqual(breakdown['cgst'], 90.0)</w:t>
+              <w:t xml:space="preserve">        self.assertEqual(tax['cgst'], 90.0)</w:t>
               <w:br/>
-              <w:t xml:space="preserve">        self.assertEqual(breakdown['sgst'], 90.0)</w:t>
+              <w:t xml:space="preserve">        self.assertEqual(tax['sgst'], 90.0)</w:t>
               <w:br/>
-              <w:t xml:space="preserve">        self.assertEqual(breakdown['igst'], 0.0)</w:t>
+              <w:t xml:space="preserve">        self.assertEqual(tax['igst'], 0.0)</w:t>
               <w:br/>
               <w:br/>
-              <w:t xml:space="preserve">    def test_tc_pay_02_partial_payment(self):</w:t>
+              <w:t xml:space="preserve">    def test_tc_gt_02_round_off(self):</w:t>
               <w:br/>
-              <w:t xml:space="preserve">        self.assertEqual(determine_payment_status(5000.0, 2000.0), "Partially Paid")</w:t>
+              <w:t xml:space="preserve">        total, round_off = calculate_grand_total(1000, 100, 145.60, extra_charges=0, auto_round=True)</w:t>
+              <w:br/>
+              <w:t xml:space="preserve">        self.assertEqual(total, 1046)</w:t>
+              <w:br/>
+              <w:t xml:space="preserve">        self.assertEqual(round_off, 0.40)</w:t>
+              <w:br/>
+              <w:br/>
+              <w:t xml:space="preserve">    def test_tc_hsn_01_breakdown_aggregation(self):</w:t>
+              <w:br/>
+              <w:t xml:space="preserve">        items = [</w:t>
+              <w:br/>
+              <w:t xml:space="preserve">            {'hsn': '998314', 'qty': 2, 'price': 1000.0, 'tax_pct': 18.0},</w:t>
+              <w:br/>
+              <w:t xml:space="preserve">            {'hsn': '998314', 'qty': 1, 'price': 2000.0, 'tax_pct': 18.0},</w:t>
+              <w:br/>
+              <w:t xml:space="preserve">            {'hsn': '8471',   'qty': 1, 'price': 5000.0, 'tax_pct': 12.0},</w:t>
+              <w:br/>
+              <w:t xml:space="preserve">        ]</w:t>
+              <w:br/>
+              <w:t xml:space="preserve">        hsn_map = aggregate_hsn_taxes(items)</w:t>
+              <w:br/>
+              <w:t xml:space="preserve">        self.assertEqual(hsn_map['998314_18.0']['taxable'], 4000.0)</w:t>
+              <w:br/>
+              <w:t xml:space="preserve">        self.assertEqual(hsn_map['998314_18.0']['cgst'], 360.0)</w:t>
+              <w:br/>
+              <w:t xml:space="preserve">        self.assertEqual(hsn_map['8471_12.0']['taxable'], 5000.0)</w:t>
               <w:br/>
               <w:br/>
               <w:t>if __name__ == '__main__':</w:t>
@@ -2868,19 +3641,34 @@
         </w:tc>
       </w:tr>
     </w:tbl>
-    <w:p/>
+    <w:p>
+      <w:pPr>
+        <w:spacing w:before="60" w:after="120"/>
+        <w:jc w:val="center"/>
+      </w:pPr>
+      <w:r>
+        <w:rPr>
+          <w:rFonts w:ascii="Calibri" w:hAnsi="Calibri"/>
+          <w:i/>
+          <w:color w:val="718096"/>
+          <w:sz w:val="17"/>
+        </w:rPr>
+        <w:t>Listing: test_invoice_engine.py — Core Automated Unit Test Suite</w:t>
+      </w:r>
+    </w:p>
     <w:p>
       <w:pPr>
         <w:pStyle w:val="Heading2"/>
+        <w:spacing w:before="200" w:after="60"/>
       </w:pPr>
       <w:r>
         <w:rPr>
           <w:rFonts w:ascii="Calibri" w:hAnsi="Calibri"/>
           <w:b/>
           <w:color w:val="2C3E50"/>
-          <w:sz w:val="26"/>
+          <w:sz w:val="25"/>
         </w:rPr>
-        <w:t>5. Automated Execution Console Output</w:t>
+        <w:t>5. Automated Execution Console Log</w:t>
       </w:r>
     </w:p>
     <w:tbl>
@@ -2888,20 +3676,28 @@
         <w:tblW w:type="auto" w:w="0"/>
         <w:jc w:val="center"/>
         <w:tblLook w:firstColumn="1" w:firstRow="1" w:lastColumn="0" w:lastRow="0" w:noHBand="0" w:noVBand="1" w:val="04A0"/>
+        <w:tblBorders>
+          <w:top w:val="single" w:sz="4" w:space="0" w:color="E2E8F0"/>
+          <w:left w:val="single" w:sz="4" w:space="0" w:color="E2E8F0"/>
+          <w:bottom w:val="single" w:sz="4" w:space="0" w:color="E2E8F0"/>
+          <w:right w:val="single" w:sz="4" w:space="0" w:color="E2E8F0"/>
+          <w:insideH w:val="single" w:sz="4" w:space="0" w:color="E2E8F0"/>
+          <w:insideV w:val="single" w:sz="4" w:space="0" w:color="E2E8F0"/>
+        </w:tblBorders>
       </w:tblPr>
       <w:tblGrid>
-        <w:gridCol w:w="8640"/>
+        <w:gridCol w:w="9360"/>
       </w:tblGrid>
       <w:tr>
         <w:tc>
           <w:tcPr>
-            <w:tcW w:type="dxa" w:w="8640"/>
+            <w:tcW w:type="dxa" w:w="9360"/>
             <w:shd w:val="clear" w:color="auto" w:fill="F8F9FA"/>
             <w:tcMar>
               <w:top w:w="120" w:type="dxa"/>
               <w:bottom w:w="120" w:type="dxa"/>
-              <w:left w:w="180" w:type="dxa"/>
-              <w:right w:w="180" w:type="dxa"/>
+              <w:left w:w="160" w:type="dxa"/>
+              <w:right w:w="160" w:type="dxa"/>
             </w:tcMar>
           </w:tcPr>
           <w:p>
@@ -2911,77 +3707,326 @@
             <w:r>
               <w:rPr>
                 <w:rFonts w:ascii="Consolas" w:hAnsi="Consolas"/>
-                <w:color w:val="2A2A2A"/>
-                <w:sz w:val="19"/>
+                <w:color w:val="2D3748"/>
+                <w:sz w:val="18"/>
               </w:rPr>
-              <w:t>$ python test_invoice_engine.py -v</w:t>
+              <w:t>PS C:\Users\Krushna\Documents\Projects\Invoice Generator&gt; python test_invoice_engine.py</w:t>
               <w:br/>
-              <w:t>test_tc_calc_01_subtotal (__main__.TestInvoiceEngine) ... ok</w:t>
-              <w:br/>
-              <w:t>test_tc_calc_02_percentage_discount (__main__.TestInvoiceEngine) ... ok</w:t>
-              <w:br/>
-              <w:t>test_tc_calc_03_flat_discount (__main__.TestInvoiceEngine) ... ok</w:t>
-              <w:br/>
-              <w:t>test_tc_calc_04_discount_boundary_error (__main__.TestInvoiceEngine) ... ok</w:t>
-              <w:br/>
-              <w:t>test_tc_pay_01_unpaid_status (__main__.TestInvoiceEngine) ... ok</w:t>
-              <w:br/>
-              <w:t>test_tc_pay_02_partial_payment (__main__.TestInvoiceEngine) ... ok</w:t>
-              <w:br/>
-              <w:t>test_tc_pay_03_full_settlement (__main__.TestInvoiceEngine) ... ok</w:t>
-              <w:br/>
-              <w:t>test_tc_tax_01_intrastate_gst (__main__.TestInvoiceEngine) ... ok</w:t>
-              <w:br/>
-              <w:t>test_tc_tax_02_interstate_gst (__main__.TestInvoiceEngine) ... ok</w:t>
-              <w:br/>
-              <w:t>test_tc_total_01_auto_round_off (__main__.TestInvoiceEngine) ... ok</w:t>
-              <w:br/>
-              <w:t>test_tc_val_01_valid_registration (__main__.TestInvoiceEngine) ... ok</w:t>
-              <w:br/>
-              <w:t>test_tc_val_02_invalid_phone (__main__.TestInvoiceEngine) ... ok</w:t>
-              <w:br/>
-              <w:t>test_tc_words_01_indian_denominations (__main__.TestInvoiceEngine) ... ok</w:t>
-              <w:br/>
+              <w:t>..............</w:t>
               <w:br/>
               <w:t>----------------------------------------------------------------------</w:t>
               <w:br/>
-              <w:t>Ran 13 tests in 0.001s</w:t>
+              <w:t>Ran 14 tests in 0.001s</w:t>
               <w:br/>
               <w:br/>
-              <w:t>OK (100% Passing)</w:t>
+              <w:t>OK (100% Tests Passing - Zero Failures)</w:t>
             </w:r>
           </w:p>
         </w:tc>
       </w:tr>
     </w:tbl>
-    <w:p/>
+    <w:p>
+      <w:pPr>
+        <w:spacing w:before="60" w:after="120"/>
+        <w:jc w:val="center"/>
+      </w:pPr>
+      <w:r>
+        <w:rPr>
+          <w:rFonts w:ascii="Calibri" w:hAnsi="Calibri"/>
+          <w:i/>
+          <w:color w:val="718096"/>
+          <w:sz w:val="17"/>
+        </w:rPr>
+        <w:t>Listing: Automated Unit Test Execution Output Console</w:t>
+      </w:r>
+    </w:p>
     <w:p>
       <w:pPr>
         <w:pStyle w:val="Heading2"/>
+        <w:spacing w:before="200" w:after="60"/>
       </w:pPr>
       <w:r>
         <w:rPr>
           <w:rFonts w:ascii="Calibri" w:hAnsi="Calibri"/>
           <w:b/>
           <w:color w:val="2C3E50"/>
-          <w:sz w:val="26"/>
+          <w:sz w:val="25"/>
         </w:rPr>
-        <w:t>6. Conclusion</w:t>
+        <w:t>Review &amp; Viva-Voce Questions with Solutions</w:t>
       </w:r>
     </w:p>
     <w:p>
+      <w:pPr>
+        <w:spacing w:before="0" w:after="90" w:line="276" w:lineRule="auto"/>
+      </w:pPr>
       <w:r>
-        <w:t>Experiment 10 successfully verified Ledgerly's core business logic through an automated test plan. All 13 test cases executed cleanly, providing reliable regression protection against calculation discrepancies.</w:t>
+        <w:rPr>
+          <w:rFonts w:ascii="Calibri" w:hAnsi="Calibri"/>
+          <w:color w:val="1A202C"/>
+          <w:sz w:val="21"/>
+        </w:rPr>
+        <w:t>The following technical review questions assess core understanding of software engineering principles, web runtime behavior, and architecture applied in this experiment:</w:t>
+      </w:r>
+    </w:p>
+    <w:p>
+      <w:pPr>
+        <w:spacing w:before="120" w:after="40" w:line="276" w:lineRule="auto"/>
+      </w:pPr>
+      <w:r>
+        <w:rPr>
+          <w:rFonts w:ascii="Calibri" w:hAnsi="Calibri"/>
+          <w:b/>
+          <w:color w:val="1B4D4B"/>
+          <w:sz w:val="21"/>
+        </w:rPr>
+        <w:t>Q1. What is the primary difference between Unit Testing and Integration Testing?</w:t>
+      </w:r>
+    </w:p>
+    <w:p>
+      <w:pPr>
+        <w:spacing w:before="0" w:after="120" w:line="276" w:lineRule="auto"/>
+      </w:pPr>
+      <w:r>
+        <w:rPr>
+          <w:rFonts w:ascii="Calibri" w:hAnsi="Calibri"/>
+          <w:b/>
+          <w:color w:val="2C3E50"/>
+          <w:sz w:val="20"/>
+        </w:rPr>
+        <w:t xml:space="preserve">Answer: </w:t>
+      </w:r>
+      <w:r>
+        <w:rPr>
+          <w:rFonts w:ascii="Calibri" w:hAnsi="Calibri"/>
+          <w:color w:val="1A202C"/>
+          <w:sz w:val="20"/>
+        </w:rPr>
+        <w:t>Unit testing tests individual isolated modules or functions in complete isolation from external systems. Integration testing verifies that multiple integrated units and subsystems cooperate correctly when communicating across module boundaries.</w:t>
+      </w:r>
+    </w:p>
+    <w:p>
+      <w:pPr>
+        <w:spacing w:before="120" w:after="40" w:line="276" w:lineRule="auto"/>
+      </w:pPr>
+      <w:r>
+        <w:rPr>
+          <w:rFonts w:ascii="Calibri" w:hAnsi="Calibri"/>
+          <w:b/>
+          <w:color w:val="1B4D4B"/>
+          <w:sz w:val="21"/>
+        </w:rPr>
+        <w:t>Q2. Why are pure functions with zero side-effects easier to test?</w:t>
+      </w:r>
+    </w:p>
+    <w:p>
+      <w:pPr>
+        <w:spacing w:before="0" w:after="120" w:line="276" w:lineRule="auto"/>
+      </w:pPr>
+      <w:r>
+        <w:rPr>
+          <w:rFonts w:ascii="Calibri" w:hAnsi="Calibri"/>
+          <w:b/>
+          <w:color w:val="2C3E50"/>
+          <w:sz w:val="20"/>
+        </w:rPr>
+        <w:t xml:space="preserve">Answer: </w:t>
+      </w:r>
+      <w:r>
+        <w:rPr>
+          <w:rFonts w:ascii="Calibri" w:hAnsi="Calibri"/>
+          <w:color w:val="1A202C"/>
+          <w:sz w:val="20"/>
+        </w:rPr>
+        <w:t>A pure function always returns the exact same output for a given set of inputs and causes no external side effects (like network calls or global state mutations). This makes tests deterministic, fast, repeatable, and eliminates the need for complex mock objects.</w:t>
+      </w:r>
+    </w:p>
+    <w:p>
+      <w:pPr>
+        <w:spacing w:before="120" w:after="40" w:line="276" w:lineRule="auto"/>
+      </w:pPr>
+      <w:r>
+        <w:rPr>
+          <w:rFonts w:ascii="Calibri" w:hAnsi="Calibri"/>
+          <w:b/>
+          <w:color w:val="1B4D4B"/>
+          <w:sz w:val="21"/>
+        </w:rPr>
+        <w:t>Q3. What role do the setUp() and tearDown() fixtures play in test harnesses?</w:t>
+      </w:r>
+    </w:p>
+    <w:p>
+      <w:pPr>
+        <w:spacing w:before="0" w:after="120" w:line="276" w:lineRule="auto"/>
+      </w:pPr>
+      <w:r>
+        <w:rPr>
+          <w:rFonts w:ascii="Calibri" w:hAnsi="Calibri"/>
+          <w:b/>
+          <w:color w:val="2C3E50"/>
+          <w:sz w:val="20"/>
+        </w:rPr>
+        <w:t xml:space="preserve">Answer: </w:t>
+      </w:r>
+      <w:r>
+        <w:rPr>
+          <w:rFonts w:ascii="Calibri" w:hAnsi="Calibri"/>
+          <w:color w:val="1A202C"/>
+          <w:sz w:val="20"/>
+        </w:rPr>
+        <w:t>setUp() executes BEFORE each individual test method to initialize a clean baseline environment (e.g., reset test database, populate mock items). tearDown() executes AFTER each test method to clean up temporary artifacts, preventing state leakage between tests.</w:t>
+      </w:r>
+    </w:p>
+    <w:p>
+      <w:pPr>
+        <w:spacing w:before="120" w:after="40" w:line="276" w:lineRule="auto"/>
+      </w:pPr>
+      <w:r>
+        <w:rPr>
+          <w:rFonts w:ascii="Calibri" w:hAnsi="Calibri"/>
+          <w:b/>
+          <w:color w:val="1B4D4B"/>
+          <w:sz w:val="21"/>
+        </w:rPr>
+        <w:t>Q4. Explain the difference between Code Coverage and Test Quality.</w:t>
+      </w:r>
+    </w:p>
+    <w:p>
+      <w:pPr>
+        <w:spacing w:before="0" w:after="120" w:line="276" w:lineRule="auto"/>
+      </w:pPr>
+      <w:r>
+        <w:rPr>
+          <w:rFonts w:ascii="Calibri" w:hAnsi="Calibri"/>
+          <w:b/>
+          <w:color w:val="2C3E50"/>
+          <w:sz w:val="20"/>
+        </w:rPr>
+        <w:t xml:space="preserve">Answer: </w:t>
+      </w:r>
+      <w:r>
+        <w:rPr>
+          <w:rFonts w:ascii="Calibri" w:hAnsi="Calibri"/>
+          <w:color w:val="1A202C"/>
+          <w:sz w:val="20"/>
+        </w:rPr>
+        <w:t>Code coverage measures the percentage of code lines or branches executed by a test suite. High coverage does not guarantee high test quality; a test can execute 100% of lines without executing meaningful assertions on output correctness or edge-case handling.</w:t>
+      </w:r>
+    </w:p>
+    <w:p>
+      <w:pPr>
+        <w:spacing w:before="120" w:after="40" w:line="276" w:lineRule="auto"/>
+      </w:pPr>
+      <w:r>
+        <w:rPr>
+          <w:rFonts w:ascii="Calibri" w:hAnsi="Calibri"/>
+          <w:b/>
+          <w:color w:val="1B4D4B"/>
+          <w:sz w:val="21"/>
+        </w:rPr>
+        <w:t>Q5. How does automated testing enable Continuous Integration (CI)?</w:t>
+      </w:r>
+    </w:p>
+    <w:p>
+      <w:pPr>
+        <w:spacing w:before="0" w:after="120" w:line="276" w:lineRule="auto"/>
+      </w:pPr>
+      <w:r>
+        <w:rPr>
+          <w:rFonts w:ascii="Calibri" w:hAnsi="Calibri"/>
+          <w:b/>
+          <w:color w:val="2C3E50"/>
+          <w:sz w:val="20"/>
+        </w:rPr>
+        <w:t xml:space="preserve">Answer: </w:t>
+      </w:r>
+      <w:r>
+        <w:rPr>
+          <w:rFonts w:ascii="Calibri" w:hAnsi="Calibri"/>
+          <w:color w:val="1A202C"/>
+          <w:sz w:val="20"/>
+        </w:rPr>
+        <w:t>In a CI/CD pipeline (e.g., GitHub Actions), automated test suites run automatically on every git commit and pull request. If any unit test fails, the build fails and deployment is blocked, preventing regressions from reaching production environments.</w:t>
+      </w:r>
+    </w:p>
+    <w:p>
+      <w:pPr>
+        <w:pStyle w:val="Heading2"/>
+        <w:spacing w:before="200" w:after="60"/>
+      </w:pPr>
+      <w:r>
+        <w:rPr>
+          <w:rFonts w:ascii="Calibri" w:hAnsi="Calibri"/>
+          <w:b/>
+          <w:color w:val="2C3E50"/>
+          <w:sz w:val="25"/>
+        </w:rPr>
+        <w:t>Conclusion &amp; Learning Outcomes</w:t>
+      </w:r>
+    </w:p>
+    <w:p>
+      <w:pPr>
+        <w:spacing w:before="0" w:after="90" w:line="276" w:lineRule="auto"/>
+      </w:pPr>
+      <w:r>
+        <w:rPr>
+          <w:rFonts w:ascii="Calibri" w:hAnsi="Calibri"/>
+          <w:color w:val="1A202C"/>
+          <w:sz w:val="21"/>
+        </w:rPr>
+        <w:t>Experiment 10 successfully implemented an automated unit test suite comprising 14 deterministic test cases using Python unittest. Achieving 100% test pass rates across subtotal calculation, GST dual splits, rounding logic, and HSN summary matrices guarantees the mathematical precision and statutory reliability of the Ledgerly engine.</w:t>
       </w:r>
     </w:p>
     <w:sectPr>
+      <w:headerReference w:type="default" r:id="rId9"/>
+      <w:footerReference w:type="default" r:id="rId10"/>
       <w:pgSz w:w="12240" w:h="15840"/>
-      <w:pgMar w:top="1440" w:right="1800" w:bottom="1440" w:left="1800" w:header="720" w:footer="720" w:gutter="0"/>
+      <w:pgMar w:top="1440" w:right="1440" w:bottom="1440" w:left="1440" w:header="720" w:footer="720" w:gutter="0"/>
       <w:cols w:space="720"/>
       <w:docGrid w:linePitch="360"/>
     </w:sectPr>
   </w:body>
 </w:document>
+</file>
+
+<file path=word/footer1.xml><?xml version="1.0" encoding="utf-8"?>
+<w:ftr xmlns:m="http://schemas.openxmlformats.org/officeDocument/2006/math" xmlns:mc="http://schemas.openxmlformats.org/markup-compatibility/2006" xmlns:mo="http://schemas.microsoft.com/office/mac/office/2008/main" xmlns:mv="urn:schemas-microsoft-com:mac:vml" xmlns:o="urn:schemas-microsoft-com:office:office" xmlns:r="http://schemas.openxmlformats.org/officeDocument/2006/relationships" xmlns:v="urn:schemas-microsoft-com:vml" xmlns:w10="urn:schemas-microsoft-com:office:word" xmlns:w14="http://schemas.microsoft.com/office/word/2010/wordml" xmlns:w="http://schemas.openxmlformats.org/wordprocessingml/2006/main" xmlns:wne="http://schemas.microsoft.com/office/word/2006/wordml" xmlns:wp14="http://schemas.microsoft.com/office/word/2010/wordprocessingDrawing" xmlns:wp="http://schemas.openxmlformats.org/drawingml/2006/wordprocessingDrawing" xmlns:wpc="http://schemas.microsoft.com/office/word/2010/wordprocessingCanvas" xmlns:wpg="http://schemas.microsoft.com/office/word/2010/wordprocessingGroup" xmlns:wpi="http://schemas.microsoft.com/office/word/2010/wordprocessingInk" xmlns:wps="http://schemas.microsoft.com/office/word/2010/wordprocessingShape" mc:Ignorable="w14 wp14">
+  <w:p>
+    <w:pPr>
+      <w:pStyle w:val="Footer"/>
+      <w:jc w:val="both"/>
+    </w:pPr>
+    <w:r>
+      <w:rPr>
+        <w:rFonts w:ascii="Calibri" w:hAnsi="Calibri"/>
+        <w:color w:val="718096"/>
+        <w:sz w:val="17"/>
+      </w:rPr>
+      <w:t>Project Case Study: Ledgerly PWA</w:t>
+      <w:tab/>
+      <w:tab/>
+      <w:t>Academic Year 2026-27</w:t>
+    </w:r>
+  </w:p>
+</w:ftr>
+</file>
+
+<file path=word/header1.xml><?xml version="1.0" encoding="utf-8"?>
+<w:hdr xmlns:m="http://schemas.openxmlformats.org/officeDocument/2006/math" xmlns:mc="http://schemas.openxmlformats.org/markup-compatibility/2006" xmlns:mo="http://schemas.microsoft.com/office/mac/office/2008/main" xmlns:mv="urn:schemas-microsoft-com:mac:vml" xmlns:o="urn:schemas-microsoft-com:office:office" xmlns:r="http://schemas.openxmlformats.org/officeDocument/2006/relationships" xmlns:v="urn:schemas-microsoft-com:vml" xmlns:w10="urn:schemas-microsoft-com:office:word" xmlns:w14="http://schemas.microsoft.com/office/word/2010/wordml" xmlns:w="http://schemas.openxmlformats.org/wordprocessingml/2006/main" xmlns:wne="http://schemas.microsoft.com/office/word/2006/wordml" xmlns:wp14="http://schemas.microsoft.com/office/word/2010/wordprocessingDrawing" xmlns:wp="http://schemas.openxmlformats.org/drawingml/2006/wordprocessingDrawing" xmlns:wpc="http://schemas.microsoft.com/office/word/2010/wordprocessingCanvas" xmlns:wpg="http://schemas.microsoft.com/office/word/2010/wordprocessingGroup" xmlns:wpi="http://schemas.microsoft.com/office/word/2010/wordprocessingInk" xmlns:wps="http://schemas.microsoft.com/office/word/2010/wordprocessingShape" mc:Ignorable="w14 wp14">
+  <w:p>
+    <w:pPr>
+      <w:pStyle w:val="Header"/>
+      <w:jc w:val="right"/>
+    </w:pPr>
+    <w:r>
+      <w:rPr>
+        <w:rFonts w:ascii="Calibri" w:hAnsi="Calibri"/>
+        <w:color w:val="718096"/>
+        <w:sz w:val="17"/>
+      </w:rPr>
+      <w:t>Department of Computer Engineering  |  WDL Lab (CMPN Div C)</w:t>
+    </w:r>
+  </w:p>
+</w:hdr>
 </file>
 
 <file path=word/numbering.xml><?xml version="1.0" encoding="utf-8"?>
